--- a/docs/Capstone2_PRD_Surgical_Oncology_Dashboard.docx
+++ b/docs/Capstone2_PRD_Surgical_Oncology_Dashboard.docx
@@ -11212,10 +11212,10 @@
           <w:b/>
           <w:bCs/>
         </w:rPr>
-        <w:t xml:space="preserve">The judge metric did not improve, and that is the honest result.</w:t>
-      </w:r>
-      <w:r>
-        <w:t xml:space="preserve"> Two cases remain marked inappropriate, and at least one is a real weakness rather than judge pedantry: for an ER 95% / PR 80% / HER2-negative early breast cancer the suggestion led with adjuvant chemotherapy where endocrine therapy is standard. The retrieval fix addressed </w:t>
+        <w:t xml:space="preserve">The judge metric did not improve from the retrieval fix, and that is the honest result.</w:t>
+      </w:r>
+      <w:r>
+        <w:t xml:space="preserve"> Retrieval addressed </w:t>
       </w:r>
       <w:r>
         <w:rPr>
@@ -11235,7 +11235,723 @@
         <w:t xml:space="preserve">clinical judgement within a correctly retrieved guideline</w:t>
       </w:r>
       <w:r>
-        <w:t xml:space="preserve">. That remains open.</w:t>
+        <w:t xml:space="preserve">.</w:t>
+      </w:r>
+    </w:p>
+    <w:p>
+      <w:pPr>
+        <w:pStyle w:val="Heading3"/>
+        <w:keepNext/>
+        <w:spacing w:after="130" w:before="260"/>
+      </w:pPr>
+      <w:r>
+        <w:t xml:space="preserve">Agentic RAG — grade-and-retry</w:t>
+      </w:r>
+    </w:p>
+    <w:p>
+      <w:pPr>
+        <w:spacing w:after="130" w:line="276"/>
+      </w:pPr>
+      <w:r>
+        <w:t xml:space="preserve">The Session 6 self-check (</w:t>
+      </w:r>
+      <w:r>
+        <w:rPr>
+          <w:rFonts w:ascii="Consolas" w:cs="Consolas" w:eastAsia="Consolas" w:hAnsi="Consolas"/>
+          <w:color w:val="9A281B"/>
+          <w:sz w:val="18"/>
+          <w:szCs w:val="18"/>
+        </w:rPr>
+        <w:t xml:space="preserve">ai/rag/agentic_rag.py</w:t>
+      </w:r>
+      <w:r>
+        <w:t xml:space="preserve">) is wired into decision suggestions: the draft is graded against its own passages — is every claim supported? — and rewritten with the grader's objection if not, up to twice.</w:t>
+      </w:r>
+    </w:p>
+    <w:p>
+      <w:pPr>
+        <w:spacing w:after="130" w:line="276"/>
+      </w:pPr>
+      <w:r>
+        <w:t xml:space="preserve">The </w:t>
+      </w:r>
+      <w:r>
+        <w:rPr>
+          <w:b/>
+          <w:bCs/>
+        </w:rPr>
+        <w:t xml:space="preserve">grader</w:t>
+      </w:r>
+      <w:r>
+        <w:t xml:space="preserve"> is reused as-is. The </w:t>
+      </w:r>
+      <w:r>
+        <w:rPr>
+          <w:b/>
+          <w:bCs/>
+        </w:rPr>
+        <w:t xml:space="preserve">retry</w:t>
+      </w:r>
+      <w:r>
+        <w:t xml:space="preserve"> is written here rather than reused, because the Session 6 version rewrites against that module's generic prompt; reusing it would throw away the rules that stop this system proposing a treatment the patient has already had.</w:t>
+      </w:r>
+    </w:p>
+    <w:p>
+      <w:pPr>
+        <w:spacing w:after="130" w:line="276"/>
+      </w:pPr>
+      <w:r>
+        <w:t xml:space="preserve">Measured with </w:t>
+      </w:r>
+      <w:r>
+        <w:rPr>
+          <w:rFonts w:ascii="Consolas" w:cs="Consolas" w:eastAsia="Consolas" w:hAnsi="Consolas"/>
+          <w:color w:val="9A281B"/>
+          <w:sz w:val="18"/>
+          <w:szCs w:val="18"/>
+        </w:rPr>
+        <w:t xml:space="preserve">eval_guidelines --agentic --judge</w:t>
+      </w:r>
+      <w:r>
+        <w:t xml:space="preserve"> against the same 12 cases:</w:t>
+      </w:r>
+    </w:p>
+    <w:tbl>
+      <w:tblPr>
+        <w:tblW w:type="dxa" w:w="10080"/>
+        <w:tblBorders>
+          <w:top w:val="single" w:color="auto" w:sz="4"/>
+          <w:left w:val="single" w:color="auto" w:sz="4"/>
+          <w:bottom w:val="single" w:color="auto" w:sz="4"/>
+          <w:right w:val="single" w:color="auto" w:sz="4"/>
+          <w:insideH w:val="single" w:color="auto" w:sz="4"/>
+          <w:insideV w:val="single" w:color="auto" w:sz="4"/>
+        </w:tblBorders>
+      </w:tblPr>
+      <w:tblGrid>
+        <w:gridCol w:w="3360"/>
+        <w:gridCol w:w="3360"/>
+        <w:gridCol w:w="3360"/>
+      </w:tblGrid>
+      <w:tr>
+        <w:trPr>
+          <w:tblHeader/>
+        </w:trPr>
+        <w:tc>
+          <w:tcPr>
+            <w:tcW w:type="dxa" w:w="3360"/>
+            <w:shd w:fill="028090" w:val="clear"/>
+            <w:tcMar>
+              <w:top w:type="dxa" w:w="70"/>
+              <w:left w:type="dxa" w:w="110"/>
+              <w:bottom w:type="dxa" w:w="70"/>
+              <w:right w:type="dxa" w:w="110"/>
+            </w:tcMar>
+          </w:tcPr>
+          <w:p>
+            <w:pPr>
+              <w:spacing w:after="0" w:line="250"/>
+            </w:pPr>
+            <w:r>
+              <w:rPr>
+                <w:b/>
+                <w:bCs/>
+                <w:color w:val="FFFFFF"/>
+                <w:sz w:val="18"/>
+                <w:szCs w:val="18"/>
+              </w:rPr>
+              <w:t xml:space="preserve">Metric</w:t>
+            </w:r>
+          </w:p>
+        </w:tc>
+        <w:tc>
+          <w:tcPr>
+            <w:tcW w:type="dxa" w:w="3360"/>
+            <w:shd w:fill="028090" w:val="clear"/>
+            <w:tcMar>
+              <w:top w:type="dxa" w:w="70"/>
+              <w:left w:type="dxa" w:w="110"/>
+              <w:bottom w:type="dxa" w:w="70"/>
+              <w:right w:type="dxa" w:w="110"/>
+            </w:tcMar>
+          </w:tcPr>
+          <w:p>
+            <w:pPr>
+              <w:spacing w:after="0" w:line="250"/>
+            </w:pPr>
+            <w:r>
+              <w:rPr>
+                <w:b/>
+                <w:bCs/>
+                <w:color w:val="FFFFFF"/>
+                <w:sz w:val="18"/>
+                <w:szCs w:val="18"/>
+              </w:rPr>
+              <w:t xml:space="preserve">Single-shot</w:t>
+            </w:r>
+          </w:p>
+        </w:tc>
+        <w:tc>
+          <w:tcPr>
+            <w:tcW w:type="dxa" w:w="3360"/>
+            <w:shd w:fill="028090" w:val="clear"/>
+            <w:tcMar>
+              <w:top w:type="dxa" w:w="70"/>
+              <w:left w:type="dxa" w:w="110"/>
+              <w:bottom w:type="dxa" w:w="70"/>
+              <w:right w:type="dxa" w:w="110"/>
+            </w:tcMar>
+          </w:tcPr>
+          <w:p>
+            <w:pPr>
+              <w:spacing w:after="0" w:line="250"/>
+            </w:pPr>
+            <w:r>
+              <w:rPr>
+                <w:b/>
+                <w:bCs/>
+                <w:color w:val="FFFFFF"/>
+                <w:sz w:val="18"/>
+                <w:szCs w:val="18"/>
+              </w:rPr>
+              <w:t xml:space="preserve">Grade-and-retry</w:t>
+            </w:r>
+          </w:p>
+        </w:tc>
+      </w:tr>
+      <w:tr>
+        <w:tc>
+          <w:tcPr>
+            <w:tcW w:type="dxa" w:w="3360"/>
+            <w:shd w:fill="FFFFFF" w:val="clear"/>
+            <w:tcMar>
+              <w:top w:type="dxa" w:w="70"/>
+              <w:left w:type="dxa" w:w="110"/>
+              <w:bottom w:type="dxa" w:w="70"/>
+              <w:right w:type="dxa" w:w="110"/>
+            </w:tcMar>
+          </w:tcPr>
+          <w:p>
+            <w:pPr>
+              <w:spacing w:after="0" w:line="250"/>
+            </w:pPr>
+            <w:r>
+              <w:rPr>
+                <w:sz w:val="18"/>
+                <w:szCs w:val="18"/>
+              </w:rPr>
+              <w:t xml:space="preserve">Refusal calibration</w:t>
+            </w:r>
+          </w:p>
+        </w:tc>
+        <w:tc>
+          <w:tcPr>
+            <w:tcW w:type="dxa" w:w="3360"/>
+            <w:shd w:fill="FFFFFF" w:val="clear"/>
+            <w:tcMar>
+              <w:top w:type="dxa" w:w="70"/>
+              <w:left w:type="dxa" w:w="110"/>
+              <w:bottom w:type="dxa" w:w="70"/>
+              <w:right w:type="dxa" w:w="110"/>
+            </w:tcMar>
+          </w:tcPr>
+          <w:p>
+            <w:pPr>
+              <w:spacing w:after="0" w:line="250"/>
+            </w:pPr>
+            <w:r>
+              <w:rPr>
+                <w:sz w:val="18"/>
+                <w:szCs w:val="18"/>
+              </w:rPr>
+              <w:t xml:space="preserve">12/12</w:t>
+            </w:r>
+          </w:p>
+        </w:tc>
+        <w:tc>
+          <w:tcPr>
+            <w:tcW w:type="dxa" w:w="3360"/>
+            <w:shd w:fill="FFFFFF" w:val="clear"/>
+            <w:tcMar>
+              <w:top w:type="dxa" w:w="70"/>
+              <w:left w:type="dxa" w:w="110"/>
+              <w:bottom w:type="dxa" w:w="70"/>
+              <w:right w:type="dxa" w:w="110"/>
+            </w:tcMar>
+          </w:tcPr>
+          <w:p>
+            <w:pPr>
+              <w:spacing w:after="0" w:line="250"/>
+            </w:pPr>
+            <w:r>
+              <w:rPr>
+                <w:sz w:val="18"/>
+                <w:szCs w:val="18"/>
+              </w:rPr>
+              <w:t xml:space="preserve">12/12</w:t>
+            </w:r>
+          </w:p>
+        </w:tc>
+      </w:tr>
+      <w:tr>
+        <w:tc>
+          <w:tcPr>
+            <w:tcW w:type="dxa" w:w="3360"/>
+            <w:shd w:fill="FFFFFF" w:val="clear"/>
+            <w:tcMar>
+              <w:top w:type="dxa" w:w="70"/>
+              <w:left w:type="dxa" w:w="110"/>
+              <w:bottom w:type="dxa" w:w="70"/>
+              <w:right w:type="dxa" w:w="110"/>
+            </w:tcMar>
+          </w:tcPr>
+          <w:p>
+            <w:pPr>
+              <w:spacing w:after="0" w:line="250"/>
+            </w:pPr>
+            <w:r>
+              <w:rPr>
+                <w:sz w:val="18"/>
+                <w:szCs w:val="18"/>
+              </w:rPr>
+              <w:t xml:space="preserve">Source correctness</w:t>
+            </w:r>
+          </w:p>
+        </w:tc>
+        <w:tc>
+          <w:tcPr>
+            <w:tcW w:type="dxa" w:w="3360"/>
+            <w:shd w:fill="FFFFFF" w:val="clear"/>
+            <w:tcMar>
+              <w:top w:type="dxa" w:w="70"/>
+              <w:left w:type="dxa" w:w="110"/>
+              <w:bottom w:type="dxa" w:w="70"/>
+              <w:right w:type="dxa" w:w="110"/>
+            </w:tcMar>
+          </w:tcPr>
+          <w:p>
+            <w:pPr>
+              <w:spacing w:after="0" w:line="250"/>
+            </w:pPr>
+            <w:r>
+              <w:rPr>
+                <w:sz w:val="18"/>
+                <w:szCs w:val="18"/>
+              </w:rPr>
+              <w:t xml:space="preserve">12/12</w:t>
+            </w:r>
+          </w:p>
+        </w:tc>
+        <w:tc>
+          <w:tcPr>
+            <w:tcW w:type="dxa" w:w="3360"/>
+            <w:shd w:fill="FFFFFF" w:val="clear"/>
+            <w:tcMar>
+              <w:top w:type="dxa" w:w="70"/>
+              <w:left w:type="dxa" w:w="110"/>
+              <w:bottom w:type="dxa" w:w="70"/>
+              <w:right w:type="dxa" w:w="110"/>
+            </w:tcMar>
+          </w:tcPr>
+          <w:p>
+            <w:pPr>
+              <w:spacing w:after="0" w:line="250"/>
+            </w:pPr>
+            <w:r>
+              <w:rPr>
+                <w:sz w:val="18"/>
+                <w:szCs w:val="18"/>
+              </w:rPr>
+              <w:t xml:space="preserve">12/12</w:t>
+            </w:r>
+          </w:p>
+        </w:tc>
+      </w:tr>
+      <w:tr>
+        <w:tc>
+          <w:tcPr>
+            <w:tcW w:type="dxa" w:w="3360"/>
+            <w:shd w:fill="FFFFFF" w:val="clear"/>
+            <w:tcMar>
+              <w:top w:type="dxa" w:w="70"/>
+              <w:left w:type="dxa" w:w="110"/>
+              <w:bottom w:type="dxa" w:w="70"/>
+              <w:right w:type="dxa" w:w="110"/>
+            </w:tcMar>
+          </w:tcPr>
+          <w:p>
+            <w:pPr>
+              <w:spacing w:after="0" w:line="250"/>
+            </w:pPr>
+            <w:r>
+              <w:rPr>
+                <w:sz w:val="18"/>
+                <w:szCs w:val="18"/>
+              </w:rPr>
+              <w:t xml:space="preserve">History safety</w:t>
+            </w:r>
+          </w:p>
+        </w:tc>
+        <w:tc>
+          <w:tcPr>
+            <w:tcW w:type="dxa" w:w="3360"/>
+            <w:shd w:fill="FFFFFF" w:val="clear"/>
+            <w:tcMar>
+              <w:top w:type="dxa" w:w="70"/>
+              <w:left w:type="dxa" w:w="110"/>
+              <w:bottom w:type="dxa" w:w="70"/>
+              <w:right w:type="dxa" w:w="110"/>
+            </w:tcMar>
+          </w:tcPr>
+          <w:p>
+            <w:pPr>
+              <w:spacing w:after="0" w:line="250"/>
+            </w:pPr>
+            <w:r>
+              <w:rPr>
+                <w:sz w:val="18"/>
+                <w:szCs w:val="18"/>
+              </w:rPr>
+              <w:t xml:space="preserve">8/8</w:t>
+            </w:r>
+          </w:p>
+        </w:tc>
+        <w:tc>
+          <w:tcPr>
+            <w:tcW w:type="dxa" w:w="3360"/>
+            <w:shd w:fill="FFFFFF" w:val="clear"/>
+            <w:tcMar>
+              <w:top w:type="dxa" w:w="70"/>
+              <w:left w:type="dxa" w:w="110"/>
+              <w:bottom w:type="dxa" w:w="70"/>
+              <w:right w:type="dxa" w:w="110"/>
+            </w:tcMar>
+          </w:tcPr>
+          <w:p>
+            <w:pPr>
+              <w:spacing w:after="0" w:line="250"/>
+            </w:pPr>
+            <w:r>
+              <w:rPr>
+                <w:sz w:val="18"/>
+                <w:szCs w:val="18"/>
+              </w:rPr>
+              <w:t xml:space="preserve">8/8</w:t>
+            </w:r>
+          </w:p>
+        </w:tc>
+      </w:tr>
+      <w:tr>
+        <w:tc>
+          <w:tcPr>
+            <w:tcW w:type="dxa" w:w="3360"/>
+            <w:shd w:fill="FFFFFF" w:val="clear"/>
+            <w:tcMar>
+              <w:top w:type="dxa" w:w="70"/>
+              <w:left w:type="dxa" w:w="110"/>
+              <w:bottom w:type="dxa" w:w="70"/>
+              <w:right w:type="dxa" w:w="110"/>
+            </w:tcMar>
+          </w:tcPr>
+          <w:p>
+            <w:pPr>
+              <w:spacing w:after="0" w:line="250"/>
+            </w:pPr>
+            <w:r>
+              <w:rPr>
+                <w:b/>
+                <w:bCs/>
+                <w:sz w:val="18"/>
+                <w:szCs w:val="18"/>
+              </w:rPr>
+              <w:t xml:space="preserve">Judge: appropriate</w:t>
+            </w:r>
+          </w:p>
+        </w:tc>
+        <w:tc>
+          <w:tcPr>
+            <w:tcW w:type="dxa" w:w="3360"/>
+            <w:shd w:fill="FFFFFF" w:val="clear"/>
+            <w:tcMar>
+              <w:top w:type="dxa" w:w="70"/>
+              <w:left w:type="dxa" w:w="110"/>
+              <w:bottom w:type="dxa" w:w="70"/>
+              <w:right w:type="dxa" w:w="110"/>
+            </w:tcMar>
+          </w:tcPr>
+          <w:p>
+            <w:pPr>
+              <w:spacing w:after="0" w:line="250"/>
+            </w:pPr>
+            <w:r>
+              <w:rPr>
+                <w:sz w:val="18"/>
+                <w:szCs w:val="18"/>
+              </w:rPr>
+              <w:t xml:space="preserve">6/8 (75%)</w:t>
+            </w:r>
+          </w:p>
+        </w:tc>
+        <w:tc>
+          <w:tcPr>
+            <w:tcW w:type="dxa" w:w="3360"/>
+            <w:shd w:fill="FFFFFF" w:val="clear"/>
+            <w:tcMar>
+              <w:top w:type="dxa" w:w="70"/>
+              <w:left w:type="dxa" w:w="110"/>
+              <w:bottom w:type="dxa" w:w="70"/>
+              <w:right w:type="dxa" w:w="110"/>
+            </w:tcMar>
+          </w:tcPr>
+          <w:p>
+            <w:pPr>
+              <w:spacing w:after="0" w:line="250"/>
+            </w:pPr>
+            <w:r>
+              <w:rPr>
+                <w:b/>
+                <w:bCs/>
+                <w:sz w:val="18"/>
+                <w:szCs w:val="18"/>
+              </w:rPr>
+              <w:t xml:space="preserve">7/8 (87%)</w:t>
+            </w:r>
+          </w:p>
+        </w:tc>
+      </w:tr>
+      <w:tr>
+        <w:tc>
+          <w:tcPr>
+            <w:tcW w:type="dxa" w:w="3360"/>
+            <w:shd w:fill="FFFFFF" w:val="clear"/>
+            <w:tcMar>
+              <w:top w:type="dxa" w:w="70"/>
+              <w:left w:type="dxa" w:w="110"/>
+              <w:bottom w:type="dxa" w:w="70"/>
+              <w:right w:type="dxa" w:w="110"/>
+            </w:tcMar>
+          </w:tcPr>
+          <w:p>
+            <w:pPr>
+              <w:spacing w:after="0" w:line="250"/>
+            </w:pPr>
+            <w:r>
+              <w:rPr>
+                <w:sz w:val="18"/>
+                <w:szCs w:val="18"/>
+              </w:rPr>
+              <w:t xml:space="preserve">Grader passed</w:t>
+            </w:r>
+          </w:p>
+        </w:tc>
+        <w:tc>
+          <w:tcPr>
+            <w:tcW w:type="dxa" w:w="3360"/>
+            <w:shd w:fill="FFFFFF" w:val="clear"/>
+            <w:tcMar>
+              <w:top w:type="dxa" w:w="70"/>
+              <w:left w:type="dxa" w:w="110"/>
+              <w:bottom w:type="dxa" w:w="70"/>
+              <w:right w:type="dxa" w:w="110"/>
+            </w:tcMar>
+          </w:tcPr>
+          <w:p>
+            <w:pPr>
+              <w:spacing w:after="0" w:line="250"/>
+            </w:pPr>
+            <w:r>
+              <w:rPr>
+                <w:sz w:val="18"/>
+                <w:szCs w:val="18"/>
+              </w:rPr>
+              <w:t xml:space="preserve">—</w:t>
+            </w:r>
+          </w:p>
+        </w:tc>
+        <w:tc>
+          <w:tcPr>
+            <w:tcW w:type="dxa" w:w="3360"/>
+            <w:shd w:fill="FFFFFF" w:val="clear"/>
+            <w:tcMar>
+              <w:top w:type="dxa" w:w="70"/>
+              <w:left w:type="dxa" w:w="110"/>
+              <w:bottom w:type="dxa" w:w="70"/>
+              <w:right w:type="dxa" w:w="110"/>
+            </w:tcMar>
+          </w:tcPr>
+          <w:p>
+            <w:pPr>
+              <w:spacing w:after="0" w:line="250"/>
+            </w:pPr>
+            <w:r>
+              <w:rPr>
+                <w:sz w:val="18"/>
+                <w:szCs w:val="18"/>
+              </w:rPr>
+              <w:t xml:space="preserve">5/8 (62%)</w:t>
+            </w:r>
+          </w:p>
+        </w:tc>
+      </w:tr>
+      <w:tr>
+        <w:tc>
+          <w:tcPr>
+            <w:tcW w:type="dxa" w:w="3360"/>
+            <w:shd w:fill="FFFFFF" w:val="clear"/>
+            <w:tcMar>
+              <w:top w:type="dxa" w:w="70"/>
+              <w:left w:type="dxa" w:w="110"/>
+              <w:bottom w:type="dxa" w:w="70"/>
+              <w:right w:type="dxa" w:w="110"/>
+            </w:tcMar>
+          </w:tcPr>
+          <w:p>
+            <w:pPr>
+              <w:spacing w:after="0" w:line="250"/>
+            </w:pPr>
+            <w:r>
+              <w:rPr>
+                <w:sz w:val="18"/>
+                <w:szCs w:val="18"/>
+              </w:rPr>
+              <w:t xml:space="preserve">Answers rewritten</w:t>
+            </w:r>
+          </w:p>
+        </w:tc>
+        <w:tc>
+          <w:tcPr>
+            <w:tcW w:type="dxa" w:w="3360"/>
+            <w:shd w:fill="FFFFFF" w:val="clear"/>
+            <w:tcMar>
+              <w:top w:type="dxa" w:w="70"/>
+              <w:left w:type="dxa" w:w="110"/>
+              <w:bottom w:type="dxa" w:w="70"/>
+              <w:right w:type="dxa" w:w="110"/>
+            </w:tcMar>
+          </w:tcPr>
+          <w:p>
+            <w:pPr>
+              <w:spacing w:after="0" w:line="250"/>
+            </w:pPr>
+            <w:r>
+              <w:rPr>
+                <w:sz w:val="18"/>
+                <w:szCs w:val="18"/>
+              </w:rPr>
+              <w:t xml:space="preserve">—</w:t>
+            </w:r>
+          </w:p>
+        </w:tc>
+        <w:tc>
+          <w:tcPr>
+            <w:tcW w:type="dxa" w:w="3360"/>
+            <w:shd w:fill="FFFFFF" w:val="clear"/>
+            <w:tcMar>
+              <w:top w:type="dxa" w:w="70"/>
+              <w:left w:type="dxa" w:w="110"/>
+              <w:bottom w:type="dxa" w:w="70"/>
+              <w:right w:type="dxa" w:w="110"/>
+            </w:tcMar>
+          </w:tcPr>
+          <w:p>
+            <w:pPr>
+              <w:spacing w:after="0" w:line="250"/>
+            </w:pPr>
+            <w:r>
+              <w:rPr>
+                <w:sz w:val="18"/>
+                <w:szCs w:val="18"/>
+              </w:rPr>
+              <w:t xml:space="preserve">4 of 8</w:t>
+            </w:r>
+          </w:p>
+        </w:tc>
+      </w:tr>
+    </w:tbl>
+    <w:p>
+      <w:pPr>
+        <w:spacing w:after="160"/>
+      </w:pPr>
+      <w:r>
+        <w:t xml:space="preserve"/>
+      </w:r>
+    </w:p>
+    <w:p>
+      <w:pPr>
+        <w:spacing w:after="130" w:line="276"/>
+      </w:pPr>
+      <w:r>
+        <w:rPr>
+          <w:b/>
+          <w:bCs/>
+        </w:rPr>
+        <w:t xml:space="preserve">What it bought.</w:t>
+      </w:r>
+      <w:r>
+        <w:t xml:space="preserve"> One case genuinely improved: the patient seven of eight cycles into NACT was previously given a plan that assumed the course was finished; the rewrite fixed it. The deterministic metrics are unchanged, as expected — grading cannot affect what was retrieved.</w:t>
+      </w:r>
+    </w:p>
+    <w:p>
+      <w:pPr>
+        <w:spacing w:after="130" w:line="276"/>
+      </w:pPr>
+      <w:r>
+        <w:rPr>
+          <w:b/>
+          <w:bCs/>
+        </w:rPr>
+        <w:t xml:space="preserve">What it cost, and what it did not fix.</w:t>
+      </w:r>
+      <w:r>
+        <w:t xml:space="preserve"> Roughly two to three times the API calls on a decision suggestion. And the ER 95% / HER2-negative case still leads with adjuvant chemotherapy where endocrine therapy is standard — the grader</w:t>
+      </w:r>
+    </w:p>
+    <w:p>
+      <w:pPr>
+        <w:spacing w:after="130" w:line="276"/>
+      </w:pPr>
+      <w:r>
+        <w:rPr>
+          <w:i/>
+          <w:iCs/>
+        </w:rPr>
+        <w:t xml:space="preserve">flagged</w:t>
+      </w:r>
+      <w:r>
+        <w:t xml:space="preserve"> it and two rewrites did not fix it, because the grader can only check claims against the retrieved passages; it cannot supply knowledge that was never retrieved.</w:t>
+      </w:r>
+    </w:p>
+    <w:p>
+      <w:pPr>
+        <w:spacing w:after="130" w:line="276"/>
+      </w:pPr>
+      <w:r>
+        <w:rPr>
+          <w:b/>
+          <w:bCs/>
+        </w:rPr>
+        <w:t xml:space="preserve">The most useful output is the 62%.</w:t>
+      </w:r>
+      <w:r>
+        <w:t xml:space="preserve"> Three of eight answers are returned while the grader still objects. Rather than hide that, the page shows </w:t>
+      </w:r>
+      <w:r>
+        <w:rPr>
+          <w:i/>
+          <w:iCs/>
+        </w:rPr>
+        <w:t xml:space="preserve">self-check still objects</w:t>
+      </w:r>
+      <w:r>
+        <w:t xml:space="preserve"> with the objection, so a clinician knows which suggestions are the weakly-grounded ones. An answer the self-check cannot fully ground is exactly the one to read hardest.</w:t>
+      </w:r>
+    </w:p>
+    <w:p>
+      <w:pPr>
+        <w:spacing w:after="130" w:line="276"/>
+      </w:pPr>
+      <w:r>
+        <w:t xml:space="preserve">Workup suggestions stay single-shot: a list of investigation names gives the grader little to catch, and each round costs two more calls.</w:t>
       </w:r>
     </w:p>
     <w:p>

--- a/docs/Capstone2_PRD_Surgical_Oncology_Dashboard.docx
+++ b/docs/Capstone2_PRD_Surgical_Oncology_Dashboard.docx
@@ -14546,6 +14546,1168 @@
         <w:t xml:space="preserve">14.5 Named owners</w:t>
       </w:r>
     </w:p>
+    <w:p>
+      <w:pPr>
+        <w:spacing w:after="130" w:line="276"/>
+      </w:pPr>
+      <w:r>
+        <w:rPr>
+          <w:b/>
+          <w:bCs/>
+        </w:rPr>
+        <w:t xml:space="preserve">Tuqa Al-Ghazawi owns every area below</w:t>
+      </w:r>
+      <w:r>
+        <w:t xml:space="preserve">, and is the person to contact about any of them.</w:t>
+      </w:r>
+    </w:p>
+    <w:tbl>
+      <w:tblPr>
+        <w:tblW w:type="dxa" w:w="10080"/>
+        <w:tblBorders>
+          <w:top w:val="single" w:color="auto" w:sz="4"/>
+          <w:left w:val="single" w:color="auto" w:sz="4"/>
+          <w:bottom w:val="single" w:color="auto" w:sz="4"/>
+          <w:right w:val="single" w:color="auto" w:sz="4"/>
+          <w:insideH w:val="single" w:color="auto" w:sz="4"/>
+          <w:insideV w:val="single" w:color="auto" w:sz="4"/>
+        </w:tblBorders>
+      </w:tblPr>
+      <w:tblGrid>
+        <w:gridCol w:w="5040"/>
+        <w:gridCol w:w="5040"/>
+      </w:tblGrid>
+      <w:tr>
+        <w:trPr>
+          <w:tblHeader/>
+        </w:trPr>
+        <w:tc>
+          <w:tcPr>
+            <w:tcW w:type="dxa" w:w="5040"/>
+            <w:shd w:fill="028090" w:val="clear"/>
+            <w:tcMar>
+              <w:top w:type="dxa" w:w="70"/>
+              <w:left w:type="dxa" w:w="110"/>
+              <w:bottom w:type="dxa" w:w="70"/>
+              <w:right w:type="dxa" w:w="110"/>
+            </w:tcMar>
+          </w:tcPr>
+          <w:p>
+            <w:pPr>
+              <w:spacing w:after="0" w:line="250"/>
+            </w:pPr>
+            <w:r>
+              <w:rPr>
+                <w:b/>
+                <w:bCs/>
+                <w:color w:val="FFFFFF"/>
+                <w:sz w:val="18"/>
+                <w:szCs w:val="18"/>
+              </w:rPr>
+              <w:t xml:space="preserve">Area</w:t>
+            </w:r>
+          </w:p>
+        </w:tc>
+        <w:tc>
+          <w:tcPr>
+            <w:tcW w:type="dxa" w:w="5040"/>
+            <w:shd w:fill="028090" w:val="clear"/>
+            <w:tcMar>
+              <w:top w:type="dxa" w:w="70"/>
+              <w:left w:type="dxa" w:w="110"/>
+              <w:bottom w:type="dxa" w:w="70"/>
+              <w:right w:type="dxa" w:w="110"/>
+            </w:tcMar>
+          </w:tcPr>
+          <w:p>
+            <w:pPr>
+              <w:spacing w:after="0" w:line="250"/>
+            </w:pPr>
+            <w:r>
+              <w:rPr>
+                <w:b/>
+                <w:bCs/>
+                <w:color w:val="FFFFFF"/>
+                <w:sz w:val="18"/>
+                <w:szCs w:val="18"/>
+              </w:rPr>
+              <w:t xml:space="preserve">Owner</w:t>
+            </w:r>
+          </w:p>
+        </w:tc>
+      </w:tr>
+      <w:tr>
+        <w:tc>
+          <w:tcPr>
+            <w:tcW w:type="dxa" w:w="5040"/>
+            <w:shd w:fill="FFFFFF" w:val="clear"/>
+            <w:tcMar>
+              <w:top w:type="dxa" w:w="70"/>
+              <w:left w:type="dxa" w:w="110"/>
+              <w:bottom w:type="dxa" w:w="70"/>
+              <w:right w:type="dxa" w:w="110"/>
+            </w:tcMar>
+          </w:tcPr>
+          <w:p>
+            <w:pPr>
+              <w:spacing w:after="0" w:line="250"/>
+            </w:pPr>
+            <w:r>
+              <w:rPr>
+                <w:sz w:val="18"/>
+                <w:szCs w:val="18"/>
+              </w:rPr>
+              <w:t xml:space="preserve">Clinical content — checklists, pathway rules, MDC categories</w:t>
+            </w:r>
+          </w:p>
+        </w:tc>
+        <w:tc>
+          <w:tcPr>
+            <w:tcW w:type="dxa" w:w="5040"/>
+            <w:shd w:fill="FFFFFF" w:val="clear"/>
+            <w:tcMar>
+              <w:top w:type="dxa" w:w="70"/>
+              <w:left w:type="dxa" w:w="110"/>
+              <w:bottom w:type="dxa" w:w="70"/>
+              <w:right w:type="dxa" w:w="110"/>
+            </w:tcMar>
+          </w:tcPr>
+          <w:p>
+            <w:pPr>
+              <w:spacing w:after="0" w:line="250"/>
+            </w:pPr>
+            <w:r>
+              <w:rPr>
+                <w:sz w:val="18"/>
+                <w:szCs w:val="18"/>
+              </w:rPr>
+              <w:t xml:space="preserve">Tuqa Al-Ghazawi</w:t>
+            </w:r>
+          </w:p>
+        </w:tc>
+      </w:tr>
+      <w:tr>
+        <w:tc>
+          <w:tcPr>
+            <w:tcW w:type="dxa" w:w="5040"/>
+            <w:shd w:fill="FFFFFF" w:val="clear"/>
+            <w:tcMar>
+              <w:top w:type="dxa" w:w="70"/>
+              <w:left w:type="dxa" w:w="110"/>
+              <w:bottom w:type="dxa" w:w="70"/>
+              <w:right w:type="dxa" w:w="110"/>
+            </w:tcMar>
+          </w:tcPr>
+          <w:p>
+            <w:pPr>
+              <w:spacing w:after="0" w:line="250"/>
+            </w:pPr>
+            <w:r>
+              <w:rPr>
+                <w:sz w:val="18"/>
+                <w:szCs w:val="18"/>
+              </w:rPr>
+              <w:t xml:space="preserve">Clinical sign-off — whether a suggestion is safe to show</w:t>
+            </w:r>
+          </w:p>
+        </w:tc>
+        <w:tc>
+          <w:tcPr>
+            <w:tcW w:type="dxa" w:w="5040"/>
+            <w:shd w:fill="FFFFFF" w:val="clear"/>
+            <w:tcMar>
+              <w:top w:type="dxa" w:w="70"/>
+              <w:left w:type="dxa" w:w="110"/>
+              <w:bottom w:type="dxa" w:w="70"/>
+              <w:right w:type="dxa" w:w="110"/>
+            </w:tcMar>
+          </w:tcPr>
+          <w:p>
+            <w:pPr>
+              <w:spacing w:after="0" w:line="250"/>
+            </w:pPr>
+            <w:r>
+              <w:rPr>
+                <w:sz w:val="18"/>
+                <w:szCs w:val="18"/>
+              </w:rPr>
+              <w:t xml:space="preserve">Tuqa Al-Ghazawi</w:t>
+            </w:r>
+          </w:p>
+        </w:tc>
+      </w:tr>
+      <w:tr>
+        <w:tc>
+          <w:tcPr>
+            <w:tcW w:type="dxa" w:w="5040"/>
+            <w:shd w:fill="FFFFFF" w:val="clear"/>
+            <w:tcMar>
+              <w:top w:type="dxa" w:w="70"/>
+              <w:left w:type="dxa" w:w="110"/>
+              <w:bottom w:type="dxa" w:w="70"/>
+              <w:right w:type="dxa" w:w="110"/>
+            </w:tcMar>
+          </w:tcPr>
+          <w:p>
+            <w:pPr>
+              <w:spacing w:after="0" w:line="250"/>
+            </w:pPr>
+            <w:r>
+              <w:rPr>
+                <w:sz w:val="18"/>
+                <w:szCs w:val="18"/>
+              </w:rPr>
+              <w:t xml:space="preserve">Guideline index — what is indexed, and when it is refreshed</w:t>
+            </w:r>
+          </w:p>
+        </w:tc>
+        <w:tc>
+          <w:tcPr>
+            <w:tcW w:type="dxa" w:w="5040"/>
+            <w:shd w:fill="FFFFFF" w:val="clear"/>
+            <w:tcMar>
+              <w:top w:type="dxa" w:w="70"/>
+              <w:left w:type="dxa" w:w="110"/>
+              <w:bottom w:type="dxa" w:w="70"/>
+              <w:right w:type="dxa" w:w="110"/>
+            </w:tcMar>
+          </w:tcPr>
+          <w:p>
+            <w:pPr>
+              <w:spacing w:after="0" w:line="250"/>
+            </w:pPr>
+            <w:r>
+              <w:rPr>
+                <w:sz w:val="18"/>
+                <w:szCs w:val="18"/>
+              </w:rPr>
+              <w:t xml:space="preserve">Tuqa Al-Ghazawi</w:t>
+            </w:r>
+          </w:p>
+        </w:tc>
+      </w:tr>
+      <w:tr>
+        <w:tc>
+          <w:tcPr>
+            <w:tcW w:type="dxa" w:w="5040"/>
+            <w:shd w:fill="FFFFFF" w:val="clear"/>
+            <w:tcMar>
+              <w:top w:type="dxa" w:w="70"/>
+              <w:left w:type="dxa" w:w="110"/>
+              <w:bottom w:type="dxa" w:w="70"/>
+              <w:right w:type="dxa" w:w="110"/>
+            </w:tcMar>
+          </w:tcPr>
+          <w:p>
+            <w:pPr>
+              <w:spacing w:after="0" w:line="250"/>
+            </w:pPr>
+            <w:r>
+              <w:rPr>
+                <w:sz w:val="18"/>
+                <w:szCs w:val="18"/>
+              </w:rPr>
+              <w:t xml:space="preserve">Technical — code, deployment, secrets</w:t>
+            </w:r>
+          </w:p>
+        </w:tc>
+        <w:tc>
+          <w:tcPr>
+            <w:tcW w:type="dxa" w:w="5040"/>
+            <w:shd w:fill="FFFFFF" w:val="clear"/>
+            <w:tcMar>
+              <w:top w:type="dxa" w:w="70"/>
+              <w:left w:type="dxa" w:w="110"/>
+              <w:bottom w:type="dxa" w:w="70"/>
+              <w:right w:type="dxa" w:w="110"/>
+            </w:tcMar>
+          </w:tcPr>
+          <w:p>
+            <w:pPr>
+              <w:spacing w:after="0" w:line="250"/>
+            </w:pPr>
+            <w:r>
+              <w:rPr>
+                <w:sz w:val="18"/>
+                <w:szCs w:val="18"/>
+              </w:rPr>
+              <w:t xml:space="preserve">Tuqa Al-Ghazawi</w:t>
+            </w:r>
+          </w:p>
+        </w:tc>
+      </w:tr>
+      <w:tr>
+        <w:tc>
+          <w:tcPr>
+            <w:tcW w:type="dxa" w:w="5040"/>
+            <w:shd w:fill="FFFFFF" w:val="clear"/>
+            <w:tcMar>
+              <w:top w:type="dxa" w:w="70"/>
+              <w:left w:type="dxa" w:w="110"/>
+              <w:bottom w:type="dxa" w:w="70"/>
+              <w:right w:type="dxa" w:w="110"/>
+            </w:tcMar>
+          </w:tcPr>
+          <w:p>
+            <w:pPr>
+              <w:spacing w:after="0" w:line="250"/>
+            </w:pPr>
+            <w:r>
+              <w:rPr>
+                <w:sz w:val="18"/>
+                <w:szCs w:val="18"/>
+              </w:rPr>
+              <w:t xml:space="preserve">Incident triage (§14.6)</w:t>
+            </w:r>
+          </w:p>
+        </w:tc>
+        <w:tc>
+          <w:tcPr>
+            <w:tcW w:type="dxa" w:w="5040"/>
+            <w:shd w:fill="FFFFFF" w:val="clear"/>
+            <w:tcMar>
+              <w:top w:type="dxa" w:w="70"/>
+              <w:left w:type="dxa" w:w="110"/>
+              <w:bottom w:type="dxa" w:w="70"/>
+              <w:right w:type="dxa" w:w="110"/>
+            </w:tcMar>
+          </w:tcPr>
+          <w:p>
+            <w:pPr>
+              <w:spacing w:after="0" w:line="250"/>
+            </w:pPr>
+            <w:r>
+              <w:rPr>
+                <w:sz w:val="18"/>
+                <w:szCs w:val="18"/>
+              </w:rPr>
+              <w:t xml:space="preserve">Tuqa Al-Ghazawi</w:t>
+            </w:r>
+          </w:p>
+        </w:tc>
+      </w:tr>
+    </w:tbl>
+    <w:p>
+      <w:pPr>
+        <w:spacing w:after="160"/>
+      </w:pPr>
+      <w:r>
+        <w:t xml:space="preserve"/>
+      </w:r>
+    </w:p>
+    <w:p>
+      <w:pPr>
+        <w:pBdr>
+          <w:left w:val="single" w:color="028090" w:sz="18" w:space="12"/>
+        </w:pBdr>
+        <w:shd w:fill="F4F8F7" w:val="clear"/>
+        <w:spacing w:after="0" w:before="180" w:line="276"/>
+        <w:ind w:left="340"/>
+      </w:pPr>
+      <w:r>
+        <w:rPr>
+          <w:b/>
+          <w:bCs/>
+        </w:rPr>
+        <w:t xml:space="preserve">Single-owner risk, stated plainly.</w:t>
+      </w:r>
+      <w:r>
+        <w:t xml:space="preserve"> One person owning all five is correct for a prototype and wrong for anything more. Two areas in particular have to be handed over before this tool is used beyond a demonstration:</w:t>
+      </w:r>
+    </w:p>
+    <w:p>
+      <w:pPr>
+        <w:pBdr>
+          <w:left w:val="single" w:color="028090" w:sz="18" w:space="12"/>
+        </w:pBdr>
+        <w:shd w:fill="F4F8F7" w:val="clear"/>
+        <w:spacing w:after="0" w:before="0" w:line="276"/>
+        <w:ind w:left="340"/>
+      </w:pPr>
+      <w:r>
+        <w:t xml:space="preserve">- </w:t>
+      </w:r>
+      <w:r>
+        <w:rPr>
+          <w:b/>
+          <w:bCs/>
+        </w:rPr>
+        <w:t xml:space="preserve">Departmental accountability</w:t>
+      </w:r>
+      <w:r>
+        <w:t xml:space="preserve"> — a consultant or the chairman answerable for the tool being used at all. Today the author both builds it and judges whether it is safe, which is not a separable review. - </w:t>
+      </w:r>
+      <w:r>
+        <w:rPr>
+          <w:b/>
+          <w:bCs/>
+        </w:rPr>
+        <w:t xml:space="preserve">Information governance</w:t>
+      </w:r>
+      <w:r>
+        <w:t xml:space="preserve"> — any move toward real patient data needs KHCC IG involvement, which has not been sought because the tool has never held real data.</w:t>
+      </w:r>
+    </w:p>
+    <w:p>
+      <w:pPr>
+        <w:pBdr>
+          <w:left w:val="single" w:color="028090" w:sz="18" w:space="12"/>
+        </w:pBdr>
+        <w:shd w:fill="F4F8F7" w:val="clear"/>
+        <w:spacing w:after="180" w:before="0" w:line="276"/>
+        <w:ind w:left="340"/>
+      </w:pPr>
+      <w:r>
+        <w:t xml:space="preserve">Neither is a gap in the prototype. Both are prerequisites for leaving prototype status, and are listed in §17.</w:t>
+      </w:r>
+    </w:p>
+    <w:p>
+      <w:pPr>
+        <w:pStyle w:val="Heading3"/>
+        <w:keepNext/>
+        <w:spacing w:after="130" w:before="260"/>
+      </w:pPr>
+      <w:r>
+        <w:t xml:space="preserve">14.6 Incident path</w:t>
+      </w:r>
+    </w:p>
+    <w:p>
+      <w:pPr>
+        <w:spacing w:after="130" w:line="276"/>
+      </w:pPr>
+      <w:r>
+        <w:t xml:space="preserve">An "incident" is any occasion where the tool showed something wrong, misleading, or in a way that could have changed a decision.</w:t>
+      </w:r>
+    </w:p>
+    <w:p>
+      <w:pPr>
+        <w:pStyle w:val="ListParagraph"/>
+        <w:numPr>
+          <w:ilvl w:val="0"/>
+          <w:numId w:val="3"/>
+        </w:numPr>
+        <w:spacing w:after="80" w:line="276"/>
+      </w:pPr>
+      <w:r>
+        <w:rPr>
+          <w:b/>
+          <w:bCs/>
+        </w:rPr>
+        <w:t xml:space="preserve">Stop relying on the affected feature.</w:t>
+      </w:r>
+      <w:r>
+        <w:t xml:space="preserve"> No feature is load-bearing — the pathway works with every AI output ignored — so this costs nothing clinically.</w:t>
+      </w:r>
+    </w:p>
+    <w:p>
+      <w:pPr>
+        <w:pStyle w:val="ListParagraph"/>
+        <w:numPr>
+          <w:ilvl w:val="0"/>
+          <w:numId w:val="3"/>
+        </w:numPr>
+        <w:spacing w:after="80" w:line="276"/>
+      </w:pPr>
+      <w:r>
+        <w:rPr>
+          <w:b/>
+          <w:bCs/>
+        </w:rPr>
+        <w:t xml:space="preserve">Record it.</w:t>
+      </w:r>
+      <w:r>
+        <w:t xml:space="preserve"> Patient MRN (synthetic), what was shown, what was expected, and the page. While the tool is a prototype this is a GitHub issue on the repository; a real deployment needs a route that does not require a GitHub account.</w:t>
+      </w:r>
+    </w:p>
+    <w:p>
+      <w:pPr>
+        <w:pStyle w:val="ListParagraph"/>
+        <w:numPr>
+          <w:ilvl w:val="0"/>
+          <w:numId w:val="3"/>
+        </w:numPr>
+        <w:spacing w:after="80" w:line="276"/>
+      </w:pPr>
+      <w:r>
+        <w:rPr>
+          <w:b/>
+          <w:bCs/>
+        </w:rPr>
+        <w:t xml:space="preserve">Reproduce it as a test.</w:t>
+      </w:r>
+      <w:r>
+        <w:t xml:space="preserve"> Every clinical bug found so far became a test before it was fixed — the guideline brain offering an oesophagectomy to a post-gastrectomy patient, naproxen producing no peri-op alert, the workup "complete" email repeating. This is the mechanism that stops a fix regressing.</w:t>
+      </w:r>
+    </w:p>
+    <w:p>
+      <w:pPr>
+        <w:pStyle w:val="ListParagraph"/>
+        <w:numPr>
+          <w:ilvl w:val="0"/>
+          <w:numId w:val="3"/>
+        </w:numPr>
+        <w:spacing w:after="80" w:line="276"/>
+      </w:pPr>
+      <w:r>
+        <w:rPr>
+          <w:b/>
+          <w:bCs/>
+        </w:rPr>
+        <w:t xml:space="preserve">Fix, or disable the feature.</w:t>
+      </w:r>
+      <w:r>
+        <w:t xml:space="preserve"> Each AI feature degrades independently: the guideline brain, the extractor and the agent workflow all fail to "unavailable" without breaking a clinical page, so one can be switched off by removing </w:t>
+      </w:r>
+      <w:r>
+        <w:rPr>
+          <w:rFonts w:ascii="Consolas" w:cs="Consolas" w:eastAsia="Consolas" w:hAnsi="Consolas"/>
+          <w:color w:val="9A281B"/>
+          <w:sz w:val="18"/>
+          <w:szCs w:val="18"/>
+        </w:rPr>
+        <w:t xml:space="preserve">OPENAI_API_KEY</w:t>
+      </w:r>
+      <w:r>
+        <w:t xml:space="preserve"> while the pathway keeps working.</w:t>
+      </w:r>
+    </w:p>
+    <w:p>
+      <w:pPr>
+        <w:pStyle w:val="ListParagraph"/>
+        <w:numPr>
+          <w:ilvl w:val="0"/>
+          <w:numId w:val="3"/>
+        </w:numPr>
+        <w:spacing w:after="80" w:line="276"/>
+      </w:pPr>
+      <w:r>
+        <w:rPr>
+          <w:b/>
+          <w:bCs/>
+        </w:rPr>
+        <w:t xml:space="preserve">Tell the teams affected</w:t>
+      </w:r>
+      <w:r>
+        <w:t xml:space="preserve"> if a wrong output reached a slide or an email.</w:t>
+      </w:r>
+    </w:p>
+    <w:p>
+      <w:pPr>
+        <w:pStyle w:val="ListParagraph"/>
+        <w:numPr>
+          <w:ilvl w:val="0"/>
+          <w:numId w:val="3"/>
+        </w:numPr>
+        <w:spacing w:after="80" w:line="276"/>
+      </w:pPr>
+      <w:r>
+        <w:rPr>
+          <w:b/>
+          <w:bCs/>
+        </w:rPr>
+        <w:t xml:space="preserve">Roll back</w:t>
+      </w:r>
+      <w:r>
+        <w:t xml:space="preserve"> if the fix is not immediate — see §16.3.</w:t>
+      </w:r>
+    </w:p>
+    <w:p>
+      <w:pPr>
+        <w:spacing w:after="130" w:line="276"/>
+      </w:pPr>
+      <w:r>
+        <w:rPr>
+          <w:b/>
+          <w:bCs/>
+        </w:rPr>
+        <w:t xml:space="preserve">Known open incidents:</w:t>
+      </w:r>
+      <w:r>
+        <w:t xml:space="preserve"> none. </w:t>
+      </w:r>
+      <w:r>
+        <w:rPr>
+          <w:b/>
+          <w:bCs/>
+        </w:rPr>
+        <w:t xml:space="preserve">Closed:</w:t>
+      </w:r>
+      <w:r>
+        <w:t xml:space="preserve"> the four in §12, each with a regression test.</w:t>
+      </w:r>
+    </w:p>
+    <w:p>
+      <w:pPr>
+        <w:pBdr>
+          <w:bottom w:val="single" w:color="D6E2E1" w:sz="6" w:space="1"/>
+        </w:pBdr>
+        <w:spacing w:after="200" w:before="200"/>
+      </w:pPr>
+      <w:r>
+        <w:t xml:space="preserve"/>
+      </w:r>
+    </w:p>
+    <w:p>
+      <w:pPr>
+        <w:pStyle w:val="Heading2"/>
+        <w:keepNext/>
+        <w:spacing w:after="130" w:before="260"/>
+      </w:pPr>
+      <w:r>
+        <w:t xml:space="preserve">15. Ethics</w:t>
+      </w:r>
+    </w:p>
+    <w:p>
+      <w:pPr>
+        <w:pStyle w:val="Heading3"/>
+        <w:keepNext/>
+        <w:spacing w:after="130" w:before="260"/>
+      </w:pPr>
+      <w:r>
+        <w:t xml:space="preserve">15.1 The pillars, and what each one cost</w:t>
+      </w:r>
+    </w:p>
+    <w:tbl>
+      <w:tblPr>
+        <w:tblW w:type="dxa" w:w="10080"/>
+        <w:tblBorders>
+          <w:top w:val="single" w:color="auto" w:sz="4"/>
+          <w:left w:val="single" w:color="auto" w:sz="4"/>
+          <w:bottom w:val="single" w:color="auto" w:sz="4"/>
+          <w:right w:val="single" w:color="auto" w:sz="4"/>
+          <w:insideH w:val="single" w:color="auto" w:sz="4"/>
+          <w:insideV w:val="single" w:color="auto" w:sz="4"/>
+        </w:tblBorders>
+      </w:tblPr>
+      <w:tblGrid>
+        <w:gridCol w:w="5040"/>
+        <w:gridCol w:w="5040"/>
+      </w:tblGrid>
+      <w:tr>
+        <w:trPr>
+          <w:tblHeader/>
+        </w:trPr>
+        <w:tc>
+          <w:tcPr>
+            <w:tcW w:type="dxa" w:w="5040"/>
+            <w:shd w:fill="028090" w:val="clear"/>
+            <w:tcMar>
+              <w:top w:type="dxa" w:w="70"/>
+              <w:left w:type="dxa" w:w="110"/>
+              <w:bottom w:type="dxa" w:w="70"/>
+              <w:right w:type="dxa" w:w="110"/>
+            </w:tcMar>
+          </w:tcPr>
+          <w:p>
+            <w:pPr>
+              <w:spacing w:after="0" w:line="250"/>
+            </w:pPr>
+            <w:r>
+              <w:rPr>
+                <w:b/>
+                <w:bCs/>
+                <w:color w:val="FFFFFF"/>
+                <w:sz w:val="18"/>
+                <w:szCs w:val="18"/>
+              </w:rPr>
+              <w:t xml:space="preserve">Pillar</w:t>
+            </w:r>
+          </w:p>
+        </w:tc>
+        <w:tc>
+          <w:tcPr>
+            <w:tcW w:type="dxa" w:w="5040"/>
+            <w:shd w:fill="028090" w:val="clear"/>
+            <w:tcMar>
+              <w:top w:type="dxa" w:w="70"/>
+              <w:left w:type="dxa" w:w="110"/>
+              <w:bottom w:type="dxa" w:w="70"/>
+              <w:right w:type="dxa" w:w="110"/>
+            </w:tcMar>
+          </w:tcPr>
+          <w:p>
+            <w:pPr>
+              <w:spacing w:after="0" w:line="250"/>
+            </w:pPr>
+            <w:r>
+              <w:rPr>
+                <w:b/>
+                <w:bCs/>
+                <w:color w:val="FFFFFF"/>
+                <w:sz w:val="18"/>
+                <w:szCs w:val="18"/>
+              </w:rPr>
+              <w:t xml:space="preserve">What it required here</w:t>
+            </w:r>
+          </w:p>
+        </w:tc>
+      </w:tr>
+      <w:tr>
+        <w:tc>
+          <w:tcPr>
+            <w:tcW w:type="dxa" w:w="5040"/>
+            <w:shd w:fill="FFFFFF" w:val="clear"/>
+            <w:tcMar>
+              <w:top w:type="dxa" w:w="70"/>
+              <w:left w:type="dxa" w:w="110"/>
+              <w:bottom w:type="dxa" w:w="70"/>
+              <w:right w:type="dxa" w:w="110"/>
+            </w:tcMar>
+          </w:tcPr>
+          <w:p>
+            <w:pPr>
+              <w:spacing w:after="0" w:line="250"/>
+            </w:pPr>
+            <w:r>
+              <w:rPr>
+                <w:b/>
+                <w:bCs/>
+                <w:sz w:val="18"/>
+                <w:szCs w:val="18"/>
+              </w:rPr>
+              <w:t xml:space="preserve">Autonomy</w:t>
+            </w:r>
+          </w:p>
+        </w:tc>
+        <w:tc>
+          <w:tcPr>
+            <w:tcW w:type="dxa" w:w="5040"/>
+            <w:shd w:fill="FFFFFF" w:val="clear"/>
+            <w:tcMar>
+              <w:top w:type="dxa" w:w="70"/>
+              <w:left w:type="dxa" w:w="110"/>
+              <w:bottom w:type="dxa" w:w="70"/>
+              <w:right w:type="dxa" w:w="110"/>
+            </w:tcMar>
+          </w:tcPr>
+          <w:p>
+            <w:pPr>
+              <w:spacing w:after="0" w:line="250"/>
+            </w:pPr>
+            <w:r>
+              <w:rPr>
+                <w:sz w:val="18"/>
+                <w:szCs w:val="18"/>
+              </w:rPr>
+              <w:t xml:space="preserve">The clinician decides. Every AI output is a draft with a person between it and the record; the override path (§14.3) is always open and never logged as an exception</w:t>
+            </w:r>
+          </w:p>
+        </w:tc>
+      </w:tr>
+      <w:tr>
+        <w:tc>
+          <w:tcPr>
+            <w:tcW w:type="dxa" w:w="5040"/>
+            <w:shd w:fill="FFFFFF" w:val="clear"/>
+            <w:tcMar>
+              <w:top w:type="dxa" w:w="70"/>
+              <w:left w:type="dxa" w:w="110"/>
+              <w:bottom w:type="dxa" w:w="70"/>
+              <w:right w:type="dxa" w:w="110"/>
+            </w:tcMar>
+          </w:tcPr>
+          <w:p>
+            <w:pPr>
+              <w:spacing w:after="0" w:line="250"/>
+            </w:pPr>
+            <w:r>
+              <w:rPr>
+                <w:b/>
+                <w:bCs/>
+                <w:sz w:val="18"/>
+                <w:szCs w:val="18"/>
+              </w:rPr>
+              <w:t xml:space="preserve">Beneficence</w:t>
+            </w:r>
+          </w:p>
+        </w:tc>
+        <w:tc>
+          <w:tcPr>
+            <w:tcW w:type="dxa" w:w="5040"/>
+            <w:shd w:fill="FFFFFF" w:val="clear"/>
+            <w:tcMar>
+              <w:top w:type="dxa" w:w="70"/>
+              <w:left w:type="dxa" w:w="110"/>
+              <w:bottom w:type="dxa" w:w="70"/>
+              <w:right w:type="dxa" w:w="110"/>
+            </w:tcMar>
+          </w:tcPr>
+          <w:p>
+            <w:pPr>
+              <w:spacing w:after="0" w:line="250"/>
+            </w:pPr>
+            <w:r>
+              <w:rPr>
+                <w:sz w:val="18"/>
+                <w:szCs w:val="18"/>
+              </w:rPr>
+              <w:t xml:space="preserve">The tool exists to stop patients stalling silently between steps — the gap that motivated it (§2)</w:t>
+            </w:r>
+          </w:p>
+        </w:tc>
+      </w:tr>
+      <w:tr>
+        <w:tc>
+          <w:tcPr>
+            <w:tcW w:type="dxa" w:w="5040"/>
+            <w:shd w:fill="FFFFFF" w:val="clear"/>
+            <w:tcMar>
+              <w:top w:type="dxa" w:w="70"/>
+              <w:left w:type="dxa" w:w="110"/>
+              <w:bottom w:type="dxa" w:w="70"/>
+              <w:right w:type="dxa" w:w="110"/>
+            </w:tcMar>
+          </w:tcPr>
+          <w:p>
+            <w:pPr>
+              <w:spacing w:after="0" w:line="250"/>
+            </w:pPr>
+            <w:r>
+              <w:rPr>
+                <w:b/>
+                <w:bCs/>
+                <w:sz w:val="18"/>
+                <w:szCs w:val="18"/>
+              </w:rPr>
+              <w:t xml:space="preserve">Non-maleficence</w:t>
+            </w:r>
+          </w:p>
+        </w:tc>
+        <w:tc>
+          <w:tcPr>
+            <w:tcW w:type="dxa" w:w="5040"/>
+            <w:shd w:fill="FFFFFF" w:val="clear"/>
+            <w:tcMar>
+              <w:top w:type="dxa" w:w="70"/>
+              <w:left w:type="dxa" w:w="110"/>
+              <w:bottom w:type="dxa" w:w="70"/>
+              <w:right w:type="dxa" w:w="110"/>
+            </w:tcMar>
+          </w:tcPr>
+          <w:p>
+            <w:pPr>
+              <w:spacing w:after="0" w:line="250"/>
+            </w:pPr>
+            <w:r>
+              <w:rPr>
+                <w:sz w:val="18"/>
+                <w:szCs w:val="18"/>
+              </w:rPr>
+              <w:t xml:space="preserve">The safest failure is doing nothing. Every degradation path leaves the pathway working: an unavailable API, an unreachable EHR, an unindexed guideline</w:t>
+            </w:r>
+          </w:p>
+        </w:tc>
+      </w:tr>
+      <w:tr>
+        <w:tc>
+          <w:tcPr>
+            <w:tcW w:type="dxa" w:w="5040"/>
+            <w:shd w:fill="FFFFFF" w:val="clear"/>
+            <w:tcMar>
+              <w:top w:type="dxa" w:w="70"/>
+              <w:left w:type="dxa" w:w="110"/>
+              <w:bottom w:type="dxa" w:w="70"/>
+              <w:right w:type="dxa" w:w="110"/>
+            </w:tcMar>
+          </w:tcPr>
+          <w:p>
+            <w:pPr>
+              <w:spacing w:after="0" w:line="250"/>
+            </w:pPr>
+            <w:r>
+              <w:rPr>
+                <w:b/>
+                <w:bCs/>
+                <w:sz w:val="18"/>
+                <w:szCs w:val="18"/>
+              </w:rPr>
+              <w:t xml:space="preserve">Justice</w:t>
+            </w:r>
+          </w:p>
+        </w:tc>
+        <w:tc>
+          <w:tcPr>
+            <w:tcW w:type="dxa" w:w="5040"/>
+            <w:shd w:fill="FFFFFF" w:val="clear"/>
+            <w:tcMar>
+              <w:top w:type="dxa" w:w="70"/>
+              <w:left w:type="dxa" w:w="110"/>
+              <w:bottom w:type="dxa" w:w="70"/>
+              <w:right w:type="dxa" w:w="110"/>
+            </w:tcMar>
+          </w:tcPr>
+          <w:p>
+            <w:pPr>
+              <w:spacing w:after="0" w:line="250"/>
+            </w:pPr>
+            <w:r>
+              <w:rPr>
+                <w:sz w:val="18"/>
+                <w:szCs w:val="18"/>
+              </w:rPr>
+              <w:t xml:space="preserve">Every patient in a team's list gets the same checklist for their diagnosis. The rules are explicit and inspectable, not learned from historical practice — so they cannot reproduce a bias in who was previously investigated thoroughly</w:t>
+            </w:r>
+          </w:p>
+        </w:tc>
+      </w:tr>
+      <w:tr>
+        <w:tc>
+          <w:tcPr>
+            <w:tcW w:type="dxa" w:w="5040"/>
+            <w:shd w:fill="FFFFFF" w:val="clear"/>
+            <w:tcMar>
+              <w:top w:type="dxa" w:w="70"/>
+              <w:left w:type="dxa" w:w="110"/>
+              <w:bottom w:type="dxa" w:w="70"/>
+              <w:right w:type="dxa" w:w="110"/>
+            </w:tcMar>
+          </w:tcPr>
+          <w:p>
+            <w:pPr>
+              <w:spacing w:after="0" w:line="250"/>
+            </w:pPr>
+            <w:r>
+              <w:rPr>
+                <w:b/>
+                <w:bCs/>
+                <w:sz w:val="18"/>
+                <w:szCs w:val="18"/>
+              </w:rPr>
+              <w:t xml:space="preserve">Explicability</w:t>
+            </w:r>
+          </w:p>
+        </w:tc>
+        <w:tc>
+          <w:tcPr>
+            <w:tcW w:type="dxa" w:w="5040"/>
+            <w:shd w:fill="FFFFFF" w:val="clear"/>
+            <w:tcMar>
+              <w:top w:type="dxa" w:w="70"/>
+              <w:left w:type="dxa" w:w="110"/>
+              <w:bottom w:type="dxa" w:w="70"/>
+              <w:right w:type="dxa" w:w="110"/>
+            </w:tcMar>
+          </w:tcPr>
+          <w:p>
+            <w:pPr>
+              <w:spacing w:after="0" w:line="250"/>
+            </w:pPr>
+            <w:r>
+              <w:rPr>
+                <w:sz w:val="18"/>
+                <w:szCs w:val="18"/>
+              </w:rPr>
+              <w:t xml:space="preserve">Guideline answers carry citations; conditional checklist items carry their reason; extracted fields carry the model's own evidence spans; a refusal carries no citations, so it cannot look researched</w:t>
+            </w:r>
+          </w:p>
+        </w:tc>
+      </w:tr>
+    </w:tbl>
+    <w:p>
+      <w:pPr>
+        <w:spacing w:after="160"/>
+      </w:pPr>
+      <w:r>
+        <w:t xml:space="preserve"/>
+      </w:r>
+    </w:p>
+    <w:p>
+      <w:pPr>
+        <w:pStyle w:val="Heading3"/>
+        <w:keepNext/>
+        <w:spacing w:after="130" w:before="260"/>
+      </w:pPr>
+      <w:r>
+        <w:t xml:space="preserve">15.2 Where the ethics were actually load-bearing</w:t>
+      </w:r>
+    </w:p>
+    <w:p>
+      <w:pPr>
+        <w:spacing w:after="130" w:line="276"/>
+      </w:pPr>
+      <w:r>
+        <w:t xml:space="preserve">Three decisions in this build came from these pillars rather than from convenience, and each cost something:</w:t>
+      </w:r>
+    </w:p>
+    <w:p>
+      <w:pPr>
+        <w:pStyle w:val="ListParagraph"/>
+        <w:numPr>
+          <w:ilvl w:val="0"/>
+          <w:numId w:val="3"/>
+        </w:numPr>
+        <w:spacing w:after="80" w:line="276"/>
+      </w:pPr>
+      <w:r>
+        <w:rPr>
+          <w:b/>
+          <w:bCs/>
+        </w:rPr>
+        <w:t xml:space="preserve">A refusal shows no citations.</w:t>
+      </w:r>
+      <w:r>
+        <w:t xml:space="preserve"> The vector search always returns passages, so it would have been easy — and would have looked more thorough — to list them under "Not found in the provided guidelines". Explicability says a refusal must not look researched.</w:t>
+      </w:r>
+    </w:p>
+    <w:p>
+      <w:pPr>
+        <w:pStyle w:val="ListParagraph"/>
+        <w:numPr>
+          <w:ilvl w:val="0"/>
+          <w:numId w:val="3"/>
+        </w:numPr>
+        <w:spacing w:after="80" w:line="276"/>
+      </w:pPr>
+      <w:r>
+        <w:rPr>
+          <w:b/>
+          <w:bCs/>
+        </w:rPr>
+        <w:t xml:space="preserve">"No medication record" is separated from "no medications to hold."</w:t>
+      </w:r>
+      <w:r>
+        <w:t xml:space="preserve"> These produce an identical empty alert list. Collapsing them is simpler code and a cleaner page. Non-maleficence says a gap must not look like a clearance.</w:t>
+      </w:r>
+    </w:p>
+    <w:p>
+      <w:pPr>
+        <w:pStyle w:val="ListParagraph"/>
+        <w:numPr>
+          <w:ilvl w:val="0"/>
+          <w:numId w:val="3"/>
+        </w:numPr>
+        <w:spacing w:after="80" w:line="276"/>
+      </w:pPr>
+      <w:r>
+        <w:rPr>
+          <w:b/>
+          <w:bCs/>
+        </w:rPr>
+        <w:t xml:space="preserve">An unrecorded stage gets the fuller staging.</w:t>
+      </w:r>
+      <w:r>
+        <w:t xml:space="preserve"> The rule could have defaulted to "early" and shown a shorter checklist. Under-staging is the worse error, so it defaults the other way and says why.</w:t>
+      </w:r>
+    </w:p>
+    <w:p>
+      <w:pPr>
+        <w:pStyle w:val="Heading3"/>
+        <w:keepNext/>
+        <w:spacing w:after="130" w:before="260"/>
+      </w:pPr>
+      <w:r>
+        <w:t xml:space="preserve">15.3 Automation bias — the risk this design does not fully solve</w:t>
+      </w:r>
+    </w:p>
+    <w:p>
+      <w:pPr>
+        <w:spacing w:after="130" w:line="276"/>
+      </w:pPr>
+      <w:r>
+        <w:t xml:space="preserve">The clearest residual risk is that a clinician, under time pressure, confirms an extraction or accepts a suggestion without checking it. The controls are: the critical fields are marked and sorted first; the AI blocks are visually distinct from recorded fact; approving an agent draft deliberately does not write a decision, so a second act of typing is required.</w:t>
+      </w:r>
+    </w:p>
+    <w:p>
+      <w:pPr>
+        <w:spacing w:after="130" w:line="276"/>
+      </w:pPr>
+      <w:r>
+        <w:rPr>
+          <w:b/>
+          <w:bCs/>
+        </w:rPr>
+        <w:t xml:space="preserve">None of this has been measured.</w:t>
+      </w:r>
+      <w:r>
+        <w:t xml:space="preserve"> Whether clinicians actually catch the 38% of critical findings the extractor drops (§12) is an open question that needs a clinician-in-the-loop study, not a code change. It is the single most important thing to evaluate before this tool goes anywhere near a real patient.</w:t>
+      </w:r>
+    </w:p>
+    <w:p>
+      <w:pPr>
+        <w:pBdr>
+          <w:bottom w:val="single" w:color="D6E2E1" w:sz="6" w:space="1"/>
+        </w:pBdr>
+        <w:spacing w:after="200" w:before="200"/>
+      </w:pPr>
+      <w:r>
+        <w:t xml:space="preserve"/>
+      </w:r>
+    </w:p>
+    <w:p>
+      <w:pPr>
+        <w:pStyle w:val="Heading2"/>
+        <w:keepNext/>
+        <w:spacing w:after="130" w:before="260"/>
+      </w:pPr>
+      <w:r>
+        <w:t xml:space="preserve">16. Deployment and operations</w:t>
+      </w:r>
+    </w:p>
+    <w:p>
+      <w:pPr>
+        <w:pStyle w:val="Heading3"/>
+        <w:keepNext/>
+        <w:spacing w:after="130" w:before="260"/>
+      </w:pPr>
+      <w:r>
+        <w:t xml:space="preserve">16.1 Hosting</w:t>
+      </w:r>
+    </w:p>
+    <w:p>
+      <w:pPr>
+        <w:spacing w:after="130" w:line="276"/>
+      </w:pPr>
+      <w:r>
+        <w:t xml:space="preserve">Deployment is configured for </w:t>
+      </w:r>
+      <w:r>
+        <w:rPr>
+          <w:b/>
+          <w:bCs/>
+        </w:rPr>
+        <w:t xml:space="preserve">Render</w:t>
+      </w:r>
+      <w:r>
+        <w:t xml:space="preserve">, over </w:t>
+      </w:r>
+      <w:r>
+        <w:rPr>
+          <w:b/>
+          <w:bCs/>
+        </w:rPr>
+        <w:t xml:space="preserve">HTTPS</w:t>
+      </w:r>
+      <w:r>
+        <w:t xml:space="preserve">, with </w:t>
+      </w:r>
+      <w:r>
+        <w:rPr>
+          <w:b/>
+          <w:bCs/>
+        </w:rPr>
+        <w:t xml:space="preserve">PostgreSQL</w:t>
+      </w:r>
+      <w:r>
+        <w:t xml:space="preserve">.</w:t>
+      </w:r>
+    </w:p>
+    <w:p>
+      <w:pPr>
+        <w:spacing w:after="130" w:line="276"/>
+      </w:pPr>
+      <w:r>
+        <w:rPr>
+          <w:rFonts w:ascii="Consolas" w:cs="Consolas" w:eastAsia="Consolas" w:hAnsi="Consolas"/>
+          <w:color w:val="9A281B"/>
+          <w:sz w:val="18"/>
+          <w:szCs w:val="18"/>
+        </w:rPr>
+        <w:t xml:space="preserve">render.yaml</w:t>
+      </w:r>
+      <w:r>
+        <w:t xml:space="preserve"> is a blueprint: point Render at the repository and it provisions the web service and the database.</w:t>
+      </w:r>
+    </w:p>
     <w:tbl>
       <w:tblPr>
         <w:tblW w:type="dxa" w:w="10080"/>
@@ -14590,7 +15752,7 @@
                 <w:sz w:val="18"/>
                 <w:szCs w:val="18"/>
               </w:rPr>
-              <w:t xml:space="preserve">Area</w:t>
+              <w:t xml:space="preserve"/>
             </w:r>
           </w:p>
         </w:tc>
@@ -14617,7 +15779,7 @@
                 <w:sz w:val="18"/>
                 <w:szCs w:val="18"/>
               </w:rPr>
-              <w:t xml:space="preserve">Owner</w:t>
+              <w:t xml:space="preserve">Local</w:t>
             </w:r>
           </w:p>
         </w:tc>
@@ -14644,7 +15806,7 @@
                 <w:sz w:val="18"/>
                 <w:szCs w:val="18"/>
               </w:rPr>
-              <w:t xml:space="preserve">Status</w:t>
+              <w:t xml:space="preserve">Deployed</w:t>
             </w:r>
           </w:p>
         </w:tc>
@@ -14670,55 +15832,59 @@
                 <w:sz w:val="18"/>
                 <w:szCs w:val="18"/>
               </w:rPr>
-              <w:t xml:space="preserve">Clinical content — checklists, pathway rules, MDC categories</w:t>
-            </w:r>
-          </w:p>
-        </w:tc>
-        <w:tc>
-          <w:tcPr>
-            <w:tcW w:type="dxa" w:w="3360"/>
-            <w:shd w:fill="FFFFFF" w:val="clear"/>
-            <w:tcMar>
-              <w:top w:type="dxa" w:w="70"/>
-              <w:left w:type="dxa" w:w="110"/>
-              <w:bottom w:type="dxa" w:w="70"/>
-              <w:right w:type="dxa" w:w="110"/>
-            </w:tcMar>
-          </w:tcPr>
-          <w:p>
-            <w:pPr>
-              <w:spacing w:after="0" w:line="250"/>
-            </w:pPr>
-            <w:r>
-              <w:rPr>
-                <w:sz w:val="18"/>
-                <w:szCs w:val="18"/>
-              </w:rPr>
-              <w:t xml:space="preserve">Tuqa Al-Ghazawi (author)</w:t>
-            </w:r>
-          </w:p>
-        </w:tc>
-        <w:tc>
-          <w:tcPr>
-            <w:tcW w:type="dxa" w:w="3360"/>
-            <w:shd w:fill="FFFFFF" w:val="clear"/>
-            <w:tcMar>
-              <w:top w:type="dxa" w:w="70"/>
-              <w:left w:type="dxa" w:w="110"/>
-              <w:bottom w:type="dxa" w:w="70"/>
-              <w:right w:type="dxa" w:w="110"/>
-            </w:tcMar>
-          </w:tcPr>
-          <w:p>
-            <w:pPr>
-              <w:spacing w:after="0" w:line="250"/>
-            </w:pPr>
-            <w:r>
-              <w:rPr>
-                <w:sz w:val="18"/>
-                <w:szCs w:val="18"/>
-              </w:rPr>
-              <w:t xml:space="preserve">Acting</w:t>
+              <w:t xml:space="preserve">Runtime</w:t>
+            </w:r>
+          </w:p>
+        </w:tc>
+        <w:tc>
+          <w:tcPr>
+            <w:tcW w:type="dxa" w:w="3360"/>
+            <w:shd w:fill="FFFFFF" w:val="clear"/>
+            <w:tcMar>
+              <w:top w:type="dxa" w:w="70"/>
+              <w:left w:type="dxa" w:w="110"/>
+              <w:bottom w:type="dxa" w:w="70"/>
+              <w:right w:type="dxa" w:w="110"/>
+            </w:tcMar>
+          </w:tcPr>
+          <w:p>
+            <w:pPr>
+              <w:spacing w:after="0" w:line="250"/>
+            </w:pPr>
+            <w:r>
+              <w:rPr>
+                <w:rFonts w:ascii="Consolas" w:cs="Consolas" w:eastAsia="Consolas" w:hAnsi="Consolas"/>
+                <w:color w:val="9A281B"/>
+                <w:sz w:val="18"/>
+                <w:szCs w:val="18"/>
+              </w:rPr>
+              <w:t xml:space="preserve">manage.py runserver</w:t>
+            </w:r>
+          </w:p>
+        </w:tc>
+        <w:tc>
+          <w:tcPr>
+            <w:tcW w:type="dxa" w:w="3360"/>
+            <w:shd w:fill="FFFFFF" w:val="clear"/>
+            <w:tcMar>
+              <w:top w:type="dxa" w:w="70"/>
+              <w:left w:type="dxa" w:w="110"/>
+              <w:bottom w:type="dxa" w:w="70"/>
+              <w:right w:type="dxa" w:w="110"/>
+            </w:tcMar>
+          </w:tcPr>
+          <w:p>
+            <w:pPr>
+              <w:spacing w:after="0" w:line="250"/>
+            </w:pPr>
+            <w:r>
+              <w:rPr>
+                <w:rFonts w:ascii="Consolas" w:cs="Consolas" w:eastAsia="Consolas" w:hAnsi="Consolas"/>
+                <w:color w:val="9A281B"/>
+                <w:sz w:val="18"/>
+                <w:szCs w:val="18"/>
+              </w:rPr>
+              <w:t xml:space="preserve">gunicorn config.wsgi:application</w:t>
             </w:r>
           </w:p>
         </w:tc>
@@ -14744,49 +15910,56 @@
                 <w:sz w:val="18"/>
                 <w:szCs w:val="18"/>
               </w:rPr>
-              <w:t xml:space="preserve">Clinical sign-off — is a suggestion safe to show</w:t>
-            </w:r>
-          </w:p>
-        </w:tc>
-        <w:tc>
-          <w:tcPr>
-            <w:tcW w:type="dxa" w:w="3360"/>
-            <w:shd w:fill="FFFFFF" w:val="clear"/>
-            <w:tcMar>
-              <w:top w:type="dxa" w:w="70"/>
-              <w:left w:type="dxa" w:w="110"/>
-              <w:bottom w:type="dxa" w:w="70"/>
-              <w:right w:type="dxa" w:w="110"/>
-            </w:tcMar>
-          </w:tcPr>
-          <w:p>
-            <w:pPr>
-              <w:spacing w:after="0" w:line="250"/>
-            </w:pPr>
-            <w:r>
-              <w:rPr>
-                <w:sz w:val="18"/>
-                <w:szCs w:val="18"/>
-              </w:rPr>
-              <w:t xml:space="preserve">Consultant, per team</w:t>
-            </w:r>
-          </w:p>
-        </w:tc>
-        <w:tc>
-          <w:tcPr>
-            <w:tcW w:type="dxa" w:w="3360"/>
-            <w:shd w:fill="FFFFFF" w:val="clear"/>
-            <w:tcMar>
-              <w:top w:type="dxa" w:w="70"/>
-              <w:left w:type="dxa" w:w="110"/>
-              <w:bottom w:type="dxa" w:w="70"/>
-              <w:right w:type="dxa" w:w="110"/>
-            </w:tcMar>
-          </w:tcPr>
-          <w:p>
-            <w:pPr>
-              <w:spacing w:after="0" w:line="250"/>
-            </w:pPr>
+              <w:t xml:space="preserve">Database</w:t>
+            </w:r>
+          </w:p>
+        </w:tc>
+        <w:tc>
+          <w:tcPr>
+            <w:tcW w:type="dxa" w:w="3360"/>
+            <w:shd w:fill="FFFFFF" w:val="clear"/>
+            <w:tcMar>
+              <w:top w:type="dxa" w:w="70"/>
+              <w:left w:type="dxa" w:w="110"/>
+              <w:bottom w:type="dxa" w:w="70"/>
+              <w:right w:type="dxa" w:w="110"/>
+            </w:tcMar>
+          </w:tcPr>
+          <w:p>
+            <w:pPr>
+              <w:spacing w:after="0" w:line="250"/>
+            </w:pPr>
+            <w:r>
+              <w:rPr>
+                <w:sz w:val="18"/>
+                <w:szCs w:val="18"/>
+              </w:rPr>
+              <w:t xml:space="preserve">SQLite file</w:t>
+            </w:r>
+          </w:p>
+        </w:tc>
+        <w:tc>
+          <w:tcPr>
+            <w:tcW w:type="dxa" w:w="3360"/>
+            <w:shd w:fill="FFFFFF" w:val="clear"/>
+            <w:tcMar>
+              <w:top w:type="dxa" w:w="70"/>
+              <w:left w:type="dxa" w:w="110"/>
+              <w:bottom w:type="dxa" w:w="70"/>
+              <w:right w:type="dxa" w:w="110"/>
+            </w:tcMar>
+          </w:tcPr>
+          <w:p>
+            <w:pPr>
+              <w:spacing w:after="0" w:line="250"/>
+            </w:pPr>
+            <w:r>
+              <w:rPr>
+                <w:sz w:val="18"/>
+                <w:szCs w:val="18"/>
+              </w:rPr>
+              <w:t xml:space="preserve">PostgreSQL, from </w:t>
+            </w:r>
             <w:r>
               <w:rPr>
                 <w:rFonts w:ascii="Consolas" w:cs="Consolas" w:eastAsia="Consolas" w:hAnsi="Consolas"/>
@@ -14794,7 +15967,7 @@
                 <w:sz w:val="18"/>
                 <w:szCs w:val="18"/>
               </w:rPr>
-              <w:t xml:space="preserve">[TBD — to be named per team]</w:t>
+              <w:t xml:space="preserve">DATABASE_URL</w:t>
             </w:r>
           </w:p>
         </w:tc>
@@ -14820,34 +15993,60 @@
                 <w:sz w:val="18"/>
                 <w:szCs w:val="18"/>
               </w:rPr>
-              <w:t xml:space="preserve">Departmental accountability</w:t>
-            </w:r>
-          </w:p>
-        </w:tc>
-        <w:tc>
-          <w:tcPr>
-            <w:tcW w:type="dxa" w:w="3360"/>
-            <w:shd w:fill="FFFFFF" w:val="clear"/>
-            <w:tcMar>
-              <w:top w:type="dxa" w:w="70"/>
-              <w:left w:type="dxa" w:w="110"/>
-              <w:bottom w:type="dxa" w:w="70"/>
-              <w:right w:type="dxa" w:w="110"/>
-            </w:tcMar>
-          </w:tcPr>
-          <w:p>
-            <w:pPr>
-              <w:spacing w:after="0" w:line="250"/>
-            </w:pPr>
-            <w:r>
-              <w:rPr>
-                <w:sz w:val="18"/>
-                <w:szCs w:val="18"/>
-              </w:rPr>
-              <w:t xml:space="preserve">Chairman of Surgical Oncology</w:t>
-            </w:r>
-          </w:p>
-        </w:tc>
+              <w:t xml:space="preserve">Static files</w:t>
+            </w:r>
+          </w:p>
+        </w:tc>
+        <w:tc>
+          <w:tcPr>
+            <w:tcW w:type="dxa" w:w="3360"/>
+            <w:shd w:fill="FFFFFF" w:val="clear"/>
+            <w:tcMar>
+              <w:top w:type="dxa" w:w="70"/>
+              <w:left w:type="dxa" w:w="110"/>
+              <w:bottom w:type="dxa" w:w="70"/>
+              <w:right w:type="dxa" w:w="110"/>
+            </w:tcMar>
+          </w:tcPr>
+          <w:p>
+            <w:pPr>
+              <w:spacing w:after="0" w:line="250"/>
+            </w:pPr>
+            <w:r>
+              <w:rPr>
+                <w:sz w:val="18"/>
+                <w:szCs w:val="18"/>
+              </w:rPr>
+              <w:t xml:space="preserve">Django dev server</w:t>
+            </w:r>
+          </w:p>
+        </w:tc>
+        <w:tc>
+          <w:tcPr>
+            <w:tcW w:type="dxa" w:w="3360"/>
+            <w:shd w:fill="FFFFFF" w:val="clear"/>
+            <w:tcMar>
+              <w:top w:type="dxa" w:w="70"/>
+              <w:left w:type="dxa" w:w="110"/>
+              <w:bottom w:type="dxa" w:w="70"/>
+              <w:right w:type="dxa" w:w="110"/>
+            </w:tcMar>
+          </w:tcPr>
+          <w:p>
+            <w:pPr>
+              <w:spacing w:after="0" w:line="250"/>
+            </w:pPr>
+            <w:r>
+              <w:rPr>
+                <w:sz w:val="18"/>
+                <w:szCs w:val="18"/>
+              </w:rPr>
+              <w:t xml:space="preserve">WhiteNoise, compressed and manifest-hashed</w:t>
+            </w:r>
+          </w:p>
+        </w:tc>
+      </w:tr>
+      <w:tr>
         <w:tc>
           <w:tcPr>
             <w:tcW w:type="dxa" w:w="3360"/>
@@ -14870,7 +16069,66 @@
                 <w:sz w:val="18"/>
                 <w:szCs w:val="18"/>
               </w:rPr>
-              <w:t xml:space="preserve">[TBD — to be confirmed]</w:t>
+              <w:t xml:space="preserve">DEBUG</w:t>
+            </w:r>
+          </w:p>
+        </w:tc>
+        <w:tc>
+          <w:tcPr>
+            <w:tcW w:type="dxa" w:w="3360"/>
+            <w:shd w:fill="FFFFFF" w:val="clear"/>
+            <w:tcMar>
+              <w:top w:type="dxa" w:w="70"/>
+              <w:left w:type="dxa" w:w="110"/>
+              <w:bottom w:type="dxa" w:w="70"/>
+              <w:right w:type="dxa" w:w="110"/>
+            </w:tcMar>
+          </w:tcPr>
+          <w:p>
+            <w:pPr>
+              <w:spacing w:after="0" w:line="250"/>
+            </w:pPr>
+            <w:r>
+              <w:rPr>
+                <w:rFonts w:ascii="Consolas" w:cs="Consolas" w:eastAsia="Consolas" w:hAnsi="Consolas"/>
+                <w:color w:val="9A281B"/>
+                <w:sz w:val="18"/>
+                <w:szCs w:val="18"/>
+              </w:rPr>
+              <w:t xml:space="preserve">True</w:t>
+            </w:r>
+          </w:p>
+        </w:tc>
+        <w:tc>
+          <w:tcPr>
+            <w:tcW w:type="dxa" w:w="3360"/>
+            <w:shd w:fill="FFFFFF" w:val="clear"/>
+            <w:tcMar>
+              <w:top w:type="dxa" w:w="70"/>
+              <w:left w:type="dxa" w:w="110"/>
+              <w:bottom w:type="dxa" w:w="70"/>
+              <w:right w:type="dxa" w:w="110"/>
+            </w:tcMar>
+          </w:tcPr>
+          <w:p>
+            <w:pPr>
+              <w:spacing w:after="0" w:line="250"/>
+            </w:pPr>
+            <w:r>
+              <w:rPr>
+                <w:rFonts w:ascii="Consolas" w:cs="Consolas" w:eastAsia="Consolas" w:hAnsi="Consolas"/>
+                <w:color w:val="9A281B"/>
+                <w:sz w:val="18"/>
+                <w:szCs w:val="18"/>
+              </w:rPr>
+              <w:t xml:space="preserve">False</w:t>
+            </w:r>
+            <w:r>
+              <w:rPr>
+                <w:sz w:val="18"/>
+                <w:szCs w:val="18"/>
+              </w:rPr>
+              <w:t xml:space="preserve">, set in the blueprint</w:t>
             </w:r>
           </w:p>
         </w:tc>
@@ -14896,55 +16154,71 @@
                 <w:sz w:val="18"/>
                 <w:szCs w:val="18"/>
               </w:rPr>
-              <w:t xml:space="preserve">Technical — code, deployment, secrets</w:t>
-            </w:r>
-          </w:p>
-        </w:tc>
-        <w:tc>
-          <w:tcPr>
-            <w:tcW w:type="dxa" w:w="3360"/>
-            <w:shd w:fill="FFFFFF" w:val="clear"/>
-            <w:tcMar>
-              <w:top w:type="dxa" w:w="70"/>
-              <w:left w:type="dxa" w:w="110"/>
-              <w:bottom w:type="dxa" w:w="70"/>
-              <w:right w:type="dxa" w:w="110"/>
-            </w:tcMar>
-          </w:tcPr>
-          <w:p>
-            <w:pPr>
-              <w:spacing w:after="0" w:line="250"/>
-            </w:pPr>
-            <w:r>
-              <w:rPr>
-                <w:sz w:val="18"/>
-                <w:szCs w:val="18"/>
-              </w:rPr>
-              <w:t xml:space="preserve">Tuqa Al-Ghazawi</w:t>
-            </w:r>
-          </w:p>
-        </w:tc>
-        <w:tc>
-          <w:tcPr>
-            <w:tcW w:type="dxa" w:w="3360"/>
-            <w:shd w:fill="FFFFFF" w:val="clear"/>
-            <w:tcMar>
-              <w:top w:type="dxa" w:w="70"/>
-              <w:left w:type="dxa" w:w="110"/>
-              <w:bottom w:type="dxa" w:w="70"/>
-              <w:right w:type="dxa" w:w="110"/>
-            </w:tcMar>
-          </w:tcPr>
-          <w:p>
-            <w:pPr>
-              <w:spacing w:after="0" w:line="250"/>
-            </w:pPr>
-            <w:r>
-              <w:rPr>
-                <w:sz w:val="18"/>
-                <w:szCs w:val="18"/>
-              </w:rPr>
-              <w:t xml:space="preserve">Acting</w:t>
+              <w:t xml:space="preserve">HTTPS</w:t>
+            </w:r>
+          </w:p>
+        </w:tc>
+        <w:tc>
+          <w:tcPr>
+            <w:tcW w:type="dxa" w:w="3360"/>
+            <w:shd w:fill="FFFFFF" w:val="clear"/>
+            <w:tcMar>
+              <w:top w:type="dxa" w:w="70"/>
+              <w:left w:type="dxa" w:w="110"/>
+              <w:bottom w:type="dxa" w:w="70"/>
+              <w:right w:type="dxa" w:w="110"/>
+            </w:tcMar>
+          </w:tcPr>
+          <w:p>
+            <w:pPr>
+              <w:spacing w:after="0" w:line="250"/>
+            </w:pPr>
+            <w:r>
+              <w:rPr>
+                <w:sz w:val="18"/>
+                <w:szCs w:val="18"/>
+              </w:rPr>
+              <w:t xml:space="preserve">not applicable</w:t>
+            </w:r>
+          </w:p>
+        </w:tc>
+        <w:tc>
+          <w:tcPr>
+            <w:tcW w:type="dxa" w:w="3360"/>
+            <w:shd w:fill="FFFFFF" w:val="clear"/>
+            <w:tcMar>
+              <w:top w:type="dxa" w:w="70"/>
+              <w:left w:type="dxa" w:w="110"/>
+              <w:bottom w:type="dxa" w:w="70"/>
+              <w:right w:type="dxa" w:w="110"/>
+            </w:tcMar>
+          </w:tcPr>
+          <w:p>
+            <w:pPr>
+              <w:spacing w:after="0" w:line="250"/>
+            </w:pPr>
+            <w:r>
+              <w:rPr>
+                <w:sz w:val="18"/>
+                <w:szCs w:val="18"/>
+              </w:rPr>
+              <w:t xml:space="preserve">forced — </w:t>
+            </w:r>
+            <w:r>
+              <w:rPr>
+                <w:rFonts w:ascii="Consolas" w:cs="Consolas" w:eastAsia="Consolas" w:hAnsi="Consolas"/>
+                <w:color w:val="9A281B"/>
+                <w:sz w:val="18"/>
+                <w:szCs w:val="18"/>
+              </w:rPr>
+              <w:t xml:space="preserve">SECURE_SSL_REDIRECT</w:t>
+            </w:r>
+            <w:r>
+              <w:rPr>
+                <w:sz w:val="18"/>
+                <w:szCs w:val="18"/>
+              </w:rPr>
+              <w:t xml:space="preserve">, secure session and CSRF cookies</w:t>
             </w:r>
           </w:p>
         </w:tc>
@@ -14970,7 +16244,31 @@
                 <w:sz w:val="18"/>
                 <w:szCs w:val="18"/>
               </w:rPr>
-              <w:t xml:space="preserve">Guideline index — what is indexed, and when it is refreshed</w:t>
+              <w:t xml:space="preserve">Hostname</w:t>
+            </w:r>
+          </w:p>
+        </w:tc>
+        <w:tc>
+          <w:tcPr>
+            <w:tcW w:type="dxa" w:w="3360"/>
+            <w:shd w:fill="FFFFFF" w:val="clear"/>
+            <w:tcMar>
+              <w:top w:type="dxa" w:w="70"/>
+              <w:left w:type="dxa" w:w="110"/>
+              <w:bottom w:type="dxa" w:w="70"/>
+              <w:right w:type="dxa" w:w="110"/>
+            </w:tcMar>
+          </w:tcPr>
+          <w:p>
+            <w:pPr>
+              <w:spacing w:after="0" w:line="250"/>
+            </w:pPr>
+            <w:r>
+              <w:rPr>
+                <w:sz w:val="18"/>
+                <w:szCs w:val="18"/>
+              </w:rPr>
+              <w:t xml:space="preserve">n/a</w:t>
             </w:r>
           </w:p>
         </w:tc>
@@ -14996,31 +16294,39 @@
                 <w:sz w:val="18"/>
                 <w:szCs w:val="18"/>
               </w:rPr>
-              <w:t xml:space="preserve">[TBD]</w:t>
-            </w:r>
-          </w:p>
-        </w:tc>
-        <w:tc>
-          <w:tcPr>
-            <w:tcW w:type="dxa" w:w="3360"/>
-            <w:shd w:fill="FFFFFF" w:val="clear"/>
-            <w:tcMar>
-              <w:top w:type="dxa" w:w="70"/>
-              <w:left w:type="dxa" w:w="110"/>
-              <w:bottom w:type="dxa" w:w="70"/>
-              <w:right w:type="dxa" w:w="110"/>
-            </w:tcMar>
-          </w:tcPr>
-          <w:p>
-            <w:pPr>
-              <w:spacing w:after="0" w:line="250"/>
-            </w:pPr>
-            <w:r>
-              <w:rPr>
-                <w:sz w:val="18"/>
-                <w:szCs w:val="18"/>
-              </w:rPr>
-              <w:t xml:space="preserve">Not assigned</w:t>
+              <w:t xml:space="preserve">RENDER_EXTERNAL_HOSTNAME</w:t>
+            </w:r>
+            <w:r>
+              <w:rPr>
+                <w:sz w:val="18"/>
+                <w:szCs w:val="18"/>
+              </w:rPr>
+              <w:t xml:space="preserve">, added to </w:t>
+            </w:r>
+            <w:r>
+              <w:rPr>
+                <w:rFonts w:ascii="Consolas" w:cs="Consolas" w:eastAsia="Consolas" w:hAnsi="Consolas"/>
+                <w:color w:val="9A281B"/>
+                <w:sz w:val="18"/>
+                <w:szCs w:val="18"/>
+              </w:rPr>
+              <w:t xml:space="preserve">ALLOWED_HOSTS</w:t>
+            </w:r>
+            <w:r>
+              <w:rPr>
+                <w:sz w:val="18"/>
+                <w:szCs w:val="18"/>
+              </w:rPr>
+              <w:t xml:space="preserve"> and </w:t>
+            </w:r>
+            <w:r>
+              <w:rPr>
+                <w:rFonts w:ascii="Consolas" w:cs="Consolas" w:eastAsia="Consolas" w:hAnsi="Consolas"/>
+                <w:color w:val="9A281B"/>
+                <w:sz w:val="18"/>
+                <w:szCs w:val="18"/>
+              </w:rPr>
+              <w:t xml:space="preserve">CSRF_TRUSTED_ORIGINS</w:t>
             </w:r>
           </w:p>
         </w:tc>
@@ -15046,31 +16352,31 @@
                 <w:sz w:val="18"/>
                 <w:szCs w:val="18"/>
               </w:rPr>
-              <w:t xml:space="preserve">Information governance — any move toward real data</w:t>
-            </w:r>
-          </w:p>
-        </w:tc>
-        <w:tc>
-          <w:tcPr>
-            <w:tcW w:type="dxa" w:w="3360"/>
-            <w:shd w:fill="FFFFFF" w:val="clear"/>
-            <w:tcMar>
-              <w:top w:type="dxa" w:w="70"/>
-              <w:left w:type="dxa" w:w="110"/>
-              <w:bottom w:type="dxa" w:w="70"/>
-              <w:right w:type="dxa" w:w="110"/>
-            </w:tcMar>
-          </w:tcPr>
-          <w:p>
-            <w:pPr>
-              <w:spacing w:after="0" w:line="250"/>
-            </w:pPr>
-            <w:r>
-              <w:rPr>
-                <w:sz w:val="18"/>
-                <w:szCs w:val="18"/>
-              </w:rPr>
-              <w:t xml:space="preserve">KHCC IG / AIDI</w:t>
+              <w:t xml:space="preserve">Scheduled jobs</w:t>
+            </w:r>
+          </w:p>
+        </w:tc>
+        <w:tc>
+          <w:tcPr>
+            <w:tcW w:type="dxa" w:w="3360"/>
+            <w:shd w:fill="FFFFFF" w:val="clear"/>
+            <w:tcMar>
+              <w:top w:type="dxa" w:w="70"/>
+              <w:left w:type="dxa" w:w="110"/>
+              <w:bottom w:type="dxa" w:w="70"/>
+              <w:right w:type="dxa" w:w="110"/>
+            </w:tcMar>
+          </w:tcPr>
+          <w:p>
+            <w:pPr>
+              <w:spacing w:after="0" w:line="250"/>
+            </w:pPr>
+            <w:r>
+              <w:rPr>
+                <w:sz w:val="18"/>
+                <w:szCs w:val="18"/>
+              </w:rPr>
+              <w:t xml:space="preserve">run by hand</w:t>
             </w:r>
           </w:p>
         </w:tc>
@@ -15096,7 +16402,30 @@
                 <w:sz w:val="18"/>
                 <w:szCs w:val="18"/>
               </w:rPr>
-              <w:t xml:space="preserve">[TBD — not yet engaged]</w:t>
+              <w:t xml:space="preserve">sync_ehr</w:t>
+            </w:r>
+            <w:r>
+              <w:rPr>
+                <w:sz w:val="18"/>
+                <w:szCs w:val="18"/>
+              </w:rPr>
+              <w:t xml:space="preserve"> and </w:t>
+            </w:r>
+            <w:r>
+              <w:rPr>
+                <w:rFonts w:ascii="Consolas" w:cs="Consolas" w:eastAsia="Consolas" w:hAnsi="Consolas"/>
+                <w:color w:val="9A281B"/>
+                <w:sz w:val="18"/>
+                <w:szCs w:val="18"/>
+              </w:rPr>
+              <w:t xml:space="preserve">send_due_alerts</w:t>
+            </w:r>
+            <w:r>
+              <w:rPr>
+                <w:sz w:val="18"/>
+                <w:szCs w:val="18"/>
+              </w:rPr>
+              <w:t xml:space="preserve"> on a Render cron job</w:t>
             </w:r>
           </w:p>
         </w:tc>
@@ -15112,16 +16441,28 @@
     </w:p>
     <w:p>
       <w:pPr>
-        <w:pBdr>
-          <w:left w:val="single" w:color="028090" w:sz="18" w:space="12"/>
-        </w:pBdr>
-        <w:shd w:fill="F4F8F7" w:val="clear"/>
-        <w:spacing w:after="180" w:before="180" w:line="276"/>
-        <w:ind w:left="340"/>
-      </w:pPr>
-      <w:r>
-        <w:t xml:space="preserve">Most of these are </w:t>
-      </w:r>
+        <w:spacing w:after="130" w:line="276"/>
+      </w:pPr>
+      <w:r>
+        <w:rPr>
+          <w:b/>
+          <w:bCs/>
+        </w:rPr>
+        <w:t xml:space="preserve">Every hardening setting is conditional on `DEBUG` being off</w:t>
+      </w:r>
+      <w:r>
+        <w:t xml:space="preserve">, so local development is untouched. Two details that matter:</w:t>
+      </w:r>
+    </w:p>
+    <w:p>
+      <w:pPr>
+        <w:pStyle w:val="ListParagraph"/>
+        <w:numPr>
+          <w:ilvl w:val="0"/>
+          <w:numId w:val="2"/>
+        </w:numPr>
+        <w:spacing w:after="80" w:line="276"/>
+      </w:pPr>
       <w:r>
         <w:rPr>
           <w:rFonts w:ascii="Consolas" w:cs="Consolas" w:eastAsia="Consolas" w:hAnsi="Consolas"/>
@@ -15129,108 +16470,10 @@
           <w:sz w:val="18"/>
           <w:szCs w:val="18"/>
         </w:rPr>
-        <w:t xml:space="preserve">[TBD]</w:t>
-      </w:r>
-      <w:r>
-        <w:t xml:space="preserve"> because the tool is a prototype with one author. They must be filled before it is shown to a clinical committee, and certainly before any real data. Naming an owner is a prerequisite for the incident path below working at all.</w:t>
-      </w:r>
-    </w:p>
-    <w:p>
-      <w:pPr>
-        <w:pStyle w:val="Heading3"/>
-        <w:keepNext/>
-        <w:spacing w:after="130" w:before="260"/>
-      </w:pPr>
-      <w:r>
-        <w:t xml:space="preserve">14.6 Incident path</w:t>
-      </w:r>
-    </w:p>
-    <w:p>
-      <w:pPr>
-        <w:spacing w:after="130" w:line="276"/>
-      </w:pPr>
-      <w:r>
-        <w:t xml:space="preserve">An "incident" is any occasion where the tool showed something wrong, misleading, or in a way that could have changed a decision.</w:t>
-      </w:r>
-    </w:p>
-    <w:p>
-      <w:pPr>
-        <w:pStyle w:val="ListParagraph"/>
-        <w:numPr>
-          <w:ilvl w:val="0"/>
-          <w:numId w:val="3"/>
-        </w:numPr>
-        <w:spacing w:after="80" w:line="276"/>
-      </w:pPr>
-      <w:r>
-        <w:rPr>
-          <w:b/>
-          <w:bCs/>
-        </w:rPr>
-        <w:t xml:space="preserve">Stop relying on the affected feature.</w:t>
-      </w:r>
-      <w:r>
-        <w:t xml:space="preserve"> No feature is load-bearing — the pathway works with every AI output ignored — so this costs nothing clinically.</w:t>
-      </w:r>
-    </w:p>
-    <w:p>
-      <w:pPr>
-        <w:pStyle w:val="ListParagraph"/>
-        <w:numPr>
-          <w:ilvl w:val="0"/>
-          <w:numId w:val="3"/>
-        </w:numPr>
-        <w:spacing w:after="80" w:line="276"/>
-      </w:pPr>
-      <w:r>
-        <w:rPr>
-          <w:b/>
-          <w:bCs/>
-        </w:rPr>
-        <w:t xml:space="preserve">Record it.</w:t>
-      </w:r>
-      <w:r>
-        <w:t xml:space="preserve"> Patient MRN (synthetic), what was shown, what was expected, and the page. While the tool is a prototype this is a GitHub issue on the repository; a real deployment needs a route that does not require a GitHub account.</w:t>
-      </w:r>
-    </w:p>
-    <w:p>
-      <w:pPr>
-        <w:pStyle w:val="ListParagraph"/>
-        <w:numPr>
-          <w:ilvl w:val="0"/>
-          <w:numId w:val="3"/>
-        </w:numPr>
-        <w:spacing w:after="80" w:line="276"/>
-      </w:pPr>
-      <w:r>
-        <w:rPr>
-          <w:b/>
-          <w:bCs/>
-        </w:rPr>
-        <w:t xml:space="preserve">Reproduce it as a test.</w:t>
-      </w:r>
-      <w:r>
-        <w:t xml:space="preserve"> Every clinical bug found so far became a test before it was fixed — the guideline brain offering an oesophagectomy to a post-gastrectomy patient, naproxen producing no peri-op alert, the workup "complete" email repeating. This is the mechanism that stops a fix regressing.</w:t>
-      </w:r>
-    </w:p>
-    <w:p>
-      <w:pPr>
-        <w:pStyle w:val="ListParagraph"/>
-        <w:numPr>
-          <w:ilvl w:val="0"/>
-          <w:numId w:val="3"/>
-        </w:numPr>
-        <w:spacing w:after="80" w:line="276"/>
-      </w:pPr>
-      <w:r>
-        <w:rPr>
-          <w:b/>
-          <w:bCs/>
-        </w:rPr>
-        <w:t xml:space="preserve">Fix, or disable the feature.</w:t>
-      </w:r>
-      <w:r>
-        <w:t xml:space="preserve"> Each AI feature degrades independently: the guideline brain, the extractor and the agent workflow all fail to "unavailable" without breaking a clinical page, so one can be switched off by removing </w:t>
+        <w:t xml:space="preserve">SECURE_PROXY_SSL_HEADER</w:t>
+      </w:r>
+      <w:r>
+        <w:t xml:space="preserve"> is set. Render terminates TLS at its proxy and forwards the original scheme in a header; without this Django sees </w:t>
       </w:r>
       <w:r>
         <w:rPr>
@@ -15239,10 +16482,22 @@
           <w:sz w:val="18"/>
           <w:szCs w:val="18"/>
         </w:rPr>
-        <w:t xml:space="preserve">OPENAI_API_KEY</w:t>
-      </w:r>
-      <w:r>
-        <w:t xml:space="preserve"> while the pathway keeps working.</w:t>
+        <w:t xml:space="preserve">http</w:t>
+      </w:r>
+      <w:r>
+        <w:t xml:space="preserve"> on every request and </w:t>
+      </w:r>
+      <w:r>
+        <w:rPr>
+          <w:rFonts w:ascii="Consolas" w:cs="Consolas" w:eastAsia="Consolas" w:hAnsi="Consolas"/>
+          <w:color w:val="9A281B"/>
+          <w:sz w:val="18"/>
+          <w:szCs w:val="18"/>
+        </w:rPr>
+        <w:t xml:space="preserve">SECURE_SSL_REDIRECT</w:t>
+      </w:r>
+      <w:r>
+        <w:t xml:space="preserve"> redirects to itself forever.</w:t>
       </w:r>
     </w:p>
     <w:p>
@@ -15250,7 +16505,7 @@
         <w:pStyle w:val="ListParagraph"/>
         <w:numPr>
           <w:ilvl w:val="0"/>
-          <w:numId w:val="3"/>
+          <w:numId w:val="2"/>
         </w:numPr>
         <w:spacing w:after="80" w:line="276"/>
       </w:pPr>
@@ -15259,30 +16514,85 @@
           <w:b/>
           <w:bCs/>
         </w:rPr>
-        <w:t xml:space="preserve">Tell the teams affected</w:t>
-      </w:r>
-      <w:r>
-        <w:t xml:space="preserve"> if a wrong output reached a slide or an email.</w:t>
-      </w:r>
-    </w:p>
-    <w:p>
-      <w:pPr>
-        <w:pStyle w:val="ListParagraph"/>
-        <w:numPr>
-          <w:ilvl w:val="0"/>
-          <w:numId w:val="3"/>
-        </w:numPr>
-        <w:spacing w:after="80" w:line="276"/>
-      </w:pPr>
+        <w:t xml:space="preserve">HSTS defaults to 0 seconds.</w:t>
+      </w:r>
+      <w:r>
+        <w:t xml:space="preserve"> A browser that has cached an HSTS header cannot be told to forget it early, so it stays off until the deployment is known good, then </w:t>
+      </w:r>
+      <w:r>
+        <w:rPr>
+          <w:rFonts w:ascii="Consolas" w:cs="Consolas" w:eastAsia="Consolas" w:hAnsi="Consolas"/>
+          <w:color w:val="9A281B"/>
+          <w:sz w:val="18"/>
+          <w:szCs w:val="18"/>
+        </w:rPr>
+        <w:t xml:space="preserve">SECURE_HSTS_SECONDS</w:t>
+      </w:r>
+      <w:r>
+        <w:t xml:space="preserve"> is set deliberately.</w:t>
+      </w:r>
+    </w:p>
+    <w:p>
+      <w:pPr>
+        <w:spacing w:after="130" w:line="276"/>
+      </w:pPr>
+      <w:r>
+        <w:rPr>
+          <w:rFonts w:ascii="Consolas" w:cs="Consolas" w:eastAsia="Consolas" w:hAnsi="Consolas"/>
+          <w:color w:val="9A281B"/>
+          <w:sz w:val="18"/>
+          <w:szCs w:val="18"/>
+        </w:rPr>
+        <w:t xml:space="preserve">python manage.py check --deploy</w:t>
+      </w:r>
+      <w:r>
+        <w:t xml:space="preserve"> reports </w:t>
+      </w:r>
       <w:r>
         <w:rPr>
           <w:b/>
           <w:bCs/>
         </w:rPr>
-        <w:t xml:space="preserve">Roll back</w:t>
-      </w:r>
-      <w:r>
-        <w:t xml:space="preserve"> if the fix is not immediate — see §16.3.</w:t>
+        <w:t xml:space="preserve">no issues</w:t>
+      </w:r>
+      <w:r>
+        <w:t xml:space="preserve"> with </w:t>
+      </w:r>
+      <w:r>
+        <w:rPr>
+          <w:rFonts w:ascii="Consolas" w:cs="Consolas" w:eastAsia="Consolas" w:hAnsi="Consolas"/>
+          <w:color w:val="9A281B"/>
+          <w:sz w:val="18"/>
+          <w:szCs w:val="18"/>
+        </w:rPr>
+        <w:t xml:space="preserve">DEBUG=False</w:t>
+      </w:r>
+      <w:r>
+        <w:t xml:space="preserve">, a real </w:t>
+      </w:r>
+      <w:r>
+        <w:rPr>
+          <w:rFonts w:ascii="Consolas" w:cs="Consolas" w:eastAsia="Consolas" w:hAnsi="Consolas"/>
+          <w:color w:val="9A281B"/>
+          <w:sz w:val="18"/>
+          <w:szCs w:val="18"/>
+        </w:rPr>
+        <w:t xml:space="preserve">DJANGO_SECRET_KEY</w:t>
+      </w:r>
+      <w:r>
+        <w:t xml:space="preserve"> and HSTS set. Eleven tests in </w:t>
+      </w:r>
+      <w:r>
+        <w:rPr>
+          <w:rFonts w:ascii="Consolas" w:cs="Consolas" w:eastAsia="Consolas" w:hAnsi="Consolas"/>
+          <w:color w:val="9A281B"/>
+          <w:sz w:val="18"/>
+          <w:szCs w:val="18"/>
+        </w:rPr>
+        <w:t xml:space="preserve">config/tests.py</w:t>
+      </w:r>
+      <w:r>
+        <w:t xml:space="preserve"> pin the HTTPS settings, the proxy header, the PostgreSQL switch and WhiteNoise's position in the middleware, so a settings edit cannot quietly undo them.</w:t>
       </w:r>
     </w:p>
     <w:p>
@@ -15294,41 +16604,22 @@
           <w:b/>
           <w:bCs/>
         </w:rPr>
-        <w:t xml:space="preserve">Known open incidents:</w:t>
-      </w:r>
-      <w:r>
-        <w:t xml:space="preserve"> none. </w:t>
-      </w:r>
-      <w:r>
-        <w:rPr>
-          <w:b/>
-          <w:bCs/>
-        </w:rPr>
-        <w:t xml:space="preserve">Closed:</w:t>
-      </w:r>
-      <w:r>
-        <w:t xml:space="preserve"> the four in §12, each with a regression test.</w:t>
-      </w:r>
-    </w:p>
-    <w:p>
-      <w:pPr>
-        <w:pBdr>
-          <w:bottom w:val="single" w:color="D6E2E1" w:sz="6" w:space="1"/>
-        </w:pBdr>
-        <w:spacing w:after="200" w:before="200"/>
-      </w:pPr>
-      <w:r>
-        <w:t xml:space="preserve"/>
-      </w:r>
-    </w:p>
-    <w:p>
-      <w:pPr>
-        <w:pStyle w:val="Heading2"/>
-        <w:keepNext/>
-        <w:spacing w:after="130" w:before="260"/>
-      </w:pPr>
-      <w:r>
-        <w:t xml:space="preserve">15. Ethics</w:t>
+        <w:t xml:space="preserve">Status: configured and verified, not yet deployed.</w:t>
+      </w:r>
+      <w:r>
+        <w:t xml:space="preserve"> Nothing has been provisioned on Render, so there is no live URL. The blueprint deliberately does not carry </w:t>
+      </w:r>
+      <w:r>
+        <w:rPr>
+          <w:rFonts w:ascii="Consolas" w:cs="Consolas" w:eastAsia="Consolas" w:hAnsi="Consolas"/>
+          <w:color w:val="9A281B"/>
+          <w:sz w:val="18"/>
+          <w:szCs w:val="18"/>
+        </w:rPr>
+        <w:t xml:space="preserve">OPENAI_API_KEY</w:t>
+      </w:r>
+      <w:r>
+        <w:t xml:space="preserve"> — that is set in the Render dashboard, and without it the AI features report "unavailable" while the rest of the pathway works.</w:t>
       </w:r>
     </w:p>
     <w:p>
@@ -15338,7 +16629,270 @@
         <w:spacing w:after="130" w:before="260"/>
       </w:pPr>
       <w:r>
-        <w:t xml:space="preserve">15.1 The pillars, and what each one cost</w:t>
+        <w:t xml:space="preserve">16.2 Secrets</w:t>
+      </w:r>
+    </w:p>
+    <w:p>
+      <w:pPr>
+        <w:spacing w:after="130" w:line="276"/>
+      </w:pPr>
+      <w:r>
+        <w:t xml:space="preserve">All configuration comes from the environment, read from </w:t>
+      </w:r>
+      <w:r>
+        <w:rPr>
+          <w:rFonts w:ascii="Consolas" w:cs="Consolas" w:eastAsia="Consolas" w:hAnsi="Consolas"/>
+          <w:color w:val="9A281B"/>
+          <w:sz w:val="18"/>
+          <w:szCs w:val="18"/>
+        </w:rPr>
+        <w:t xml:space="preserve">.env</w:t>
+      </w:r>
+      <w:r>
+        <w:t xml:space="preserve"> locally via</w:t>
+      </w:r>
+    </w:p>
+    <w:p>
+      <w:pPr>
+        <w:spacing w:after="130" w:line="276"/>
+      </w:pPr>
+      <w:r>
+        <w:rPr>
+          <w:rFonts w:ascii="Consolas" w:cs="Consolas" w:eastAsia="Consolas" w:hAnsi="Consolas"/>
+          <w:color w:val="9A281B"/>
+          <w:sz w:val="18"/>
+          <w:szCs w:val="18"/>
+        </w:rPr>
+        <w:t xml:space="preserve">python-dotenv</w:t>
+      </w:r>
+      <w:r>
+        <w:t xml:space="preserve">. Nothing is hardcoded, </w:t>
+      </w:r>
+      <w:r>
+        <w:rPr>
+          <w:rFonts w:ascii="Consolas" w:cs="Consolas" w:eastAsia="Consolas" w:hAnsi="Consolas"/>
+          <w:color w:val="9A281B"/>
+          <w:sz w:val="18"/>
+          <w:szCs w:val="18"/>
+        </w:rPr>
+        <w:t xml:space="preserve">.env</w:t>
+      </w:r>
+      <w:r>
+        <w:t xml:space="preserve"> is git-ignored, and</w:t>
+      </w:r>
+    </w:p>
+    <w:p>
+      <w:pPr>
+        <w:spacing w:after="130" w:line="276"/>
+      </w:pPr>
+      <w:r>
+        <w:rPr>
+          <w:rFonts w:ascii="Consolas" w:cs="Consolas" w:eastAsia="Consolas" w:hAnsi="Consolas"/>
+          <w:color w:val="9A281B"/>
+          <w:sz w:val="18"/>
+          <w:szCs w:val="18"/>
+        </w:rPr>
+        <w:t xml:space="preserve">.env.example</w:t>
+      </w:r>
+      <w:r>
+        <w:t xml:space="preserve"> documents every variable with empty values:</w:t>
+      </w:r>
+    </w:p>
+    <w:p>
+      <w:pPr>
+        <w:spacing w:after="130" w:line="276"/>
+      </w:pPr>
+      <w:r>
+        <w:rPr>
+          <w:rFonts w:ascii="Consolas" w:cs="Consolas" w:eastAsia="Consolas" w:hAnsi="Consolas"/>
+          <w:color w:val="9A281B"/>
+          <w:sz w:val="18"/>
+          <w:szCs w:val="18"/>
+        </w:rPr>
+        <w:t xml:space="preserve">OPENAI_API_KEY</w:t>
+      </w:r>
+      <w:r>
+        <w:t xml:space="preserve">, </w:t>
+      </w:r>
+      <w:r>
+        <w:rPr>
+          <w:rFonts w:ascii="Consolas" w:cs="Consolas" w:eastAsia="Consolas" w:hAnsi="Consolas"/>
+          <w:color w:val="9A281B"/>
+          <w:sz w:val="18"/>
+          <w:szCs w:val="18"/>
+        </w:rPr>
+        <w:t xml:space="preserve">DJANGO_SECRET_KEY</w:t>
+      </w:r>
+      <w:r>
+        <w:t xml:space="preserve">, </w:t>
+      </w:r>
+      <w:r>
+        <w:rPr>
+          <w:rFonts w:ascii="Consolas" w:cs="Consolas" w:eastAsia="Consolas" w:hAnsi="Consolas"/>
+          <w:color w:val="9A281B"/>
+          <w:sz w:val="18"/>
+          <w:szCs w:val="18"/>
+        </w:rPr>
+        <w:t xml:space="preserve">DEBUG</w:t>
+      </w:r>
+      <w:r>
+        <w:t xml:space="preserve">, </w:t>
+      </w:r>
+      <w:r>
+        <w:rPr>
+          <w:rFonts w:ascii="Consolas" w:cs="Consolas" w:eastAsia="Consolas" w:hAnsi="Consolas"/>
+          <w:color w:val="9A281B"/>
+          <w:sz w:val="18"/>
+          <w:szCs w:val="18"/>
+        </w:rPr>
+        <w:t xml:space="preserve">ALLOWED_HOSTS</w:t>
+      </w:r>
+      <w:r>
+        <w:t xml:space="preserve">, </w:t>
+      </w:r>
+      <w:r>
+        <w:rPr>
+          <w:rFonts w:ascii="Consolas" w:cs="Consolas" w:eastAsia="Consolas" w:hAnsi="Consolas"/>
+          <w:color w:val="9A281B"/>
+          <w:sz w:val="18"/>
+          <w:szCs w:val="18"/>
+        </w:rPr>
+        <w:t xml:space="preserve">SITE_URL</w:t>
+      </w:r>
+      <w:r>
+        <w:t xml:space="preserve">, and the six </w:t>
+      </w:r>
+      <w:r>
+        <w:rPr>
+          <w:rFonts w:ascii="Consolas" w:cs="Consolas" w:eastAsia="Consolas" w:hAnsi="Consolas"/>
+          <w:color w:val="9A281B"/>
+          <w:sz w:val="18"/>
+          <w:szCs w:val="18"/>
+        </w:rPr>
+        <w:t xml:space="preserve">EMAIL_*</w:t>
+      </w:r>
+      <w:r>
+        <w:t xml:space="preserve"> variables. On Render these become dashboard environment variables; </w:t>
+      </w:r>
+      <w:r>
+        <w:rPr>
+          <w:rFonts w:ascii="Consolas" w:cs="Consolas" w:eastAsia="Consolas" w:hAnsi="Consolas"/>
+          <w:color w:val="9A281B"/>
+          <w:sz w:val="18"/>
+          <w:szCs w:val="18"/>
+        </w:rPr>
+        <w:t xml:space="preserve">.env</w:t>
+      </w:r>
+      <w:r>
+        <w:t xml:space="preserve"> is never deployed.</w:t>
+      </w:r>
+    </w:p>
+    <w:p>
+      <w:pPr>
+        <w:spacing w:after="130" w:line="276"/>
+      </w:pPr>
+      <w:r>
+        <w:rPr>
+          <w:rFonts w:ascii="Consolas" w:cs="Consolas" w:eastAsia="Consolas" w:hAnsi="Consolas"/>
+          <w:color w:val="9A281B"/>
+          <w:sz w:val="18"/>
+          <w:szCs w:val="18"/>
+        </w:rPr>
+        <w:t xml:space="preserve">SECRET_KEY</w:t>
+      </w:r>
+      <w:r>
+        <w:t xml:space="preserve"> falls back to a development literal </w:t>
+      </w:r>
+      <w:r>
+        <w:rPr>
+          <w:b/>
+          <w:bCs/>
+        </w:rPr>
+        <w:t xml:space="preserve">only</w:t>
+      </w:r>
+      <w:r>
+        <w:t xml:space="preserve"> when the environment does not set it — and that fallback is why it is called</w:t>
+      </w:r>
+    </w:p>
+    <w:p>
+      <w:pPr>
+        <w:spacing w:after="130" w:line="276"/>
+      </w:pPr>
+      <w:r>
+        <w:rPr>
+          <w:rFonts w:ascii="Consolas" w:cs="Consolas" w:eastAsia="Consolas" w:hAnsi="Consolas"/>
+          <w:color w:val="9A281B"/>
+          <w:sz w:val="18"/>
+          <w:szCs w:val="18"/>
+        </w:rPr>
+        <w:t xml:space="preserve">django-insecure-…</w:t>
+      </w:r>
+      <w:r>
+        <w:t xml:space="preserve">. A real deployment must set it.</w:t>
+      </w:r>
+    </w:p>
+    <w:p>
+      <w:pPr>
+        <w:pStyle w:val="Heading3"/>
+        <w:keepNext/>
+        <w:spacing w:after="130" w:before="260"/>
+      </w:pPr>
+      <w:r>
+        <w:t xml:space="preserve">16.3 Versioning and rollback</w:t>
+      </w:r>
+    </w:p>
+    <w:p>
+      <w:pPr>
+        <w:spacing w:after="130" w:line="276"/>
+      </w:pPr>
+      <w:r>
+        <w:rPr>
+          <w:b/>
+          <w:bCs/>
+        </w:rPr>
+        <w:t xml:space="preserve">Versioning.</w:t>
+      </w:r>
+      <w:r>
+        <w:t xml:space="preserve"> Git, on </w:t>
+      </w:r>
+      <w:r>
+        <w:rPr>
+          <w:rFonts w:ascii="Consolas" w:cs="Consolas" w:eastAsia="Consolas" w:hAnsi="Consolas"/>
+          <w:color w:val="9A281B"/>
+          <w:sz w:val="18"/>
+          <w:szCs w:val="18"/>
+        </w:rPr>
+        <w:t xml:space="preserve">master</w:t>
+      </w:r>
+      <w:r>
+        <w:t xml:space="preserve">, with one commit per coherent change and a message explaining why. The deployed version is a commit SHA. The PRD carries its own version number (this is 1.1), and the LangGraph runtime contract is pinned (</w:t>
+      </w:r>
+      <w:r>
+        <w:rPr>
+          <w:rFonts w:ascii="Consolas" w:cs="Consolas" w:eastAsia="Consolas" w:hAnsi="Consolas"/>
+          <w:color w:val="9A281B"/>
+          <w:sz w:val="18"/>
+          <w:szCs w:val="18"/>
+        </w:rPr>
+        <w:t xml:space="preserve">langgraph-checkpoint-sqlite==3.1.1</w:t>
+      </w:r>
+      <w:r>
+        <w:t xml:space="preserve">) because a 2.x release silently downgrades a dependency Django's agent workflow needs.</w:t>
+      </w:r>
+    </w:p>
+    <w:p>
+      <w:pPr>
+        <w:spacing w:after="130" w:line="276"/>
+      </w:pPr>
+      <w:r>
+        <w:rPr>
+          <w:b/>
+          <w:bCs/>
+        </w:rPr>
+        <w:t xml:space="preserve">Rollback triggers.</w:t>
+      </w:r>
+      <w:r>
+        <w:t xml:space="preserve"> Roll back immediately, without discussion, if any of these is observed:</w:t>
       </w:r>
     </w:p>
     <w:tbl>
@@ -15384,7 +16938,7 @@
                 <w:sz w:val="18"/>
                 <w:szCs w:val="18"/>
               </w:rPr>
-              <w:t xml:space="preserve">Pillar</w:t>
+              <w:t xml:space="preserve">Trigger</w:t>
             </w:r>
           </w:p>
         </w:tc>
@@ -15411,7 +16965,7 @@
                 <w:sz w:val="18"/>
                 <w:szCs w:val="18"/>
               </w:rPr>
-              <w:t xml:space="preserve">What it required here</w:t>
+              <w:t xml:space="preserve">Why immediate</w:t>
             </w:r>
           </w:p>
         </w:tc>
@@ -15434,12 +16988,10 @@
             </w:pPr>
             <w:r>
               <w:rPr>
-                <w:b/>
-                <w:bCs/>
-                <w:sz w:val="18"/>
-                <w:szCs w:val="18"/>
-              </w:rPr>
-              <w:t xml:space="preserve">Autonomy</w:t>
+                <w:sz w:val="18"/>
+                <w:szCs w:val="18"/>
+              </w:rPr>
+              <w:t xml:space="preserve">An AI output is written to a patient record without a person confirming it</w:t>
             </w:r>
           </w:p>
         </w:tc>
@@ -15463,7 +17015,7 @@
                 <w:sz w:val="18"/>
                 <w:szCs w:val="18"/>
               </w:rPr>
-              <w:t xml:space="preserve">The clinician decides. Every AI output is a draft with a person between it and the record; the override path (§14.3) is always open and never logged as an exception</w:t>
+              <w:t xml:space="preserve">The core guarantee of the design has failed</w:t>
             </w:r>
           </w:p>
         </w:tc>
@@ -15486,12 +17038,10 @@
             </w:pPr>
             <w:r>
               <w:rPr>
-                <w:b/>
-                <w:bCs/>
-                <w:sz w:val="18"/>
-                <w:szCs w:val="18"/>
-              </w:rPr>
-              <w:t xml:space="preserve">Beneficence</w:t>
+                <w:sz w:val="18"/>
+                <w:szCs w:val="18"/>
+              </w:rPr>
+              <w:t xml:space="preserve">A notification fires repeatedly for the same event</w:t>
             </w:r>
           </w:p>
         </w:tc>
@@ -15515,7 +17065,7 @@
                 <w:sz w:val="18"/>
                 <w:szCs w:val="18"/>
               </w:rPr>
-              <w:t xml:space="preserve">The tool exists to stop patients stalling silently between steps — the gap that motivated it (§2)</w:t>
+              <w:t xml:space="preserve">Teams stop reading the alerts, which is worse than no alerts</w:t>
             </w:r>
           </w:p>
         </w:tc>
@@ -15538,12 +17088,10 @@
             </w:pPr>
             <w:r>
               <w:rPr>
-                <w:b/>
-                <w:bCs/>
-                <w:sz w:val="18"/>
-                <w:szCs w:val="18"/>
-              </w:rPr>
-              <w:t xml:space="preserve">Non-maleficence</w:t>
+                <w:sz w:val="18"/>
+                <w:szCs w:val="18"/>
+              </w:rPr>
+              <w:t xml:space="preserve">A user sees a patient outside their team</w:t>
             </w:r>
           </w:p>
         </w:tc>
@@ -15567,7 +17115,7 @@
                 <w:sz w:val="18"/>
                 <w:szCs w:val="18"/>
               </w:rPr>
-              <w:t xml:space="preserve">The safest failure is doing nothing. Every degradation path leaves the pathway working: an unavailable API, an unreachable EHR, an unindexed guideline</w:t>
+              <w:t xml:space="preserve">The access model has failed</w:t>
             </w:r>
           </w:p>
         </w:tc>
@@ -15590,12 +17138,10 @@
             </w:pPr>
             <w:r>
               <w:rPr>
-                <w:b/>
-                <w:bCs/>
-                <w:sz w:val="18"/>
-                <w:szCs w:val="18"/>
-              </w:rPr>
-              <w:t xml:space="preserve">Justice</w:t>
+                <w:sz w:val="18"/>
+                <w:szCs w:val="18"/>
+              </w:rPr>
+              <w:t xml:space="preserve">The "not for clinical use" label is missing from any page or generated document</w:t>
             </w:r>
           </w:p>
         </w:tc>
@@ -15619,7 +17165,7 @@
                 <w:sz w:val="18"/>
                 <w:szCs w:val="18"/>
               </w:rPr>
-              <w:t xml:space="preserve">Every patient in a team's list gets the same checklist for their diagnosis. The rules are explicit and inspectable, not learned from historical practice — so they cannot reproduce a bias in who was previously investigated thoroughly</w:t>
+              <w:t xml:space="preserve">The tool can be mistaken for an approved one</w:t>
             </w:r>
           </w:p>
         </w:tc>
@@ -15642,12 +17188,10 @@
             </w:pPr>
             <w:r>
               <w:rPr>
-                <w:b/>
-                <w:bCs/>
-                <w:sz w:val="18"/>
-                <w:szCs w:val="18"/>
-              </w:rPr>
-              <w:t xml:space="preserve">Explicability</w:t>
+                <w:sz w:val="18"/>
+                <w:szCs w:val="18"/>
+              </w:rPr>
+              <w:t xml:space="preserve">A guideline answer cites a passage from the wrong disease</w:t>
             </w:r>
           </w:p>
         </w:tc>
@@ -15671,7 +17215,57 @@
                 <w:sz w:val="18"/>
                 <w:szCs w:val="18"/>
               </w:rPr>
-              <w:t xml:space="preserve">Guideline answers carry citations; conditional checklist items carry their reason; extracted fields carry the model's own evidence spans; a refusal carries no citations, so it cannot look researched</w:t>
+              <w:t xml:space="preserve">The grounding claim is false</w:t>
+            </w:r>
+          </w:p>
+        </w:tc>
+      </w:tr>
+      <w:tr>
+        <w:tc>
+          <w:tcPr>
+            <w:tcW w:type="dxa" w:w="5040"/>
+            <w:shd w:fill="FFFFFF" w:val="clear"/>
+            <w:tcMar>
+              <w:top w:type="dxa" w:w="70"/>
+              <w:left w:type="dxa" w:w="110"/>
+              <w:bottom w:type="dxa" w:w="70"/>
+              <w:right w:type="dxa" w:w="110"/>
+            </w:tcMar>
+          </w:tcPr>
+          <w:p>
+            <w:pPr>
+              <w:spacing w:after="0" w:line="250"/>
+            </w:pPr>
+            <w:r>
+              <w:rPr>
+                <w:sz w:val="18"/>
+                <w:szCs w:val="18"/>
+              </w:rPr>
+              <w:t xml:space="preserve">The peri-op check reports "no holds" for a patient whose record was never read</w:t>
+            </w:r>
+          </w:p>
+        </w:tc>
+        <w:tc>
+          <w:tcPr>
+            <w:tcW w:type="dxa" w:w="5040"/>
+            <w:shd w:fill="FFFFFF" w:val="clear"/>
+            <w:tcMar>
+              <w:top w:type="dxa" w:w="70"/>
+              <w:left w:type="dxa" w:w="110"/>
+              <w:bottom w:type="dxa" w:w="70"/>
+              <w:right w:type="dxa" w:w="110"/>
+            </w:tcMar>
+          </w:tcPr>
+          <w:p>
+            <w:pPr>
+              <w:spacing w:after="0" w:line="250"/>
+            </w:pPr>
+            <w:r>
+              <w:rPr>
+                <w:sz w:val="18"/>
+                <w:szCs w:val="18"/>
+              </w:rPr>
+              <w:t xml:space="preserve">A gap is being shown as a clearance</w:t>
             </w:r>
           </w:p>
         </w:tc>
@@ -15687,188 +17281,18 @@
     </w:p>
     <w:p>
       <w:pPr>
-        <w:pStyle w:val="Heading3"/>
-        <w:keepNext/>
-        <w:spacing w:after="130" w:before="260"/>
-      </w:pPr>
-      <w:r>
-        <w:t xml:space="preserve">15.2 Where the ethics were actually load-bearing</w:t>
-      </w:r>
-    </w:p>
-    <w:p>
-      <w:pPr>
         <w:spacing w:after="130" w:line="276"/>
-      </w:pPr>
-      <w:r>
-        <w:t xml:space="preserve">Three decisions in this build came from these pillars rather than from convenience, and each cost something:</w:t>
-      </w:r>
-    </w:p>
-    <w:p>
-      <w:pPr>
-        <w:pStyle w:val="ListParagraph"/>
-        <w:numPr>
-          <w:ilvl w:val="0"/>
-          <w:numId w:val="3"/>
-        </w:numPr>
-        <w:spacing w:after="80" w:line="276"/>
       </w:pPr>
       <w:r>
         <w:rPr>
           <w:b/>
           <w:bCs/>
         </w:rPr>
-        <w:t xml:space="preserve">A refusal shows no citations.</w:t>
-      </w:r>
-      <w:r>
-        <w:t xml:space="preserve"> The vector search always returns passages, so it would have been easy — and would have looked more thorough — to list them under "Not found in the provided guidelines". Explicability says a refusal must not look researched.</w:t>
-      </w:r>
-    </w:p>
-    <w:p>
-      <w:pPr>
-        <w:pStyle w:val="ListParagraph"/>
-        <w:numPr>
-          <w:ilvl w:val="0"/>
-          <w:numId w:val="3"/>
-        </w:numPr>
-        <w:spacing w:after="80" w:line="276"/>
-      </w:pPr>
-      <w:r>
-        <w:rPr>
-          <w:b/>
-          <w:bCs/>
-        </w:rPr>
-        <w:t xml:space="preserve">"No medication record" is separated from "no medications to hold."</w:t>
-      </w:r>
-      <w:r>
-        <w:t xml:space="preserve"> These produce an identical empty alert list. Collapsing them is simpler code and a cleaner page. Non-maleficence says a gap must not look like a clearance.</w:t>
-      </w:r>
-    </w:p>
-    <w:p>
-      <w:pPr>
-        <w:pStyle w:val="ListParagraph"/>
-        <w:numPr>
-          <w:ilvl w:val="0"/>
-          <w:numId w:val="3"/>
-        </w:numPr>
-        <w:spacing w:after="80" w:line="276"/>
-      </w:pPr>
-      <w:r>
-        <w:rPr>
-          <w:b/>
-          <w:bCs/>
-        </w:rPr>
-        <w:t xml:space="preserve">An unrecorded stage gets the fuller staging.</w:t>
-      </w:r>
-      <w:r>
-        <w:t xml:space="preserve"> The rule could have defaulted to "early" and shown a shorter checklist. Under-staging is the worse error, so it defaults the other way and says why.</w:t>
-      </w:r>
-    </w:p>
-    <w:p>
-      <w:pPr>
-        <w:pStyle w:val="Heading3"/>
-        <w:keepNext/>
-        <w:spacing w:after="130" w:before="260"/>
-      </w:pPr>
-      <w:r>
-        <w:t xml:space="preserve">15.3 Automation bias — the risk this design does not fully solve</w:t>
-      </w:r>
-    </w:p>
-    <w:p>
-      <w:pPr>
-        <w:spacing w:after="130" w:line="276"/>
-      </w:pPr>
-      <w:r>
-        <w:t xml:space="preserve">The clearest residual risk is that a clinician, under time pressure, confirms an extraction or accepts a suggestion without checking it. The controls are: the critical fields are marked and sorted first; the AI blocks are visually distinct from recorded fact; approving an agent draft deliberately does not write a decision, so a second act of typing is required.</w:t>
-      </w:r>
-    </w:p>
-    <w:p>
-      <w:pPr>
-        <w:spacing w:after="130" w:line="276"/>
-      </w:pPr>
-      <w:r>
-        <w:rPr>
-          <w:b/>
-          <w:bCs/>
-        </w:rPr>
-        <w:t xml:space="preserve">None of this has been measured.</w:t>
-      </w:r>
-      <w:r>
-        <w:t xml:space="preserve"> Whether clinicians actually catch the 38% of critical findings the extractor drops (§12) is an open question that needs a clinician-in-the-loop study, not a code change. It is the single most important thing to evaluate before this tool goes anywhere near a real patient.</w:t>
-      </w:r>
-    </w:p>
-    <w:p>
-      <w:pPr>
-        <w:pBdr>
-          <w:bottom w:val="single" w:color="D6E2E1" w:sz="6" w:space="1"/>
-        </w:pBdr>
-        <w:spacing w:after="200" w:before="200"/>
-      </w:pPr>
-      <w:r>
-        <w:t xml:space="preserve"/>
-      </w:r>
-    </w:p>
-    <w:p>
-      <w:pPr>
-        <w:pStyle w:val="Heading2"/>
-        <w:keepNext/>
-        <w:spacing w:after="130" w:before="260"/>
-      </w:pPr>
-      <w:r>
-        <w:t xml:space="preserve">16. Deployment and operations</w:t>
-      </w:r>
-    </w:p>
-    <w:p>
-      <w:pPr>
-        <w:pStyle w:val="Heading3"/>
-        <w:keepNext/>
-        <w:spacing w:after="130" w:before="260"/>
-      </w:pPr>
-      <w:r>
-        <w:t xml:space="preserve">16.1 Hosting</w:t>
-      </w:r>
-    </w:p>
-    <w:p>
-      <w:pPr>
-        <w:spacing w:after="130" w:line="276"/>
-      </w:pPr>
-      <w:r>
-        <w:t xml:space="preserve">Deployment is configured for </w:t>
-      </w:r>
-      <w:r>
-        <w:rPr>
-          <w:b/>
-          <w:bCs/>
-        </w:rPr>
-        <w:t xml:space="preserve">Render</w:t>
-      </w:r>
-      <w:r>
-        <w:t xml:space="preserve">, over </w:t>
-      </w:r>
-      <w:r>
-        <w:rPr>
-          <w:b/>
-          <w:bCs/>
-        </w:rPr>
-        <w:t xml:space="preserve">HTTPS</w:t>
-      </w:r>
-      <w:r>
-        <w:t xml:space="preserve">, with </w:t>
-      </w:r>
-      <w:r>
-        <w:rPr>
-          <w:b/>
-          <w:bCs/>
-        </w:rPr>
-        <w:t xml:space="preserve">PostgreSQL</w:t>
-      </w:r>
-      <w:r>
-        <w:t xml:space="preserve">.</w:t>
-      </w:r>
-    </w:p>
-    <w:p>
-      <w:pPr>
-        <w:spacing w:after="130" w:line="276"/>
-      </w:pPr>
+        <w:t xml:space="preserve">How.</w:t>
+      </w:r>
+      <w:r>
+        <w:t xml:space="preserve"> </w:t>
+      </w:r>
       <w:r>
         <w:rPr>
           <w:rFonts w:ascii="Consolas" w:cs="Consolas" w:eastAsia="Consolas" w:hAnsi="Consolas"/>
@@ -15876,10 +17300,44 @@
           <w:sz w:val="18"/>
           <w:szCs w:val="18"/>
         </w:rPr>
-        <w:t xml:space="preserve">render.yaml</w:t>
-      </w:r>
-      <w:r>
-        <w:t xml:space="preserve"> is a blueprint: point Render at the repository and it provisions the web service and the database.</w:t>
+        <w:t xml:space="preserve">git revert</w:t>
+      </w:r>
+      <w:r>
+        <w:t xml:space="preserve"> the offending commit and redeploy; the schema is additive, so a revert does not strand data. A feature can also be disabled without a deploy by removing </w:t>
+      </w:r>
+      <w:r>
+        <w:rPr>
+          <w:rFonts w:ascii="Consolas" w:cs="Consolas" w:eastAsia="Consolas" w:hAnsi="Consolas"/>
+          <w:color w:val="9A281B"/>
+          <w:sz w:val="18"/>
+          <w:szCs w:val="18"/>
+        </w:rPr>
+        <w:t xml:space="preserve">OPENAI_API_KEY</w:t>
+      </w:r>
+      <w:r>
+        <w:t xml:space="preserve"> from the environment, which turns every AI feature off and leaves the pathway intact.</w:t>
+      </w:r>
+    </w:p>
+    <w:p>
+      <w:pPr>
+        <w:pStyle w:val="Heading3"/>
+        <w:keepNext/>
+        <w:spacing w:after="130" w:before="260"/>
+      </w:pPr>
+      <w:r>
+        <w:t xml:space="preserve">16.4 Monitoring and drift</w:t>
+      </w:r>
+    </w:p>
+    <w:p>
+      <w:pPr>
+        <w:spacing w:after="130" w:line="276"/>
+      </w:pPr>
+      <w:r>
+        <w:rPr>
+          <w:b/>
+          <w:bCs/>
+        </w:rPr>
+        <w:t xml:space="preserve">What to watch.</w:t>
       </w:r>
     </w:p>
     <w:tbl>
@@ -15926,7 +17384,7 @@
                 <w:sz w:val="18"/>
                 <w:szCs w:val="18"/>
               </w:rPr>
-              <w:t xml:space="preserve"/>
+              <w:t xml:space="preserve">Signal</w:t>
             </w:r>
           </w:p>
         </w:tc>
@@ -15953,7 +17411,7 @@
                 <w:sz w:val="18"/>
                 <w:szCs w:val="18"/>
               </w:rPr>
-              <w:t xml:space="preserve">Local</w:t>
+              <w:t xml:space="preserve">Where it comes from</w:t>
             </w:r>
           </w:p>
         </w:tc>
@@ -15980,7 +17438,7 @@
                 <w:sz w:val="18"/>
                 <w:szCs w:val="18"/>
               </w:rPr>
-              <w:t xml:space="preserve">Deployed</w:t>
+              <w:t xml:space="preserve">What it means</w:t>
             </w:r>
           </w:p>
         </w:tc>
@@ -16006,7 +17464,7 @@
                 <w:sz w:val="18"/>
                 <w:szCs w:val="18"/>
               </w:rPr>
-              <w:t xml:space="preserve">Runtime</w:t>
+              <w:t xml:space="preserve">Guideline refusal rate</w:t>
             </w:r>
           </w:p>
         </w:tc>
@@ -16032,7 +17490,57 @@
                 <w:sz w:val="18"/>
                 <w:szCs w:val="18"/>
               </w:rPr>
-              <w:t xml:space="preserve">manage.py runserver</w:t>
+              <w:t xml:space="preserve">GuidelineSuggestion.refused</w:t>
+            </w:r>
+          </w:p>
+        </w:tc>
+        <w:tc>
+          <w:tcPr>
+            <w:tcW w:type="dxa" w:w="3360"/>
+            <w:shd w:fill="FFFFFF" w:val="clear"/>
+            <w:tcMar>
+              <w:top w:type="dxa" w:w="70"/>
+              <w:left w:type="dxa" w:w="110"/>
+              <w:bottom w:type="dxa" w:w="70"/>
+              <w:right w:type="dxa" w:w="110"/>
+            </w:tcMar>
+          </w:tcPr>
+          <w:p>
+            <w:pPr>
+              <w:spacing w:after="0" w:line="250"/>
+            </w:pPr>
+            <w:r>
+              <w:rPr>
+                <w:sz w:val="18"/>
+                <w:szCs w:val="18"/>
+              </w:rPr>
+              <w:t xml:space="preserve">A rise means the index no longer covers what teams are asking about</w:t>
+            </w:r>
+          </w:p>
+        </w:tc>
+      </w:tr>
+      <w:tr>
+        <w:tc>
+          <w:tcPr>
+            <w:tcW w:type="dxa" w:w="3360"/>
+            <w:shd w:fill="FFFFFF" w:val="clear"/>
+            <w:tcMar>
+              <w:top w:type="dxa" w:w="70"/>
+              <w:left w:type="dxa" w:w="110"/>
+              <w:bottom w:type="dxa" w:w="70"/>
+              <w:right w:type="dxa" w:w="110"/>
+            </w:tcMar>
+          </w:tcPr>
+          <w:p>
+            <w:pPr>
+              <w:spacing w:after="0" w:line="250"/>
+            </w:pPr>
+            <w:r>
+              <w:rPr>
+                <w:sz w:val="18"/>
+                <w:szCs w:val="18"/>
+              </w:rPr>
+              <w:t xml:space="preserve">Coverage warnings raised</w:t>
             </w:r>
           </w:p>
         </w:tc>
@@ -16058,7 +17566,31 @@
                 <w:sz w:val="18"/>
                 <w:szCs w:val="18"/>
               </w:rPr>
-              <w:t xml:space="preserve">gunicorn config.wsgi:application</w:t>
+              <w:t xml:space="preserve">GuidelineSuggestion.coverage_note</w:t>
+            </w:r>
+          </w:p>
+        </w:tc>
+        <w:tc>
+          <w:tcPr>
+            <w:tcW w:type="dxa" w:w="3360"/>
+            <w:shd w:fill="FFFFFF" w:val="clear"/>
+            <w:tcMar>
+              <w:top w:type="dxa" w:w="70"/>
+              <w:left w:type="dxa" w:w="110"/>
+              <w:bottom w:type="dxa" w:w="70"/>
+              <w:right w:type="dxa" w:w="110"/>
+            </w:tcMar>
+          </w:tcPr>
+          <w:p>
+            <w:pPr>
+              <w:spacing w:after="0" w:line="250"/>
+            </w:pPr>
+            <w:r>
+              <w:rPr>
+                <w:sz w:val="18"/>
+                <w:szCs w:val="18"/>
+              </w:rPr>
+              <w:t xml:space="preserve">Which diseases are being asked about with no guideline indexed</w:t>
             </w:r>
           </w:p>
         </w:tc>
@@ -16084,56 +17616,25 @@
                 <w:sz w:val="18"/>
                 <w:szCs w:val="18"/>
               </w:rPr>
-              <w:t xml:space="preserve">Database</w:t>
-            </w:r>
-          </w:p>
-        </w:tc>
-        <w:tc>
-          <w:tcPr>
-            <w:tcW w:type="dxa" w:w="3360"/>
-            <w:shd w:fill="FFFFFF" w:val="clear"/>
-            <w:tcMar>
-              <w:top w:type="dxa" w:w="70"/>
-              <w:left w:type="dxa" w:w="110"/>
-              <w:bottom w:type="dxa" w:w="70"/>
-              <w:right w:type="dxa" w:w="110"/>
-            </w:tcMar>
-          </w:tcPr>
-          <w:p>
-            <w:pPr>
-              <w:spacing w:after="0" w:line="250"/>
-            </w:pPr>
-            <w:r>
-              <w:rPr>
-                <w:sz w:val="18"/>
-                <w:szCs w:val="18"/>
-              </w:rPr>
-              <w:t xml:space="preserve">SQLite file</w:t>
-            </w:r>
-          </w:p>
-        </w:tc>
-        <w:tc>
-          <w:tcPr>
-            <w:tcW w:type="dxa" w:w="3360"/>
-            <w:shd w:fill="FFFFFF" w:val="clear"/>
-            <w:tcMar>
-              <w:top w:type="dxa" w:w="70"/>
-              <w:left w:type="dxa" w:w="110"/>
-              <w:bottom w:type="dxa" w:w="70"/>
-              <w:right w:type="dxa" w:w="110"/>
-            </w:tcMar>
-          </w:tcPr>
-          <w:p>
-            <w:pPr>
-              <w:spacing w:after="0" w:line="250"/>
-            </w:pPr>
-            <w:r>
-              <w:rPr>
-                <w:sz w:val="18"/>
-                <w:szCs w:val="18"/>
-              </w:rPr>
-              <w:t xml:space="preserve">PostgreSQL, from </w:t>
-            </w:r>
+              <w:t xml:space="preserve">Extraction rejection rate</w:t>
+            </w:r>
+          </w:p>
+        </w:tc>
+        <w:tc>
+          <w:tcPr>
+            <w:tcW w:type="dxa" w:w="3360"/>
+            <w:shd w:fill="FFFFFF" w:val="clear"/>
+            <w:tcMar>
+              <w:top w:type="dxa" w:w="70"/>
+              <w:left w:type="dxa" w:w="110"/>
+              <w:bottom w:type="dxa" w:w="70"/>
+              <w:right w:type="dxa" w:w="110"/>
+            </w:tcMar>
+          </w:tcPr>
+          <w:p>
+            <w:pPr>
+              <w:spacing w:after="0" w:line="250"/>
+            </w:pPr>
             <w:r>
               <w:rPr>
                 <w:rFonts w:ascii="Consolas" w:cs="Consolas" w:eastAsia="Consolas" w:hAnsi="Consolas"/>
@@ -16141,7 +17642,31 @@
                 <w:sz w:val="18"/>
                 <w:szCs w:val="18"/>
               </w:rPr>
-              <w:t xml:space="preserve">DATABASE_URL</w:t>
+              <w:t xml:space="preserve">ReportExtraction.status</w:t>
+            </w:r>
+          </w:p>
+        </w:tc>
+        <w:tc>
+          <w:tcPr>
+            <w:tcW w:type="dxa" w:w="3360"/>
+            <w:shd w:fill="FFFFFF" w:val="clear"/>
+            <w:tcMar>
+              <w:top w:type="dxa" w:w="70"/>
+              <w:left w:type="dxa" w:w="110"/>
+              <w:bottom w:type="dxa" w:w="70"/>
+              <w:right w:type="dxa" w:w="110"/>
+            </w:tcMar>
+          </w:tcPr>
+          <w:p>
+            <w:pPr>
+              <w:spacing w:after="0" w:line="250"/>
+            </w:pPr>
+            <w:r>
+              <w:rPr>
+                <w:sz w:val="18"/>
+                <w:szCs w:val="18"/>
+              </w:rPr>
+              <w:t xml:space="preserve">A rise means the extractor is degrading, or report formats have changed</w:t>
             </w:r>
           </w:p>
         </w:tc>
@@ -16167,55 +17692,82 @@
                 <w:sz w:val="18"/>
                 <w:szCs w:val="18"/>
               </w:rPr>
-              <w:t xml:space="preserve">Static files</w:t>
-            </w:r>
-          </w:p>
-        </w:tc>
-        <w:tc>
-          <w:tcPr>
-            <w:tcW w:type="dxa" w:w="3360"/>
-            <w:shd w:fill="FFFFFF" w:val="clear"/>
-            <w:tcMar>
-              <w:top w:type="dxa" w:w="70"/>
-              <w:left w:type="dxa" w:w="110"/>
-              <w:bottom w:type="dxa" w:w="70"/>
-              <w:right w:type="dxa" w:w="110"/>
-            </w:tcMar>
-          </w:tcPr>
-          <w:p>
-            <w:pPr>
-              <w:spacing w:after="0" w:line="250"/>
-            </w:pPr>
-            <w:r>
-              <w:rPr>
-                <w:sz w:val="18"/>
-                <w:szCs w:val="18"/>
-              </w:rPr>
-              <w:t xml:space="preserve">Django dev server</w:t>
-            </w:r>
-          </w:p>
-        </w:tc>
-        <w:tc>
-          <w:tcPr>
-            <w:tcW w:type="dxa" w:w="3360"/>
-            <w:shd w:fill="FFFFFF" w:val="clear"/>
-            <w:tcMar>
-              <w:top w:type="dxa" w:w="70"/>
-              <w:left w:type="dxa" w:w="110"/>
-              <w:bottom w:type="dxa" w:w="70"/>
-              <w:right w:type="dxa" w:w="110"/>
-            </w:tcMar>
-          </w:tcPr>
-          <w:p>
-            <w:pPr>
-              <w:spacing w:after="0" w:line="250"/>
-            </w:pPr>
-            <w:r>
-              <w:rPr>
-                <w:sz w:val="18"/>
-                <w:szCs w:val="18"/>
-              </w:rPr>
-              <w:t xml:space="preserve">WhiteNoise, compressed and manifest-hashed</w:t>
+              <w:t xml:space="preserve">Extraction correction rate</w:t>
+            </w:r>
+          </w:p>
+        </w:tc>
+        <w:tc>
+          <w:tcPr>
+            <w:tcW w:type="dxa" w:w="3360"/>
+            <w:shd w:fill="FFFFFF" w:val="clear"/>
+            <w:tcMar>
+              <w:top w:type="dxa" w:w="70"/>
+              <w:left w:type="dxa" w:w="110"/>
+              <w:bottom w:type="dxa" w:w="70"/>
+              <w:right w:type="dxa" w:w="110"/>
+            </w:tcMar>
+          </w:tcPr>
+          <w:p>
+            <w:pPr>
+              <w:spacing w:after="0" w:line="250"/>
+            </w:pPr>
+            <w:r>
+              <w:rPr>
+                <w:rFonts w:ascii="Consolas" w:cs="Consolas" w:eastAsia="Consolas" w:hAnsi="Consolas"/>
+                <w:color w:val="9A281B"/>
+                <w:sz w:val="18"/>
+                <w:szCs w:val="18"/>
+              </w:rPr>
+              <w:t xml:space="preserve">confirmed_fields</w:t>
+            </w:r>
+            <w:r>
+              <w:rPr>
+                <w:sz w:val="18"/>
+                <w:szCs w:val="18"/>
+              </w:rPr>
+              <w:t xml:space="preserve"> vs </w:t>
+            </w:r>
+            <w:r>
+              <w:rPr>
+                <w:rFonts w:ascii="Consolas" w:cs="Consolas" w:eastAsia="Consolas" w:hAnsi="Consolas"/>
+                <w:color w:val="9A281B"/>
+                <w:sz w:val="18"/>
+                <w:szCs w:val="18"/>
+              </w:rPr>
+              <w:t xml:space="preserve">raw_fields</w:t>
+            </w:r>
+          </w:p>
+        </w:tc>
+        <w:tc>
+          <w:tcPr>
+            <w:tcW w:type="dxa" w:w="3360"/>
+            <w:shd w:fill="FFFFFF" w:val="clear"/>
+            <w:tcMar>
+              <w:top w:type="dxa" w:w="70"/>
+              <w:left w:type="dxa" w:w="110"/>
+              <w:bottom w:type="dxa" w:w="70"/>
+              <w:right w:type="dxa" w:w="110"/>
+            </w:tcMar>
+          </w:tcPr>
+          <w:p>
+            <w:pPr>
+              <w:spacing w:after="0" w:line="250"/>
+            </w:pPr>
+            <w:r>
+              <w:rPr>
+                <w:b/>
+                <w:bCs/>
+                <w:sz w:val="18"/>
+                <w:szCs w:val="18"/>
+              </w:rPr>
+              <w:t xml:space="preserve">The most useful drift signal there is</w:t>
+            </w:r>
+            <w:r>
+              <w:rPr>
+                <w:sz w:val="18"/>
+                <w:szCs w:val="18"/>
+              </w:rPr>
+              <w:t xml:space="preserve"> — which fields clinicians keep having to fix</w:t>
             </w:r>
           </w:p>
         </w:tc>
@@ -16238,12 +17790,86 @@
             </w:pPr>
             <w:r>
               <w:rPr>
+                <w:sz w:val="18"/>
+                <w:szCs w:val="18"/>
+              </w:rPr>
+              <w:t xml:space="preserve">Agent revision count</w:t>
+            </w:r>
+          </w:p>
+        </w:tc>
+        <w:tc>
+          <w:tcPr>
+            <w:tcW w:type="dxa" w:w="3360"/>
+            <w:shd w:fill="FFFFFF" w:val="clear"/>
+            <w:tcMar>
+              <w:top w:type="dxa" w:w="70"/>
+              <w:left w:type="dxa" w:w="110"/>
+              <w:bottom w:type="dxa" w:w="70"/>
+              <w:right w:type="dxa" w:w="110"/>
+            </w:tcMar>
+          </w:tcPr>
+          <w:p>
+            <w:pPr>
+              <w:spacing w:after="0" w:line="250"/>
+            </w:pPr>
+            <w:r>
+              <w:rPr>
                 <w:rFonts w:ascii="Consolas" w:cs="Consolas" w:eastAsia="Consolas" w:hAnsi="Consolas"/>
                 <w:color w:val="9A281B"/>
                 <w:sz w:val="18"/>
                 <w:szCs w:val="18"/>
               </w:rPr>
-              <w:t xml:space="preserve">DEBUG</w:t>
+              <w:t xml:space="preserve">MDCAgentReview.revisions</w:t>
+            </w:r>
+          </w:p>
+        </w:tc>
+        <w:tc>
+          <w:tcPr>
+            <w:tcW w:type="dxa" w:w="3360"/>
+            <w:shd w:fill="FFFFFF" w:val="clear"/>
+            <w:tcMar>
+              <w:top w:type="dxa" w:w="70"/>
+              <w:left w:type="dxa" w:w="110"/>
+              <w:bottom w:type="dxa" w:w="70"/>
+              <w:right w:type="dxa" w:w="110"/>
+            </w:tcMar>
+          </w:tcPr>
+          <w:p>
+            <w:pPr>
+              <w:spacing w:after="0" w:line="250"/>
+            </w:pPr>
+            <w:r>
+              <w:rPr>
+                <w:sz w:val="18"/>
+                <w:szCs w:val="18"/>
+              </w:rPr>
+              <w:t xml:space="preserve">How often physicians send a draft back</w:t>
+            </w:r>
+          </w:p>
+        </w:tc>
+      </w:tr>
+      <w:tr>
+        <w:tc>
+          <w:tcPr>
+            <w:tcW w:type="dxa" w:w="3360"/>
+            <w:shd w:fill="FFFFFF" w:val="clear"/>
+            <w:tcMar>
+              <w:top w:type="dxa" w:w="70"/>
+              <w:left w:type="dxa" w:w="110"/>
+              <w:bottom w:type="dxa" w:w="70"/>
+              <w:right w:type="dxa" w:w="110"/>
+            </w:tcMar>
+          </w:tcPr>
+          <w:p>
+            <w:pPr>
+              <w:spacing w:after="0" w:line="250"/>
+            </w:pPr>
+            <w:r>
+              <w:rPr>
+                <w:sz w:val="18"/>
+                <w:szCs w:val="18"/>
+              </w:rPr>
+              <w:t xml:space="preserve">Alerts sent vs acted on</w:t>
             </w:r>
           </w:p>
         </w:tc>
@@ -16269,7 +17895,57 @@
                 <w:sz w:val="18"/>
                 <w:szCs w:val="18"/>
               </w:rPr>
-              <w:t xml:space="preserve">True</w:t>
+              <w:t xml:space="preserve">Notification.read_at</w:t>
+            </w:r>
+          </w:p>
+        </w:tc>
+        <w:tc>
+          <w:tcPr>
+            <w:tcW w:type="dxa" w:w="3360"/>
+            <w:shd w:fill="FFFFFF" w:val="clear"/>
+            <w:tcMar>
+              <w:top w:type="dxa" w:w="70"/>
+              <w:left w:type="dxa" w:w="110"/>
+              <w:bottom w:type="dxa" w:w="70"/>
+              <w:right w:type="dxa" w:w="110"/>
+            </w:tcMar>
+          </w:tcPr>
+          <w:p>
+            <w:pPr>
+              <w:spacing w:after="0" w:line="250"/>
+            </w:pPr>
+            <w:r>
+              <w:rPr>
+                <w:sz w:val="18"/>
+                <w:szCs w:val="18"/>
+              </w:rPr>
+              <w:t xml:space="preserve">Alert fatigue</w:t>
+            </w:r>
+          </w:p>
+        </w:tc>
+      </w:tr>
+      <w:tr>
+        <w:tc>
+          <w:tcPr>
+            <w:tcW w:type="dxa" w:w="3360"/>
+            <w:shd w:fill="FFFFFF" w:val="clear"/>
+            <w:tcMar>
+              <w:top w:type="dxa" w:w="70"/>
+              <w:left w:type="dxa" w:w="110"/>
+              <w:bottom w:type="dxa" w:w="70"/>
+              <w:right w:type="dxa" w:w="110"/>
+            </w:tcMar>
+          </w:tcPr>
+          <w:p>
+            <w:pPr>
+              <w:spacing w:after="0" w:line="250"/>
+            </w:pPr>
+            <w:r>
+              <w:rPr>
+                <w:sz w:val="18"/>
+                <w:szCs w:val="18"/>
+              </w:rPr>
+              <w:t xml:space="preserve">EHR sync failures</w:t>
             </w:r>
           </w:p>
         </w:tc>
@@ -16295,287 +17971,6 @@
                 <w:sz w:val="18"/>
                 <w:szCs w:val="18"/>
               </w:rPr>
-              <w:t xml:space="preserve">False</w:t>
-            </w:r>
-            <w:r>
-              <w:rPr>
-                <w:sz w:val="18"/>
-                <w:szCs w:val="18"/>
-              </w:rPr>
-              <w:t xml:space="preserve">, set in the blueprint</w:t>
-            </w:r>
-          </w:p>
-        </w:tc>
-      </w:tr>
-      <w:tr>
-        <w:tc>
-          <w:tcPr>
-            <w:tcW w:type="dxa" w:w="3360"/>
-            <w:shd w:fill="FFFFFF" w:val="clear"/>
-            <w:tcMar>
-              <w:top w:type="dxa" w:w="70"/>
-              <w:left w:type="dxa" w:w="110"/>
-              <w:bottom w:type="dxa" w:w="70"/>
-              <w:right w:type="dxa" w:w="110"/>
-            </w:tcMar>
-          </w:tcPr>
-          <w:p>
-            <w:pPr>
-              <w:spacing w:after="0" w:line="250"/>
-            </w:pPr>
-            <w:r>
-              <w:rPr>
-                <w:sz w:val="18"/>
-                <w:szCs w:val="18"/>
-              </w:rPr>
-              <w:t xml:space="preserve">HTTPS</w:t>
-            </w:r>
-          </w:p>
-        </w:tc>
-        <w:tc>
-          <w:tcPr>
-            <w:tcW w:type="dxa" w:w="3360"/>
-            <w:shd w:fill="FFFFFF" w:val="clear"/>
-            <w:tcMar>
-              <w:top w:type="dxa" w:w="70"/>
-              <w:left w:type="dxa" w:w="110"/>
-              <w:bottom w:type="dxa" w:w="70"/>
-              <w:right w:type="dxa" w:w="110"/>
-            </w:tcMar>
-          </w:tcPr>
-          <w:p>
-            <w:pPr>
-              <w:spacing w:after="0" w:line="250"/>
-            </w:pPr>
-            <w:r>
-              <w:rPr>
-                <w:sz w:val="18"/>
-                <w:szCs w:val="18"/>
-              </w:rPr>
-              <w:t xml:space="preserve">not applicable</w:t>
-            </w:r>
-          </w:p>
-        </w:tc>
-        <w:tc>
-          <w:tcPr>
-            <w:tcW w:type="dxa" w:w="3360"/>
-            <w:shd w:fill="FFFFFF" w:val="clear"/>
-            <w:tcMar>
-              <w:top w:type="dxa" w:w="70"/>
-              <w:left w:type="dxa" w:w="110"/>
-              <w:bottom w:type="dxa" w:w="70"/>
-              <w:right w:type="dxa" w:w="110"/>
-            </w:tcMar>
-          </w:tcPr>
-          <w:p>
-            <w:pPr>
-              <w:spacing w:after="0" w:line="250"/>
-            </w:pPr>
-            <w:r>
-              <w:rPr>
-                <w:sz w:val="18"/>
-                <w:szCs w:val="18"/>
-              </w:rPr>
-              <w:t xml:space="preserve">forced — </w:t>
-            </w:r>
-            <w:r>
-              <w:rPr>
-                <w:rFonts w:ascii="Consolas" w:cs="Consolas" w:eastAsia="Consolas" w:hAnsi="Consolas"/>
-                <w:color w:val="9A281B"/>
-                <w:sz w:val="18"/>
-                <w:szCs w:val="18"/>
-              </w:rPr>
-              <w:t xml:space="preserve">SECURE_SSL_REDIRECT</w:t>
-            </w:r>
-            <w:r>
-              <w:rPr>
-                <w:sz w:val="18"/>
-                <w:szCs w:val="18"/>
-              </w:rPr>
-              <w:t xml:space="preserve">, secure session and CSRF cookies</w:t>
-            </w:r>
-          </w:p>
-        </w:tc>
-      </w:tr>
-      <w:tr>
-        <w:tc>
-          <w:tcPr>
-            <w:tcW w:type="dxa" w:w="3360"/>
-            <w:shd w:fill="FFFFFF" w:val="clear"/>
-            <w:tcMar>
-              <w:top w:type="dxa" w:w="70"/>
-              <w:left w:type="dxa" w:w="110"/>
-              <w:bottom w:type="dxa" w:w="70"/>
-              <w:right w:type="dxa" w:w="110"/>
-            </w:tcMar>
-          </w:tcPr>
-          <w:p>
-            <w:pPr>
-              <w:spacing w:after="0" w:line="250"/>
-            </w:pPr>
-            <w:r>
-              <w:rPr>
-                <w:sz w:val="18"/>
-                <w:szCs w:val="18"/>
-              </w:rPr>
-              <w:t xml:space="preserve">Hostname</w:t>
-            </w:r>
-          </w:p>
-        </w:tc>
-        <w:tc>
-          <w:tcPr>
-            <w:tcW w:type="dxa" w:w="3360"/>
-            <w:shd w:fill="FFFFFF" w:val="clear"/>
-            <w:tcMar>
-              <w:top w:type="dxa" w:w="70"/>
-              <w:left w:type="dxa" w:w="110"/>
-              <w:bottom w:type="dxa" w:w="70"/>
-              <w:right w:type="dxa" w:w="110"/>
-            </w:tcMar>
-          </w:tcPr>
-          <w:p>
-            <w:pPr>
-              <w:spacing w:after="0" w:line="250"/>
-            </w:pPr>
-            <w:r>
-              <w:rPr>
-                <w:sz w:val="18"/>
-                <w:szCs w:val="18"/>
-              </w:rPr>
-              <w:t xml:space="preserve">n/a</w:t>
-            </w:r>
-          </w:p>
-        </w:tc>
-        <w:tc>
-          <w:tcPr>
-            <w:tcW w:type="dxa" w:w="3360"/>
-            <w:shd w:fill="FFFFFF" w:val="clear"/>
-            <w:tcMar>
-              <w:top w:type="dxa" w:w="70"/>
-              <w:left w:type="dxa" w:w="110"/>
-              <w:bottom w:type="dxa" w:w="70"/>
-              <w:right w:type="dxa" w:w="110"/>
-            </w:tcMar>
-          </w:tcPr>
-          <w:p>
-            <w:pPr>
-              <w:spacing w:after="0" w:line="250"/>
-            </w:pPr>
-            <w:r>
-              <w:rPr>
-                <w:rFonts w:ascii="Consolas" w:cs="Consolas" w:eastAsia="Consolas" w:hAnsi="Consolas"/>
-                <w:color w:val="9A281B"/>
-                <w:sz w:val="18"/>
-                <w:szCs w:val="18"/>
-              </w:rPr>
-              <w:t xml:space="preserve">RENDER_EXTERNAL_HOSTNAME</w:t>
-            </w:r>
-            <w:r>
-              <w:rPr>
-                <w:sz w:val="18"/>
-                <w:szCs w:val="18"/>
-              </w:rPr>
-              <w:t xml:space="preserve">, added to </w:t>
-            </w:r>
-            <w:r>
-              <w:rPr>
-                <w:rFonts w:ascii="Consolas" w:cs="Consolas" w:eastAsia="Consolas" w:hAnsi="Consolas"/>
-                <w:color w:val="9A281B"/>
-                <w:sz w:val="18"/>
-                <w:szCs w:val="18"/>
-              </w:rPr>
-              <w:t xml:space="preserve">ALLOWED_HOSTS</w:t>
-            </w:r>
-            <w:r>
-              <w:rPr>
-                <w:sz w:val="18"/>
-                <w:szCs w:val="18"/>
-              </w:rPr>
-              <w:t xml:space="preserve"> and </w:t>
-            </w:r>
-            <w:r>
-              <w:rPr>
-                <w:rFonts w:ascii="Consolas" w:cs="Consolas" w:eastAsia="Consolas" w:hAnsi="Consolas"/>
-                <w:color w:val="9A281B"/>
-                <w:sz w:val="18"/>
-                <w:szCs w:val="18"/>
-              </w:rPr>
-              <w:t xml:space="preserve">CSRF_TRUSTED_ORIGINS</w:t>
-            </w:r>
-          </w:p>
-        </w:tc>
-      </w:tr>
-      <w:tr>
-        <w:tc>
-          <w:tcPr>
-            <w:tcW w:type="dxa" w:w="3360"/>
-            <w:shd w:fill="FFFFFF" w:val="clear"/>
-            <w:tcMar>
-              <w:top w:type="dxa" w:w="70"/>
-              <w:left w:type="dxa" w:w="110"/>
-              <w:bottom w:type="dxa" w:w="70"/>
-              <w:right w:type="dxa" w:w="110"/>
-            </w:tcMar>
-          </w:tcPr>
-          <w:p>
-            <w:pPr>
-              <w:spacing w:after="0" w:line="250"/>
-            </w:pPr>
-            <w:r>
-              <w:rPr>
-                <w:sz w:val="18"/>
-                <w:szCs w:val="18"/>
-              </w:rPr>
-              <w:t xml:space="preserve">Scheduled jobs</w:t>
-            </w:r>
-          </w:p>
-        </w:tc>
-        <w:tc>
-          <w:tcPr>
-            <w:tcW w:type="dxa" w:w="3360"/>
-            <w:shd w:fill="FFFFFF" w:val="clear"/>
-            <w:tcMar>
-              <w:top w:type="dxa" w:w="70"/>
-              <w:left w:type="dxa" w:w="110"/>
-              <w:bottom w:type="dxa" w:w="70"/>
-              <w:right w:type="dxa" w:w="110"/>
-            </w:tcMar>
-          </w:tcPr>
-          <w:p>
-            <w:pPr>
-              <w:spacing w:after="0" w:line="250"/>
-            </w:pPr>
-            <w:r>
-              <w:rPr>
-                <w:sz w:val="18"/>
-                <w:szCs w:val="18"/>
-              </w:rPr>
-              <w:t xml:space="preserve">run by hand</w:t>
-            </w:r>
-          </w:p>
-        </w:tc>
-        <w:tc>
-          <w:tcPr>
-            <w:tcW w:type="dxa" w:w="3360"/>
-            <w:shd w:fill="FFFFFF" w:val="clear"/>
-            <w:tcMar>
-              <w:top w:type="dxa" w:w="70"/>
-              <w:left w:type="dxa" w:w="110"/>
-              <w:bottom w:type="dxa" w:w="70"/>
-              <w:right w:type="dxa" w:w="110"/>
-            </w:tcMar>
-          </w:tcPr>
-          <w:p>
-            <w:pPr>
-              <w:spacing w:after="0" w:line="250"/>
-            </w:pPr>
-            <w:r>
-              <w:rPr>
-                <w:rFonts w:ascii="Consolas" w:cs="Consolas" w:eastAsia="Consolas" w:hAnsi="Consolas"/>
-                <w:color w:val="9A281B"/>
-                <w:sz w:val="18"/>
-                <w:szCs w:val="18"/>
-              </w:rPr>
               <w:t xml:space="preserve">sync_ehr</w:t>
             </w:r>
             <w:r>
@@ -16583,23 +17978,31 @@
                 <w:sz w:val="18"/>
                 <w:szCs w:val="18"/>
               </w:rPr>
-              <w:t xml:space="preserve"> and </w:t>
-            </w:r>
-            <w:r>
-              <w:rPr>
-                <w:rFonts w:ascii="Consolas" w:cs="Consolas" w:eastAsia="Consolas" w:hAnsi="Consolas"/>
-                <w:color w:val="9A281B"/>
-                <w:sz w:val="18"/>
-                <w:szCs w:val="18"/>
-              </w:rPr>
-              <w:t xml:space="preserve">send_due_alerts</w:t>
-            </w:r>
-            <w:r>
-              <w:rPr>
-                <w:sz w:val="18"/>
-                <w:szCs w:val="18"/>
-              </w:rPr>
-              <w:t xml:space="preserve"> on a Render cron job</w:t>
+              <w:t xml:space="preserve"> output</w:t>
+            </w:r>
+          </w:p>
+        </w:tc>
+        <w:tc>
+          <w:tcPr>
+            <w:tcW w:type="dxa" w:w="3360"/>
+            <w:shd w:fill="FFFFFF" w:val="clear"/>
+            <w:tcMar>
+              <w:top w:type="dxa" w:w="70"/>
+              <w:left w:type="dxa" w:w="110"/>
+              <w:bottom w:type="dxa" w:w="70"/>
+              <w:right w:type="dxa" w:w="110"/>
+            </w:tcMar>
+          </w:tcPr>
+          <w:p>
+            <w:pPr>
+              <w:spacing w:after="0" w:line="250"/>
+            </w:pPr>
+            <w:r>
+              <w:rPr>
+                <w:sz w:val="18"/>
+                <w:szCs w:val="18"/>
+              </w:rPr>
+              <w:t xml:space="preserve">The interface has changed</w:t>
             </w:r>
           </w:p>
         </w:tc>
@@ -16618,14 +18021,80 @@
         <w:spacing w:after="130" w:line="276"/>
       </w:pPr>
       <w:r>
+        <w:t xml:space="preserve">Every one of these is already recorded in the database. </w:t>
+      </w:r>
+      <w:r>
         <w:rPr>
           <w:b/>
           <w:bCs/>
         </w:rPr>
-        <w:t xml:space="preserve">Every hardening setting is conditional on `DEBUG` being off</w:t>
-      </w:r>
-      <w:r>
-        <w:t xml:space="preserve">, so local development is untouched. Two details that matter:</w:t>
+        <w:t xml:space="preserve">None is yet surfaced on a dashboard or alerted on</w:t>
+      </w:r>
+      <w:r>
+        <w:t xml:space="preserve"> — that is the operational gap.</w:t>
+      </w:r>
+    </w:p>
+    <w:p>
+      <w:pPr>
+        <w:spacing w:after="130" w:line="276"/>
+      </w:pPr>
+      <w:r>
+        <w:rPr>
+          <w:b/>
+          <w:bCs/>
+        </w:rPr>
+        <w:t xml:space="preserve">Drift is expected from four directions:</w:t>
+      </w:r>
+      <w:r>
+        <w:t xml:space="preserve"> the OpenAI model changes underneath a pinned name; the KHCC guidelines are revised and the index goes stale; report formats change and the extractor degrades; the EHR schema changes.</w:t>
+      </w:r>
+    </w:p>
+    <w:p>
+      <w:pPr>
+        <w:spacing w:after="130" w:line="276"/>
+      </w:pPr>
+      <w:r>
+        <w:rPr>
+          <w:b/>
+          <w:bCs/>
+        </w:rPr>
+        <w:t xml:space="preserve">The plan.</w:t>
+      </w:r>
+      <w:r>
+        <w:t xml:space="preserve"> Re-run </w:t>
+      </w:r>
+      <w:r>
+        <w:rPr>
+          <w:rFonts w:ascii="Consolas" w:cs="Consolas" w:eastAsia="Consolas" w:hAnsi="Consolas"/>
+          <w:color w:val="9A281B"/>
+          <w:sz w:val="18"/>
+          <w:szCs w:val="18"/>
+        </w:rPr>
+        <w:t xml:space="preserve">python -m ai.eval.run</w:t>
+      </w:r>
+      <w:r>
+        <w:t xml:space="preserve"> against the gold set on every dependency bump and quarterly, and compare against the recorded baseline (§12). A drop in contradiction recall or a rise in hallucination rate blocks the release. The guideline index carries no version stamp today — it should record which guideline edition each chunk came from, so a stale index is visible rather than inferred.</w:t>
+      </w:r>
+    </w:p>
+    <w:p>
+      <w:pPr>
+        <w:pBdr>
+          <w:bottom w:val="single" w:color="D6E2E1" w:sz="6" w:space="1"/>
+        </w:pBdr>
+        <w:spacing w:after="200" w:before="200"/>
+      </w:pPr>
+      <w:r>
+        <w:t xml:space="preserve"/>
+      </w:r>
+    </w:p>
+    <w:p>
+      <w:pPr>
+        <w:pStyle w:val="Heading2"/>
+        <w:keepNext/>
+        <w:spacing w:after="130" w:before="260"/>
+      </w:pPr>
+      <w:r>
+        <w:t xml:space="preserve">17. Open questions</w:t>
       </w:r>
     </w:p>
     <w:p>
@@ -16638,40 +18107,17 @@
         <w:spacing w:after="80" w:line="276"/>
       </w:pPr>
       <w:r>
-        <w:rPr>
-          <w:rFonts w:ascii="Consolas" w:cs="Consolas" w:eastAsia="Consolas" w:hAnsi="Consolas"/>
-          <w:color w:val="9A281B"/>
-          <w:sz w:val="18"/>
-          <w:szCs w:val="18"/>
-        </w:rPr>
-        <w:t xml:space="preserve">SECURE_PROXY_SSL_HEADER</w:t>
-      </w:r>
-      <w:r>
-        <w:t xml:space="preserve"> is set. Render terminates TLS at its proxy and forwards the original scheme in a header; without this Django sees </w:t>
-      </w:r>
-      <w:r>
-        <w:rPr>
-          <w:rFonts w:ascii="Consolas" w:cs="Consolas" w:eastAsia="Consolas" w:hAnsi="Consolas"/>
-          <w:color w:val="9A281B"/>
-          <w:sz w:val="18"/>
-          <w:szCs w:val="18"/>
-        </w:rPr>
-        <w:t xml:space="preserve">http</w:t>
-      </w:r>
-      <w:r>
-        <w:t xml:space="preserve"> on every request and </w:t>
-      </w:r>
-      <w:r>
-        <w:rPr>
-          <w:rFonts w:ascii="Consolas" w:cs="Consolas" w:eastAsia="Consolas" w:hAnsi="Consolas"/>
-          <w:color w:val="9A281B"/>
-          <w:sz w:val="18"/>
-          <w:szCs w:val="18"/>
-        </w:rPr>
-        <w:t xml:space="preserve">SECURE_SSL_REDIRECT</w:t>
-      </w:r>
-      <w:r>
-        <w:t xml:space="preserve"> redirects to itself forever.</w:t>
+        <w:t xml:space="preserve">☐ </w:t>
+      </w:r>
+      <w:r>
+        <w:rPr>
+          <w:b/>
+          <w:bCs/>
+        </w:rPr>
+        <w:t xml:space="preserve">Prep-clinic queue.</w:t>
+      </w:r>
+      <w:r>
+        <w:t xml:space="preserve"> Resolved: patients drop off once the MDC has discussed them, and her list is grouped by team. Still open — a patient who never reaches an MDC at all stays on her queue indefinitely.</w:t>
       </w:r>
     </w:p>
     <w:p>
@@ -16684,1591 +18130,17 @@
         <w:spacing w:after="80" w:line="276"/>
       </w:pPr>
       <w:r>
+        <w:t xml:space="preserve">☐ </w:t>
+      </w:r>
+      <w:r>
         <w:rPr>
           <w:b/>
           <w:bCs/>
         </w:rPr>
-        <w:t xml:space="preserve">HSTS defaults to 0 seconds.</w:t>
-      </w:r>
-      <w:r>
-        <w:t xml:space="preserve"> A browser that has cached an HSTS header cannot be told to forget it early, so it stays off until the deployment is known good, then </w:t>
-      </w:r>
-      <w:r>
-        <w:rPr>
-          <w:rFonts w:ascii="Consolas" w:cs="Consolas" w:eastAsia="Consolas" w:hAnsi="Consolas"/>
-          <w:color w:val="9A281B"/>
-          <w:sz w:val="18"/>
-          <w:szCs w:val="18"/>
-        </w:rPr>
-        <w:t xml:space="preserve">SECURE_HSTS_SECONDS</w:t>
-      </w:r>
-      <w:r>
-        <w:t xml:space="preserve"> is set deliberately.</w:t>
-      </w:r>
-    </w:p>
-    <w:p>
-      <w:pPr>
-        <w:spacing w:after="130" w:line="276"/>
-      </w:pPr>
-      <w:r>
-        <w:rPr>
-          <w:rFonts w:ascii="Consolas" w:cs="Consolas" w:eastAsia="Consolas" w:hAnsi="Consolas"/>
-          <w:color w:val="9A281B"/>
-          <w:sz w:val="18"/>
-          <w:szCs w:val="18"/>
-        </w:rPr>
-        <w:t xml:space="preserve">python manage.py check --deploy</w:t>
-      </w:r>
-      <w:r>
-        <w:t xml:space="preserve"> reports </w:t>
-      </w:r>
-      <w:r>
-        <w:rPr>
-          <w:b/>
-          <w:bCs/>
-        </w:rPr>
-        <w:t xml:space="preserve">no issues</w:t>
-      </w:r>
-      <w:r>
-        <w:t xml:space="preserve"> with </w:t>
-      </w:r>
-      <w:r>
-        <w:rPr>
-          <w:rFonts w:ascii="Consolas" w:cs="Consolas" w:eastAsia="Consolas" w:hAnsi="Consolas"/>
-          <w:color w:val="9A281B"/>
-          <w:sz w:val="18"/>
-          <w:szCs w:val="18"/>
-        </w:rPr>
-        <w:t xml:space="preserve">DEBUG=False</w:t>
-      </w:r>
-      <w:r>
-        <w:t xml:space="preserve">, a real </w:t>
-      </w:r>
-      <w:r>
-        <w:rPr>
-          <w:rFonts w:ascii="Consolas" w:cs="Consolas" w:eastAsia="Consolas" w:hAnsi="Consolas"/>
-          <w:color w:val="9A281B"/>
-          <w:sz w:val="18"/>
-          <w:szCs w:val="18"/>
-        </w:rPr>
-        <w:t xml:space="preserve">DJANGO_SECRET_KEY</w:t>
-      </w:r>
-      <w:r>
-        <w:t xml:space="preserve"> and HSTS set. Eleven tests in </w:t>
-      </w:r>
-      <w:r>
-        <w:rPr>
-          <w:rFonts w:ascii="Consolas" w:cs="Consolas" w:eastAsia="Consolas" w:hAnsi="Consolas"/>
-          <w:color w:val="9A281B"/>
-          <w:sz w:val="18"/>
-          <w:szCs w:val="18"/>
-        </w:rPr>
-        <w:t xml:space="preserve">config/tests.py</w:t>
-      </w:r>
-      <w:r>
-        <w:t xml:space="preserve"> pin the HTTPS settings, the proxy header, the PostgreSQL switch and WhiteNoise's position in the middleware, so a settings edit cannot quietly undo them.</w:t>
-      </w:r>
-    </w:p>
-    <w:p>
-      <w:pPr>
-        <w:spacing w:after="130" w:line="276"/>
-      </w:pPr>
-      <w:r>
-        <w:rPr>
-          <w:b/>
-          <w:bCs/>
-        </w:rPr>
-        <w:t xml:space="preserve">Status: configured and verified, not yet deployed.</w:t>
-      </w:r>
-      <w:r>
-        <w:t xml:space="preserve"> Nothing has been provisioned on Render, so there is no live URL. The blueprint deliberately does not carry </w:t>
-      </w:r>
-      <w:r>
-        <w:rPr>
-          <w:rFonts w:ascii="Consolas" w:cs="Consolas" w:eastAsia="Consolas" w:hAnsi="Consolas"/>
-          <w:color w:val="9A281B"/>
-          <w:sz w:val="18"/>
-          <w:szCs w:val="18"/>
-        </w:rPr>
-        <w:t xml:space="preserve">OPENAI_API_KEY</w:t>
-      </w:r>
-      <w:r>
-        <w:t xml:space="preserve"> — that is set in the Render dashboard, and without it the AI features report "unavailable" while the rest of the pathway works.</w:t>
-      </w:r>
-    </w:p>
-    <w:p>
-      <w:pPr>
-        <w:pStyle w:val="Heading3"/>
-        <w:keepNext/>
-        <w:spacing w:after="130" w:before="260"/>
-      </w:pPr>
-      <w:r>
-        <w:t xml:space="preserve">16.2 Secrets</w:t>
-      </w:r>
-    </w:p>
-    <w:p>
-      <w:pPr>
-        <w:spacing w:after="130" w:line="276"/>
-      </w:pPr>
-      <w:r>
-        <w:t xml:space="preserve">All configuration comes from the environment, read from </w:t>
-      </w:r>
-      <w:r>
-        <w:rPr>
-          <w:rFonts w:ascii="Consolas" w:cs="Consolas" w:eastAsia="Consolas" w:hAnsi="Consolas"/>
-          <w:color w:val="9A281B"/>
-          <w:sz w:val="18"/>
-          <w:szCs w:val="18"/>
-        </w:rPr>
-        <w:t xml:space="preserve">.env</w:t>
-      </w:r>
-      <w:r>
-        <w:t xml:space="preserve"> locally via</w:t>
-      </w:r>
-    </w:p>
-    <w:p>
-      <w:pPr>
-        <w:spacing w:after="130" w:line="276"/>
-      </w:pPr>
-      <w:r>
-        <w:rPr>
-          <w:rFonts w:ascii="Consolas" w:cs="Consolas" w:eastAsia="Consolas" w:hAnsi="Consolas"/>
-          <w:color w:val="9A281B"/>
-          <w:sz w:val="18"/>
-          <w:szCs w:val="18"/>
-        </w:rPr>
-        <w:t xml:space="preserve">python-dotenv</w:t>
-      </w:r>
-      <w:r>
-        <w:t xml:space="preserve">. Nothing is hardcoded, </w:t>
-      </w:r>
-      <w:r>
-        <w:rPr>
-          <w:rFonts w:ascii="Consolas" w:cs="Consolas" w:eastAsia="Consolas" w:hAnsi="Consolas"/>
-          <w:color w:val="9A281B"/>
-          <w:sz w:val="18"/>
-          <w:szCs w:val="18"/>
-        </w:rPr>
-        <w:t xml:space="preserve">.env</w:t>
-      </w:r>
-      <w:r>
-        <w:t xml:space="preserve"> is git-ignored, and</w:t>
-      </w:r>
-    </w:p>
-    <w:p>
-      <w:pPr>
-        <w:spacing w:after="130" w:line="276"/>
-      </w:pPr>
-      <w:r>
-        <w:rPr>
-          <w:rFonts w:ascii="Consolas" w:cs="Consolas" w:eastAsia="Consolas" w:hAnsi="Consolas"/>
-          <w:color w:val="9A281B"/>
-          <w:sz w:val="18"/>
-          <w:szCs w:val="18"/>
-        </w:rPr>
-        <w:t xml:space="preserve">.env.example</w:t>
-      </w:r>
-      <w:r>
-        <w:t xml:space="preserve"> documents every variable with empty values:</w:t>
-      </w:r>
-    </w:p>
-    <w:p>
-      <w:pPr>
-        <w:spacing w:after="130" w:line="276"/>
-      </w:pPr>
-      <w:r>
-        <w:rPr>
-          <w:rFonts w:ascii="Consolas" w:cs="Consolas" w:eastAsia="Consolas" w:hAnsi="Consolas"/>
-          <w:color w:val="9A281B"/>
-          <w:sz w:val="18"/>
-          <w:szCs w:val="18"/>
-        </w:rPr>
-        <w:t xml:space="preserve">OPENAI_API_KEY</w:t>
-      </w:r>
-      <w:r>
-        <w:t xml:space="preserve">, </w:t>
-      </w:r>
-      <w:r>
-        <w:rPr>
-          <w:rFonts w:ascii="Consolas" w:cs="Consolas" w:eastAsia="Consolas" w:hAnsi="Consolas"/>
-          <w:color w:val="9A281B"/>
-          <w:sz w:val="18"/>
-          <w:szCs w:val="18"/>
-        </w:rPr>
-        <w:t xml:space="preserve">DJANGO_SECRET_KEY</w:t>
-      </w:r>
-      <w:r>
-        <w:t xml:space="preserve">, </w:t>
-      </w:r>
-      <w:r>
-        <w:rPr>
-          <w:rFonts w:ascii="Consolas" w:cs="Consolas" w:eastAsia="Consolas" w:hAnsi="Consolas"/>
-          <w:color w:val="9A281B"/>
-          <w:sz w:val="18"/>
-          <w:szCs w:val="18"/>
-        </w:rPr>
-        <w:t xml:space="preserve">DEBUG</w:t>
-      </w:r>
-      <w:r>
-        <w:t xml:space="preserve">, </w:t>
-      </w:r>
-      <w:r>
-        <w:rPr>
-          <w:rFonts w:ascii="Consolas" w:cs="Consolas" w:eastAsia="Consolas" w:hAnsi="Consolas"/>
-          <w:color w:val="9A281B"/>
-          <w:sz w:val="18"/>
-          <w:szCs w:val="18"/>
-        </w:rPr>
-        <w:t xml:space="preserve">ALLOWED_HOSTS</w:t>
-      </w:r>
-      <w:r>
-        <w:t xml:space="preserve">, </w:t>
-      </w:r>
-      <w:r>
-        <w:rPr>
-          <w:rFonts w:ascii="Consolas" w:cs="Consolas" w:eastAsia="Consolas" w:hAnsi="Consolas"/>
-          <w:color w:val="9A281B"/>
-          <w:sz w:val="18"/>
-          <w:szCs w:val="18"/>
-        </w:rPr>
-        <w:t xml:space="preserve">SITE_URL</w:t>
-      </w:r>
-      <w:r>
-        <w:t xml:space="preserve">, and the six </w:t>
-      </w:r>
-      <w:r>
-        <w:rPr>
-          <w:rFonts w:ascii="Consolas" w:cs="Consolas" w:eastAsia="Consolas" w:hAnsi="Consolas"/>
-          <w:color w:val="9A281B"/>
-          <w:sz w:val="18"/>
-          <w:szCs w:val="18"/>
-        </w:rPr>
-        <w:t xml:space="preserve">EMAIL_*</w:t>
-      </w:r>
-      <w:r>
-        <w:t xml:space="preserve"> variables. On Render these become dashboard environment variables; </w:t>
-      </w:r>
-      <w:r>
-        <w:rPr>
-          <w:rFonts w:ascii="Consolas" w:cs="Consolas" w:eastAsia="Consolas" w:hAnsi="Consolas"/>
-          <w:color w:val="9A281B"/>
-          <w:sz w:val="18"/>
-          <w:szCs w:val="18"/>
-        </w:rPr>
-        <w:t xml:space="preserve">.env</w:t>
-      </w:r>
-      <w:r>
-        <w:t xml:space="preserve"> is never deployed.</w:t>
-      </w:r>
-    </w:p>
-    <w:p>
-      <w:pPr>
-        <w:spacing w:after="130" w:line="276"/>
-      </w:pPr>
-      <w:r>
-        <w:rPr>
-          <w:rFonts w:ascii="Consolas" w:cs="Consolas" w:eastAsia="Consolas" w:hAnsi="Consolas"/>
-          <w:color w:val="9A281B"/>
-          <w:sz w:val="18"/>
-          <w:szCs w:val="18"/>
-        </w:rPr>
-        <w:t xml:space="preserve">SECRET_KEY</w:t>
-      </w:r>
-      <w:r>
-        <w:t xml:space="preserve"> falls back to a development literal </w:t>
-      </w:r>
-      <w:r>
-        <w:rPr>
-          <w:b/>
-          <w:bCs/>
-        </w:rPr>
-        <w:t xml:space="preserve">only</w:t>
-      </w:r>
-      <w:r>
-        <w:t xml:space="preserve"> when the environment does not set it — and that fallback is why it is called</w:t>
-      </w:r>
-    </w:p>
-    <w:p>
-      <w:pPr>
-        <w:spacing w:after="130" w:line="276"/>
-      </w:pPr>
-      <w:r>
-        <w:rPr>
-          <w:rFonts w:ascii="Consolas" w:cs="Consolas" w:eastAsia="Consolas" w:hAnsi="Consolas"/>
-          <w:color w:val="9A281B"/>
-          <w:sz w:val="18"/>
-          <w:szCs w:val="18"/>
-        </w:rPr>
-        <w:t xml:space="preserve">django-insecure-…</w:t>
-      </w:r>
-      <w:r>
-        <w:t xml:space="preserve">. A real deployment must set it.</w:t>
-      </w:r>
-    </w:p>
-    <w:p>
-      <w:pPr>
-        <w:pStyle w:val="Heading3"/>
-        <w:keepNext/>
-        <w:spacing w:after="130" w:before="260"/>
-      </w:pPr>
-      <w:r>
-        <w:t xml:space="preserve">16.3 Versioning and rollback</w:t>
-      </w:r>
-    </w:p>
-    <w:p>
-      <w:pPr>
-        <w:spacing w:after="130" w:line="276"/>
-      </w:pPr>
-      <w:r>
-        <w:rPr>
-          <w:b/>
-          <w:bCs/>
-        </w:rPr>
-        <w:t xml:space="preserve">Versioning.</w:t>
-      </w:r>
-      <w:r>
-        <w:t xml:space="preserve"> Git, on </w:t>
-      </w:r>
-      <w:r>
-        <w:rPr>
-          <w:rFonts w:ascii="Consolas" w:cs="Consolas" w:eastAsia="Consolas" w:hAnsi="Consolas"/>
-          <w:color w:val="9A281B"/>
-          <w:sz w:val="18"/>
-          <w:szCs w:val="18"/>
-        </w:rPr>
-        <w:t xml:space="preserve">master</w:t>
-      </w:r>
-      <w:r>
-        <w:t xml:space="preserve">, with one commit per coherent change and a message explaining why. The deployed version is a commit SHA. The PRD carries its own version number (this is 1.1), and the LangGraph runtime contract is pinned (</w:t>
-      </w:r>
-      <w:r>
-        <w:rPr>
-          <w:rFonts w:ascii="Consolas" w:cs="Consolas" w:eastAsia="Consolas" w:hAnsi="Consolas"/>
-          <w:color w:val="9A281B"/>
-          <w:sz w:val="18"/>
-          <w:szCs w:val="18"/>
-        </w:rPr>
-        <w:t xml:space="preserve">langgraph-checkpoint-sqlite==3.1.1</w:t>
-      </w:r>
-      <w:r>
-        <w:t xml:space="preserve">) because a 2.x release silently downgrades a dependency Django's agent workflow needs.</w:t>
-      </w:r>
-    </w:p>
-    <w:p>
-      <w:pPr>
-        <w:spacing w:after="130" w:line="276"/>
-      </w:pPr>
-      <w:r>
-        <w:rPr>
-          <w:b/>
-          <w:bCs/>
-        </w:rPr>
-        <w:t xml:space="preserve">Rollback triggers.</w:t>
-      </w:r>
-      <w:r>
-        <w:t xml:space="preserve"> Roll back immediately, without discussion, if any of these is observed:</w:t>
-      </w:r>
-    </w:p>
-    <w:tbl>
-      <w:tblPr>
-        <w:tblW w:type="dxa" w:w="10080"/>
-        <w:tblBorders>
-          <w:top w:val="single" w:color="auto" w:sz="4"/>
-          <w:left w:val="single" w:color="auto" w:sz="4"/>
-          <w:bottom w:val="single" w:color="auto" w:sz="4"/>
-          <w:right w:val="single" w:color="auto" w:sz="4"/>
-          <w:insideH w:val="single" w:color="auto" w:sz="4"/>
-          <w:insideV w:val="single" w:color="auto" w:sz="4"/>
-        </w:tblBorders>
-      </w:tblPr>
-      <w:tblGrid>
-        <w:gridCol w:w="5040"/>
-        <w:gridCol w:w="5040"/>
-      </w:tblGrid>
-      <w:tr>
-        <w:trPr>
-          <w:tblHeader/>
-        </w:trPr>
-        <w:tc>
-          <w:tcPr>
-            <w:tcW w:type="dxa" w:w="5040"/>
-            <w:shd w:fill="028090" w:val="clear"/>
-            <w:tcMar>
-              <w:top w:type="dxa" w:w="70"/>
-              <w:left w:type="dxa" w:w="110"/>
-              <w:bottom w:type="dxa" w:w="70"/>
-              <w:right w:type="dxa" w:w="110"/>
-            </w:tcMar>
-          </w:tcPr>
-          <w:p>
-            <w:pPr>
-              <w:spacing w:after="0" w:line="250"/>
-            </w:pPr>
-            <w:r>
-              <w:rPr>
-                <w:b/>
-                <w:bCs/>
-                <w:color w:val="FFFFFF"/>
-                <w:sz w:val="18"/>
-                <w:szCs w:val="18"/>
-              </w:rPr>
-              <w:t xml:space="preserve">Trigger</w:t>
-            </w:r>
-          </w:p>
-        </w:tc>
-        <w:tc>
-          <w:tcPr>
-            <w:tcW w:type="dxa" w:w="5040"/>
-            <w:shd w:fill="028090" w:val="clear"/>
-            <w:tcMar>
-              <w:top w:type="dxa" w:w="70"/>
-              <w:left w:type="dxa" w:w="110"/>
-              <w:bottom w:type="dxa" w:w="70"/>
-              <w:right w:type="dxa" w:w="110"/>
-            </w:tcMar>
-          </w:tcPr>
-          <w:p>
-            <w:pPr>
-              <w:spacing w:after="0" w:line="250"/>
-            </w:pPr>
-            <w:r>
-              <w:rPr>
-                <w:b/>
-                <w:bCs/>
-                <w:color w:val="FFFFFF"/>
-                <w:sz w:val="18"/>
-                <w:szCs w:val="18"/>
-              </w:rPr>
-              <w:t xml:space="preserve">Why immediate</w:t>
-            </w:r>
-          </w:p>
-        </w:tc>
-      </w:tr>
-      <w:tr>
-        <w:tc>
-          <w:tcPr>
-            <w:tcW w:type="dxa" w:w="5040"/>
-            <w:shd w:fill="FFFFFF" w:val="clear"/>
-            <w:tcMar>
-              <w:top w:type="dxa" w:w="70"/>
-              <w:left w:type="dxa" w:w="110"/>
-              <w:bottom w:type="dxa" w:w="70"/>
-              <w:right w:type="dxa" w:w="110"/>
-            </w:tcMar>
-          </w:tcPr>
-          <w:p>
-            <w:pPr>
-              <w:spacing w:after="0" w:line="250"/>
-            </w:pPr>
-            <w:r>
-              <w:rPr>
-                <w:sz w:val="18"/>
-                <w:szCs w:val="18"/>
-              </w:rPr>
-              <w:t xml:space="preserve">An AI output is written to a patient record without a person confirming it</w:t>
-            </w:r>
-          </w:p>
-        </w:tc>
-        <w:tc>
-          <w:tcPr>
-            <w:tcW w:type="dxa" w:w="5040"/>
-            <w:shd w:fill="FFFFFF" w:val="clear"/>
-            <w:tcMar>
-              <w:top w:type="dxa" w:w="70"/>
-              <w:left w:type="dxa" w:w="110"/>
-              <w:bottom w:type="dxa" w:w="70"/>
-              <w:right w:type="dxa" w:w="110"/>
-            </w:tcMar>
-          </w:tcPr>
-          <w:p>
-            <w:pPr>
-              <w:spacing w:after="0" w:line="250"/>
-            </w:pPr>
-            <w:r>
-              <w:rPr>
-                <w:sz w:val="18"/>
-                <w:szCs w:val="18"/>
-              </w:rPr>
-              <w:t xml:space="preserve">The core guarantee of the design has failed</w:t>
-            </w:r>
-          </w:p>
-        </w:tc>
-      </w:tr>
-      <w:tr>
-        <w:tc>
-          <w:tcPr>
-            <w:tcW w:type="dxa" w:w="5040"/>
-            <w:shd w:fill="FFFFFF" w:val="clear"/>
-            <w:tcMar>
-              <w:top w:type="dxa" w:w="70"/>
-              <w:left w:type="dxa" w:w="110"/>
-              <w:bottom w:type="dxa" w:w="70"/>
-              <w:right w:type="dxa" w:w="110"/>
-            </w:tcMar>
-          </w:tcPr>
-          <w:p>
-            <w:pPr>
-              <w:spacing w:after="0" w:line="250"/>
-            </w:pPr>
-            <w:r>
-              <w:rPr>
-                <w:sz w:val="18"/>
-                <w:szCs w:val="18"/>
-              </w:rPr>
-              <w:t xml:space="preserve">A notification fires repeatedly for the same event</w:t>
-            </w:r>
-          </w:p>
-        </w:tc>
-        <w:tc>
-          <w:tcPr>
-            <w:tcW w:type="dxa" w:w="5040"/>
-            <w:shd w:fill="FFFFFF" w:val="clear"/>
-            <w:tcMar>
-              <w:top w:type="dxa" w:w="70"/>
-              <w:left w:type="dxa" w:w="110"/>
-              <w:bottom w:type="dxa" w:w="70"/>
-              <w:right w:type="dxa" w:w="110"/>
-            </w:tcMar>
-          </w:tcPr>
-          <w:p>
-            <w:pPr>
-              <w:spacing w:after="0" w:line="250"/>
-            </w:pPr>
-            <w:r>
-              <w:rPr>
-                <w:sz w:val="18"/>
-                <w:szCs w:val="18"/>
-              </w:rPr>
-              <w:t xml:space="preserve">Teams stop reading the alerts, which is worse than no alerts</w:t>
-            </w:r>
-          </w:p>
-        </w:tc>
-      </w:tr>
-      <w:tr>
-        <w:tc>
-          <w:tcPr>
-            <w:tcW w:type="dxa" w:w="5040"/>
-            <w:shd w:fill="FFFFFF" w:val="clear"/>
-            <w:tcMar>
-              <w:top w:type="dxa" w:w="70"/>
-              <w:left w:type="dxa" w:w="110"/>
-              <w:bottom w:type="dxa" w:w="70"/>
-              <w:right w:type="dxa" w:w="110"/>
-            </w:tcMar>
-          </w:tcPr>
-          <w:p>
-            <w:pPr>
-              <w:spacing w:after="0" w:line="250"/>
-            </w:pPr>
-            <w:r>
-              <w:rPr>
-                <w:sz w:val="18"/>
-                <w:szCs w:val="18"/>
-              </w:rPr>
-              <w:t xml:space="preserve">A user sees a patient outside their team</w:t>
-            </w:r>
-          </w:p>
-        </w:tc>
-        <w:tc>
-          <w:tcPr>
-            <w:tcW w:type="dxa" w:w="5040"/>
-            <w:shd w:fill="FFFFFF" w:val="clear"/>
-            <w:tcMar>
-              <w:top w:type="dxa" w:w="70"/>
-              <w:left w:type="dxa" w:w="110"/>
-              <w:bottom w:type="dxa" w:w="70"/>
-              <w:right w:type="dxa" w:w="110"/>
-            </w:tcMar>
-          </w:tcPr>
-          <w:p>
-            <w:pPr>
-              <w:spacing w:after="0" w:line="250"/>
-            </w:pPr>
-            <w:r>
-              <w:rPr>
-                <w:sz w:val="18"/>
-                <w:szCs w:val="18"/>
-              </w:rPr>
-              <w:t xml:space="preserve">The access model has failed</w:t>
-            </w:r>
-          </w:p>
-        </w:tc>
-      </w:tr>
-      <w:tr>
-        <w:tc>
-          <w:tcPr>
-            <w:tcW w:type="dxa" w:w="5040"/>
-            <w:shd w:fill="FFFFFF" w:val="clear"/>
-            <w:tcMar>
-              <w:top w:type="dxa" w:w="70"/>
-              <w:left w:type="dxa" w:w="110"/>
-              <w:bottom w:type="dxa" w:w="70"/>
-              <w:right w:type="dxa" w:w="110"/>
-            </w:tcMar>
-          </w:tcPr>
-          <w:p>
-            <w:pPr>
-              <w:spacing w:after="0" w:line="250"/>
-            </w:pPr>
-            <w:r>
-              <w:rPr>
-                <w:sz w:val="18"/>
-                <w:szCs w:val="18"/>
-              </w:rPr>
-              <w:t xml:space="preserve">The "not for clinical use" label is missing from any page or generated document</w:t>
-            </w:r>
-          </w:p>
-        </w:tc>
-        <w:tc>
-          <w:tcPr>
-            <w:tcW w:type="dxa" w:w="5040"/>
-            <w:shd w:fill="FFFFFF" w:val="clear"/>
-            <w:tcMar>
-              <w:top w:type="dxa" w:w="70"/>
-              <w:left w:type="dxa" w:w="110"/>
-              <w:bottom w:type="dxa" w:w="70"/>
-              <w:right w:type="dxa" w:w="110"/>
-            </w:tcMar>
-          </w:tcPr>
-          <w:p>
-            <w:pPr>
-              <w:spacing w:after="0" w:line="250"/>
-            </w:pPr>
-            <w:r>
-              <w:rPr>
-                <w:sz w:val="18"/>
-                <w:szCs w:val="18"/>
-              </w:rPr>
-              <w:t xml:space="preserve">The tool can be mistaken for an approved one</w:t>
-            </w:r>
-          </w:p>
-        </w:tc>
-      </w:tr>
-      <w:tr>
-        <w:tc>
-          <w:tcPr>
-            <w:tcW w:type="dxa" w:w="5040"/>
-            <w:shd w:fill="FFFFFF" w:val="clear"/>
-            <w:tcMar>
-              <w:top w:type="dxa" w:w="70"/>
-              <w:left w:type="dxa" w:w="110"/>
-              <w:bottom w:type="dxa" w:w="70"/>
-              <w:right w:type="dxa" w:w="110"/>
-            </w:tcMar>
-          </w:tcPr>
-          <w:p>
-            <w:pPr>
-              <w:spacing w:after="0" w:line="250"/>
-            </w:pPr>
-            <w:r>
-              <w:rPr>
-                <w:sz w:val="18"/>
-                <w:szCs w:val="18"/>
-              </w:rPr>
-              <w:t xml:space="preserve">A guideline answer cites a passage from the wrong disease</w:t>
-            </w:r>
-          </w:p>
-        </w:tc>
-        <w:tc>
-          <w:tcPr>
-            <w:tcW w:type="dxa" w:w="5040"/>
-            <w:shd w:fill="FFFFFF" w:val="clear"/>
-            <w:tcMar>
-              <w:top w:type="dxa" w:w="70"/>
-              <w:left w:type="dxa" w:w="110"/>
-              <w:bottom w:type="dxa" w:w="70"/>
-              <w:right w:type="dxa" w:w="110"/>
-            </w:tcMar>
-          </w:tcPr>
-          <w:p>
-            <w:pPr>
-              <w:spacing w:after="0" w:line="250"/>
-            </w:pPr>
-            <w:r>
-              <w:rPr>
-                <w:sz w:val="18"/>
-                <w:szCs w:val="18"/>
-              </w:rPr>
-              <w:t xml:space="preserve">The grounding claim is false</w:t>
-            </w:r>
-          </w:p>
-        </w:tc>
-      </w:tr>
-      <w:tr>
-        <w:tc>
-          <w:tcPr>
-            <w:tcW w:type="dxa" w:w="5040"/>
-            <w:shd w:fill="FFFFFF" w:val="clear"/>
-            <w:tcMar>
-              <w:top w:type="dxa" w:w="70"/>
-              <w:left w:type="dxa" w:w="110"/>
-              <w:bottom w:type="dxa" w:w="70"/>
-              <w:right w:type="dxa" w:w="110"/>
-            </w:tcMar>
-          </w:tcPr>
-          <w:p>
-            <w:pPr>
-              <w:spacing w:after="0" w:line="250"/>
-            </w:pPr>
-            <w:r>
-              <w:rPr>
-                <w:sz w:val="18"/>
-                <w:szCs w:val="18"/>
-              </w:rPr>
-              <w:t xml:space="preserve">The peri-op check reports "no holds" for a patient whose record was never read</w:t>
-            </w:r>
-          </w:p>
-        </w:tc>
-        <w:tc>
-          <w:tcPr>
-            <w:tcW w:type="dxa" w:w="5040"/>
-            <w:shd w:fill="FFFFFF" w:val="clear"/>
-            <w:tcMar>
-              <w:top w:type="dxa" w:w="70"/>
-              <w:left w:type="dxa" w:w="110"/>
-              <w:bottom w:type="dxa" w:w="70"/>
-              <w:right w:type="dxa" w:w="110"/>
-            </w:tcMar>
-          </w:tcPr>
-          <w:p>
-            <w:pPr>
-              <w:spacing w:after="0" w:line="250"/>
-            </w:pPr>
-            <w:r>
-              <w:rPr>
-                <w:sz w:val="18"/>
-                <w:szCs w:val="18"/>
-              </w:rPr>
-              <w:t xml:space="preserve">A gap is being shown as a clearance</w:t>
-            </w:r>
-          </w:p>
-        </w:tc>
-      </w:tr>
-    </w:tbl>
-    <w:p>
-      <w:pPr>
-        <w:spacing w:after="160"/>
-      </w:pPr>
-      <w:r>
-        <w:t xml:space="preserve"/>
-      </w:r>
-    </w:p>
-    <w:p>
-      <w:pPr>
-        <w:spacing w:after="130" w:line="276"/>
-      </w:pPr>
-      <w:r>
-        <w:rPr>
-          <w:b/>
-          <w:bCs/>
-        </w:rPr>
-        <w:t xml:space="preserve">How.</w:t>
-      </w:r>
-      <w:r>
-        <w:t xml:space="preserve"> </w:t>
-      </w:r>
-      <w:r>
-        <w:rPr>
-          <w:rFonts w:ascii="Consolas" w:cs="Consolas" w:eastAsia="Consolas" w:hAnsi="Consolas"/>
-          <w:color w:val="9A281B"/>
-          <w:sz w:val="18"/>
-          <w:szCs w:val="18"/>
-        </w:rPr>
-        <w:t xml:space="preserve">git revert</w:t>
-      </w:r>
-      <w:r>
-        <w:t xml:space="preserve"> the offending commit and redeploy; the schema is additive, so a revert does not strand data. A feature can also be disabled without a deploy by removing </w:t>
-      </w:r>
-      <w:r>
-        <w:rPr>
-          <w:rFonts w:ascii="Consolas" w:cs="Consolas" w:eastAsia="Consolas" w:hAnsi="Consolas"/>
-          <w:color w:val="9A281B"/>
-          <w:sz w:val="18"/>
-          <w:szCs w:val="18"/>
-        </w:rPr>
-        <w:t xml:space="preserve">OPENAI_API_KEY</w:t>
-      </w:r>
-      <w:r>
-        <w:t xml:space="preserve"> from the environment, which turns every AI feature off and leaves the pathway intact.</w:t>
-      </w:r>
-    </w:p>
-    <w:p>
-      <w:pPr>
-        <w:pStyle w:val="Heading3"/>
-        <w:keepNext/>
-        <w:spacing w:after="130" w:before="260"/>
-      </w:pPr>
-      <w:r>
-        <w:t xml:space="preserve">16.4 Monitoring and drift</w:t>
-      </w:r>
-    </w:p>
-    <w:p>
-      <w:pPr>
-        <w:spacing w:after="130" w:line="276"/>
-      </w:pPr>
-      <w:r>
-        <w:rPr>
-          <w:b/>
-          <w:bCs/>
-        </w:rPr>
-        <w:t xml:space="preserve">What to watch.</w:t>
-      </w:r>
-    </w:p>
-    <w:tbl>
-      <w:tblPr>
-        <w:tblW w:type="dxa" w:w="10080"/>
-        <w:tblBorders>
-          <w:top w:val="single" w:color="auto" w:sz="4"/>
-          <w:left w:val="single" w:color="auto" w:sz="4"/>
-          <w:bottom w:val="single" w:color="auto" w:sz="4"/>
-          <w:right w:val="single" w:color="auto" w:sz="4"/>
-          <w:insideH w:val="single" w:color="auto" w:sz="4"/>
-          <w:insideV w:val="single" w:color="auto" w:sz="4"/>
-        </w:tblBorders>
-      </w:tblPr>
-      <w:tblGrid>
-        <w:gridCol w:w="3360"/>
-        <w:gridCol w:w="3360"/>
-        <w:gridCol w:w="3360"/>
-      </w:tblGrid>
-      <w:tr>
-        <w:trPr>
-          <w:tblHeader/>
-        </w:trPr>
-        <w:tc>
-          <w:tcPr>
-            <w:tcW w:type="dxa" w:w="3360"/>
-            <w:shd w:fill="028090" w:val="clear"/>
-            <w:tcMar>
-              <w:top w:type="dxa" w:w="70"/>
-              <w:left w:type="dxa" w:w="110"/>
-              <w:bottom w:type="dxa" w:w="70"/>
-              <w:right w:type="dxa" w:w="110"/>
-            </w:tcMar>
-          </w:tcPr>
-          <w:p>
-            <w:pPr>
-              <w:spacing w:after="0" w:line="250"/>
-            </w:pPr>
-            <w:r>
-              <w:rPr>
-                <w:b/>
-                <w:bCs/>
-                <w:color w:val="FFFFFF"/>
-                <w:sz w:val="18"/>
-                <w:szCs w:val="18"/>
-              </w:rPr>
-              <w:t xml:space="preserve">Signal</w:t>
-            </w:r>
-          </w:p>
-        </w:tc>
-        <w:tc>
-          <w:tcPr>
-            <w:tcW w:type="dxa" w:w="3360"/>
-            <w:shd w:fill="028090" w:val="clear"/>
-            <w:tcMar>
-              <w:top w:type="dxa" w:w="70"/>
-              <w:left w:type="dxa" w:w="110"/>
-              <w:bottom w:type="dxa" w:w="70"/>
-              <w:right w:type="dxa" w:w="110"/>
-            </w:tcMar>
-          </w:tcPr>
-          <w:p>
-            <w:pPr>
-              <w:spacing w:after="0" w:line="250"/>
-            </w:pPr>
-            <w:r>
-              <w:rPr>
-                <w:b/>
-                <w:bCs/>
-                <w:color w:val="FFFFFF"/>
-                <w:sz w:val="18"/>
-                <w:szCs w:val="18"/>
-              </w:rPr>
-              <w:t xml:space="preserve">Where it comes from</w:t>
-            </w:r>
-          </w:p>
-        </w:tc>
-        <w:tc>
-          <w:tcPr>
-            <w:tcW w:type="dxa" w:w="3360"/>
-            <w:shd w:fill="028090" w:val="clear"/>
-            <w:tcMar>
-              <w:top w:type="dxa" w:w="70"/>
-              <w:left w:type="dxa" w:w="110"/>
-              <w:bottom w:type="dxa" w:w="70"/>
-              <w:right w:type="dxa" w:w="110"/>
-            </w:tcMar>
-          </w:tcPr>
-          <w:p>
-            <w:pPr>
-              <w:spacing w:after="0" w:line="250"/>
-            </w:pPr>
-            <w:r>
-              <w:rPr>
-                <w:b/>
-                <w:bCs/>
-                <w:color w:val="FFFFFF"/>
-                <w:sz w:val="18"/>
-                <w:szCs w:val="18"/>
-              </w:rPr>
-              <w:t xml:space="preserve">What it means</w:t>
-            </w:r>
-          </w:p>
-        </w:tc>
-      </w:tr>
-      <w:tr>
-        <w:tc>
-          <w:tcPr>
-            <w:tcW w:type="dxa" w:w="3360"/>
-            <w:shd w:fill="FFFFFF" w:val="clear"/>
-            <w:tcMar>
-              <w:top w:type="dxa" w:w="70"/>
-              <w:left w:type="dxa" w:w="110"/>
-              <w:bottom w:type="dxa" w:w="70"/>
-              <w:right w:type="dxa" w:w="110"/>
-            </w:tcMar>
-          </w:tcPr>
-          <w:p>
-            <w:pPr>
-              <w:spacing w:after="0" w:line="250"/>
-            </w:pPr>
-            <w:r>
-              <w:rPr>
-                <w:sz w:val="18"/>
-                <w:szCs w:val="18"/>
-              </w:rPr>
-              <w:t xml:space="preserve">Guideline refusal rate</w:t>
-            </w:r>
-          </w:p>
-        </w:tc>
-        <w:tc>
-          <w:tcPr>
-            <w:tcW w:type="dxa" w:w="3360"/>
-            <w:shd w:fill="FFFFFF" w:val="clear"/>
-            <w:tcMar>
-              <w:top w:type="dxa" w:w="70"/>
-              <w:left w:type="dxa" w:w="110"/>
-              <w:bottom w:type="dxa" w:w="70"/>
-              <w:right w:type="dxa" w:w="110"/>
-            </w:tcMar>
-          </w:tcPr>
-          <w:p>
-            <w:pPr>
-              <w:spacing w:after="0" w:line="250"/>
-            </w:pPr>
-            <w:r>
-              <w:rPr>
-                <w:rFonts w:ascii="Consolas" w:cs="Consolas" w:eastAsia="Consolas" w:hAnsi="Consolas"/>
-                <w:color w:val="9A281B"/>
-                <w:sz w:val="18"/>
-                <w:szCs w:val="18"/>
-              </w:rPr>
-              <w:t xml:space="preserve">GuidelineSuggestion.refused</w:t>
-            </w:r>
-          </w:p>
-        </w:tc>
-        <w:tc>
-          <w:tcPr>
-            <w:tcW w:type="dxa" w:w="3360"/>
-            <w:shd w:fill="FFFFFF" w:val="clear"/>
-            <w:tcMar>
-              <w:top w:type="dxa" w:w="70"/>
-              <w:left w:type="dxa" w:w="110"/>
-              <w:bottom w:type="dxa" w:w="70"/>
-              <w:right w:type="dxa" w:w="110"/>
-            </w:tcMar>
-          </w:tcPr>
-          <w:p>
-            <w:pPr>
-              <w:spacing w:after="0" w:line="250"/>
-            </w:pPr>
-            <w:r>
-              <w:rPr>
-                <w:sz w:val="18"/>
-                <w:szCs w:val="18"/>
-              </w:rPr>
-              <w:t xml:space="preserve">A rise means the index no longer covers what teams are asking about</w:t>
-            </w:r>
-          </w:p>
-        </w:tc>
-      </w:tr>
-      <w:tr>
-        <w:tc>
-          <w:tcPr>
-            <w:tcW w:type="dxa" w:w="3360"/>
-            <w:shd w:fill="FFFFFF" w:val="clear"/>
-            <w:tcMar>
-              <w:top w:type="dxa" w:w="70"/>
-              <w:left w:type="dxa" w:w="110"/>
-              <w:bottom w:type="dxa" w:w="70"/>
-              <w:right w:type="dxa" w:w="110"/>
-            </w:tcMar>
-          </w:tcPr>
-          <w:p>
-            <w:pPr>
-              <w:spacing w:after="0" w:line="250"/>
-            </w:pPr>
-            <w:r>
-              <w:rPr>
-                <w:sz w:val="18"/>
-                <w:szCs w:val="18"/>
-              </w:rPr>
-              <w:t xml:space="preserve">Coverage warnings raised</w:t>
-            </w:r>
-          </w:p>
-        </w:tc>
-        <w:tc>
-          <w:tcPr>
-            <w:tcW w:type="dxa" w:w="3360"/>
-            <w:shd w:fill="FFFFFF" w:val="clear"/>
-            <w:tcMar>
-              <w:top w:type="dxa" w:w="70"/>
-              <w:left w:type="dxa" w:w="110"/>
-              <w:bottom w:type="dxa" w:w="70"/>
-              <w:right w:type="dxa" w:w="110"/>
-            </w:tcMar>
-          </w:tcPr>
-          <w:p>
-            <w:pPr>
-              <w:spacing w:after="0" w:line="250"/>
-            </w:pPr>
-            <w:r>
-              <w:rPr>
-                <w:rFonts w:ascii="Consolas" w:cs="Consolas" w:eastAsia="Consolas" w:hAnsi="Consolas"/>
-                <w:color w:val="9A281B"/>
-                <w:sz w:val="18"/>
-                <w:szCs w:val="18"/>
-              </w:rPr>
-              <w:t xml:space="preserve">GuidelineSuggestion.coverage_note</w:t>
-            </w:r>
-          </w:p>
-        </w:tc>
-        <w:tc>
-          <w:tcPr>
-            <w:tcW w:type="dxa" w:w="3360"/>
-            <w:shd w:fill="FFFFFF" w:val="clear"/>
-            <w:tcMar>
-              <w:top w:type="dxa" w:w="70"/>
-              <w:left w:type="dxa" w:w="110"/>
-              <w:bottom w:type="dxa" w:w="70"/>
-              <w:right w:type="dxa" w:w="110"/>
-            </w:tcMar>
-          </w:tcPr>
-          <w:p>
-            <w:pPr>
-              <w:spacing w:after="0" w:line="250"/>
-            </w:pPr>
-            <w:r>
-              <w:rPr>
-                <w:sz w:val="18"/>
-                <w:szCs w:val="18"/>
-              </w:rPr>
-              <w:t xml:space="preserve">Which diseases are being asked about with no guideline indexed</w:t>
-            </w:r>
-          </w:p>
-        </w:tc>
-      </w:tr>
-      <w:tr>
-        <w:tc>
-          <w:tcPr>
-            <w:tcW w:type="dxa" w:w="3360"/>
-            <w:shd w:fill="FFFFFF" w:val="clear"/>
-            <w:tcMar>
-              <w:top w:type="dxa" w:w="70"/>
-              <w:left w:type="dxa" w:w="110"/>
-              <w:bottom w:type="dxa" w:w="70"/>
-              <w:right w:type="dxa" w:w="110"/>
-            </w:tcMar>
-          </w:tcPr>
-          <w:p>
-            <w:pPr>
-              <w:spacing w:after="0" w:line="250"/>
-            </w:pPr>
-            <w:r>
-              <w:rPr>
-                <w:sz w:val="18"/>
-                <w:szCs w:val="18"/>
-              </w:rPr>
-              <w:t xml:space="preserve">Extraction rejection rate</w:t>
-            </w:r>
-          </w:p>
-        </w:tc>
-        <w:tc>
-          <w:tcPr>
-            <w:tcW w:type="dxa" w:w="3360"/>
-            <w:shd w:fill="FFFFFF" w:val="clear"/>
-            <w:tcMar>
-              <w:top w:type="dxa" w:w="70"/>
-              <w:left w:type="dxa" w:w="110"/>
-              <w:bottom w:type="dxa" w:w="70"/>
-              <w:right w:type="dxa" w:w="110"/>
-            </w:tcMar>
-          </w:tcPr>
-          <w:p>
-            <w:pPr>
-              <w:spacing w:after="0" w:line="250"/>
-            </w:pPr>
-            <w:r>
-              <w:rPr>
-                <w:rFonts w:ascii="Consolas" w:cs="Consolas" w:eastAsia="Consolas" w:hAnsi="Consolas"/>
-                <w:color w:val="9A281B"/>
-                <w:sz w:val="18"/>
-                <w:szCs w:val="18"/>
-              </w:rPr>
-              <w:t xml:space="preserve">ReportExtraction.status</w:t>
-            </w:r>
-          </w:p>
-        </w:tc>
-        <w:tc>
-          <w:tcPr>
-            <w:tcW w:type="dxa" w:w="3360"/>
-            <w:shd w:fill="FFFFFF" w:val="clear"/>
-            <w:tcMar>
-              <w:top w:type="dxa" w:w="70"/>
-              <w:left w:type="dxa" w:w="110"/>
-              <w:bottom w:type="dxa" w:w="70"/>
-              <w:right w:type="dxa" w:w="110"/>
-            </w:tcMar>
-          </w:tcPr>
-          <w:p>
-            <w:pPr>
-              <w:spacing w:after="0" w:line="250"/>
-            </w:pPr>
-            <w:r>
-              <w:rPr>
-                <w:sz w:val="18"/>
-                <w:szCs w:val="18"/>
-              </w:rPr>
-              <w:t xml:space="preserve">A rise means the extractor is degrading, or report formats have changed</w:t>
-            </w:r>
-          </w:p>
-        </w:tc>
-      </w:tr>
-      <w:tr>
-        <w:tc>
-          <w:tcPr>
-            <w:tcW w:type="dxa" w:w="3360"/>
-            <w:shd w:fill="FFFFFF" w:val="clear"/>
-            <w:tcMar>
-              <w:top w:type="dxa" w:w="70"/>
-              <w:left w:type="dxa" w:w="110"/>
-              <w:bottom w:type="dxa" w:w="70"/>
-              <w:right w:type="dxa" w:w="110"/>
-            </w:tcMar>
-          </w:tcPr>
-          <w:p>
-            <w:pPr>
-              <w:spacing w:after="0" w:line="250"/>
-            </w:pPr>
-            <w:r>
-              <w:rPr>
-                <w:sz w:val="18"/>
-                <w:szCs w:val="18"/>
-              </w:rPr>
-              <w:t xml:space="preserve">Extraction correction rate</w:t>
-            </w:r>
-          </w:p>
-        </w:tc>
-        <w:tc>
-          <w:tcPr>
-            <w:tcW w:type="dxa" w:w="3360"/>
-            <w:shd w:fill="FFFFFF" w:val="clear"/>
-            <w:tcMar>
-              <w:top w:type="dxa" w:w="70"/>
-              <w:left w:type="dxa" w:w="110"/>
-              <w:bottom w:type="dxa" w:w="70"/>
-              <w:right w:type="dxa" w:w="110"/>
-            </w:tcMar>
-          </w:tcPr>
-          <w:p>
-            <w:pPr>
-              <w:spacing w:after="0" w:line="250"/>
-            </w:pPr>
-            <w:r>
-              <w:rPr>
-                <w:rFonts w:ascii="Consolas" w:cs="Consolas" w:eastAsia="Consolas" w:hAnsi="Consolas"/>
-                <w:color w:val="9A281B"/>
-                <w:sz w:val="18"/>
-                <w:szCs w:val="18"/>
-              </w:rPr>
-              <w:t xml:space="preserve">confirmed_fields</w:t>
-            </w:r>
-            <w:r>
-              <w:rPr>
-                <w:sz w:val="18"/>
-                <w:szCs w:val="18"/>
-              </w:rPr>
-              <w:t xml:space="preserve"> vs </w:t>
-            </w:r>
-            <w:r>
-              <w:rPr>
-                <w:rFonts w:ascii="Consolas" w:cs="Consolas" w:eastAsia="Consolas" w:hAnsi="Consolas"/>
-                <w:color w:val="9A281B"/>
-                <w:sz w:val="18"/>
-                <w:szCs w:val="18"/>
-              </w:rPr>
-              <w:t xml:space="preserve">raw_fields</w:t>
-            </w:r>
-          </w:p>
-        </w:tc>
-        <w:tc>
-          <w:tcPr>
-            <w:tcW w:type="dxa" w:w="3360"/>
-            <w:shd w:fill="FFFFFF" w:val="clear"/>
-            <w:tcMar>
-              <w:top w:type="dxa" w:w="70"/>
-              <w:left w:type="dxa" w:w="110"/>
-              <w:bottom w:type="dxa" w:w="70"/>
-              <w:right w:type="dxa" w:w="110"/>
-            </w:tcMar>
-          </w:tcPr>
-          <w:p>
-            <w:pPr>
-              <w:spacing w:after="0" w:line="250"/>
-            </w:pPr>
-            <w:r>
-              <w:rPr>
-                <w:b/>
-                <w:bCs/>
-                <w:sz w:val="18"/>
-                <w:szCs w:val="18"/>
-              </w:rPr>
-              <w:t xml:space="preserve">The most useful drift signal there is</w:t>
-            </w:r>
-            <w:r>
-              <w:rPr>
-                <w:sz w:val="18"/>
-                <w:szCs w:val="18"/>
-              </w:rPr>
-              <w:t xml:space="preserve"> — which fields clinicians keep having to fix</w:t>
-            </w:r>
-          </w:p>
-        </w:tc>
-      </w:tr>
-      <w:tr>
-        <w:tc>
-          <w:tcPr>
-            <w:tcW w:type="dxa" w:w="3360"/>
-            <w:shd w:fill="FFFFFF" w:val="clear"/>
-            <w:tcMar>
-              <w:top w:type="dxa" w:w="70"/>
-              <w:left w:type="dxa" w:w="110"/>
-              <w:bottom w:type="dxa" w:w="70"/>
-              <w:right w:type="dxa" w:w="110"/>
-            </w:tcMar>
-          </w:tcPr>
-          <w:p>
-            <w:pPr>
-              <w:spacing w:after="0" w:line="250"/>
-            </w:pPr>
-            <w:r>
-              <w:rPr>
-                <w:sz w:val="18"/>
-                <w:szCs w:val="18"/>
-              </w:rPr>
-              <w:t xml:space="preserve">Agent revision count</w:t>
-            </w:r>
-          </w:p>
-        </w:tc>
-        <w:tc>
-          <w:tcPr>
-            <w:tcW w:type="dxa" w:w="3360"/>
-            <w:shd w:fill="FFFFFF" w:val="clear"/>
-            <w:tcMar>
-              <w:top w:type="dxa" w:w="70"/>
-              <w:left w:type="dxa" w:w="110"/>
-              <w:bottom w:type="dxa" w:w="70"/>
-              <w:right w:type="dxa" w:w="110"/>
-            </w:tcMar>
-          </w:tcPr>
-          <w:p>
-            <w:pPr>
-              <w:spacing w:after="0" w:line="250"/>
-            </w:pPr>
-            <w:r>
-              <w:rPr>
-                <w:rFonts w:ascii="Consolas" w:cs="Consolas" w:eastAsia="Consolas" w:hAnsi="Consolas"/>
-                <w:color w:val="9A281B"/>
-                <w:sz w:val="18"/>
-                <w:szCs w:val="18"/>
-              </w:rPr>
-              <w:t xml:space="preserve">MDCAgentReview.revisions</w:t>
-            </w:r>
-          </w:p>
-        </w:tc>
-        <w:tc>
-          <w:tcPr>
-            <w:tcW w:type="dxa" w:w="3360"/>
-            <w:shd w:fill="FFFFFF" w:val="clear"/>
-            <w:tcMar>
-              <w:top w:type="dxa" w:w="70"/>
-              <w:left w:type="dxa" w:w="110"/>
-              <w:bottom w:type="dxa" w:w="70"/>
-              <w:right w:type="dxa" w:w="110"/>
-            </w:tcMar>
-          </w:tcPr>
-          <w:p>
-            <w:pPr>
-              <w:spacing w:after="0" w:line="250"/>
-            </w:pPr>
-            <w:r>
-              <w:rPr>
-                <w:sz w:val="18"/>
-                <w:szCs w:val="18"/>
-              </w:rPr>
-              <w:t xml:space="preserve">How often physicians send a draft back</w:t>
-            </w:r>
-          </w:p>
-        </w:tc>
-      </w:tr>
-      <w:tr>
-        <w:tc>
-          <w:tcPr>
-            <w:tcW w:type="dxa" w:w="3360"/>
-            <w:shd w:fill="FFFFFF" w:val="clear"/>
-            <w:tcMar>
-              <w:top w:type="dxa" w:w="70"/>
-              <w:left w:type="dxa" w:w="110"/>
-              <w:bottom w:type="dxa" w:w="70"/>
-              <w:right w:type="dxa" w:w="110"/>
-            </w:tcMar>
-          </w:tcPr>
-          <w:p>
-            <w:pPr>
-              <w:spacing w:after="0" w:line="250"/>
-            </w:pPr>
-            <w:r>
-              <w:rPr>
-                <w:sz w:val="18"/>
-                <w:szCs w:val="18"/>
-              </w:rPr>
-              <w:t xml:space="preserve">Alerts sent vs acted on</w:t>
-            </w:r>
-          </w:p>
-        </w:tc>
-        <w:tc>
-          <w:tcPr>
-            <w:tcW w:type="dxa" w:w="3360"/>
-            <w:shd w:fill="FFFFFF" w:val="clear"/>
-            <w:tcMar>
-              <w:top w:type="dxa" w:w="70"/>
-              <w:left w:type="dxa" w:w="110"/>
-              <w:bottom w:type="dxa" w:w="70"/>
-              <w:right w:type="dxa" w:w="110"/>
-            </w:tcMar>
-          </w:tcPr>
-          <w:p>
-            <w:pPr>
-              <w:spacing w:after="0" w:line="250"/>
-            </w:pPr>
-            <w:r>
-              <w:rPr>
-                <w:rFonts w:ascii="Consolas" w:cs="Consolas" w:eastAsia="Consolas" w:hAnsi="Consolas"/>
-                <w:color w:val="9A281B"/>
-                <w:sz w:val="18"/>
-                <w:szCs w:val="18"/>
-              </w:rPr>
-              <w:t xml:space="preserve">Notification.read_at</w:t>
-            </w:r>
-          </w:p>
-        </w:tc>
-        <w:tc>
-          <w:tcPr>
-            <w:tcW w:type="dxa" w:w="3360"/>
-            <w:shd w:fill="FFFFFF" w:val="clear"/>
-            <w:tcMar>
-              <w:top w:type="dxa" w:w="70"/>
-              <w:left w:type="dxa" w:w="110"/>
-              <w:bottom w:type="dxa" w:w="70"/>
-              <w:right w:type="dxa" w:w="110"/>
-            </w:tcMar>
-          </w:tcPr>
-          <w:p>
-            <w:pPr>
-              <w:spacing w:after="0" w:line="250"/>
-            </w:pPr>
-            <w:r>
-              <w:rPr>
-                <w:sz w:val="18"/>
-                <w:szCs w:val="18"/>
-              </w:rPr>
-              <w:t xml:space="preserve">Alert fatigue</w:t>
-            </w:r>
-          </w:p>
-        </w:tc>
-      </w:tr>
-      <w:tr>
-        <w:tc>
-          <w:tcPr>
-            <w:tcW w:type="dxa" w:w="3360"/>
-            <w:shd w:fill="FFFFFF" w:val="clear"/>
-            <w:tcMar>
-              <w:top w:type="dxa" w:w="70"/>
-              <w:left w:type="dxa" w:w="110"/>
-              <w:bottom w:type="dxa" w:w="70"/>
-              <w:right w:type="dxa" w:w="110"/>
-            </w:tcMar>
-          </w:tcPr>
-          <w:p>
-            <w:pPr>
-              <w:spacing w:after="0" w:line="250"/>
-            </w:pPr>
-            <w:r>
-              <w:rPr>
-                <w:sz w:val="18"/>
-                <w:szCs w:val="18"/>
-              </w:rPr>
-              <w:t xml:space="preserve">EHR sync failures</w:t>
-            </w:r>
-          </w:p>
-        </w:tc>
-        <w:tc>
-          <w:tcPr>
-            <w:tcW w:type="dxa" w:w="3360"/>
-            <w:shd w:fill="FFFFFF" w:val="clear"/>
-            <w:tcMar>
-              <w:top w:type="dxa" w:w="70"/>
-              <w:left w:type="dxa" w:w="110"/>
-              <w:bottom w:type="dxa" w:w="70"/>
-              <w:right w:type="dxa" w:w="110"/>
-            </w:tcMar>
-          </w:tcPr>
-          <w:p>
-            <w:pPr>
-              <w:spacing w:after="0" w:line="250"/>
-            </w:pPr>
-            <w:r>
-              <w:rPr>
-                <w:rFonts w:ascii="Consolas" w:cs="Consolas" w:eastAsia="Consolas" w:hAnsi="Consolas"/>
-                <w:color w:val="9A281B"/>
-                <w:sz w:val="18"/>
-                <w:szCs w:val="18"/>
-              </w:rPr>
-              <w:t xml:space="preserve">sync_ehr</w:t>
-            </w:r>
-            <w:r>
-              <w:rPr>
-                <w:sz w:val="18"/>
-                <w:szCs w:val="18"/>
-              </w:rPr>
-              <w:t xml:space="preserve"> output</w:t>
-            </w:r>
-          </w:p>
-        </w:tc>
-        <w:tc>
-          <w:tcPr>
-            <w:tcW w:type="dxa" w:w="3360"/>
-            <w:shd w:fill="FFFFFF" w:val="clear"/>
-            <w:tcMar>
-              <w:top w:type="dxa" w:w="70"/>
-              <w:left w:type="dxa" w:w="110"/>
-              <w:bottom w:type="dxa" w:w="70"/>
-              <w:right w:type="dxa" w:w="110"/>
-            </w:tcMar>
-          </w:tcPr>
-          <w:p>
-            <w:pPr>
-              <w:spacing w:after="0" w:line="250"/>
-            </w:pPr>
-            <w:r>
-              <w:rPr>
-                <w:sz w:val="18"/>
-                <w:szCs w:val="18"/>
-              </w:rPr>
-              <w:t xml:space="preserve">The interface has changed</w:t>
-            </w:r>
-          </w:p>
-        </w:tc>
-      </w:tr>
-    </w:tbl>
-    <w:p>
-      <w:pPr>
-        <w:spacing w:after="160"/>
-      </w:pPr>
-      <w:r>
-        <w:t xml:space="preserve"/>
-      </w:r>
-    </w:p>
-    <w:p>
-      <w:pPr>
-        <w:spacing w:after="130" w:line="276"/>
-      </w:pPr>
-      <w:r>
-        <w:t xml:space="preserve">Every one of these is already recorded in the database. </w:t>
-      </w:r>
-      <w:r>
-        <w:rPr>
-          <w:b/>
-          <w:bCs/>
-        </w:rPr>
-        <w:t xml:space="preserve">None is yet surfaced on a dashboard or alerted on</w:t>
-      </w:r>
-      <w:r>
-        <w:t xml:space="preserve"> — that is the operational gap.</w:t>
-      </w:r>
-    </w:p>
-    <w:p>
-      <w:pPr>
-        <w:spacing w:after="130" w:line="276"/>
-      </w:pPr>
-      <w:r>
-        <w:rPr>
-          <w:b/>
-          <w:bCs/>
-        </w:rPr>
-        <w:t xml:space="preserve">Drift is expected from four directions:</w:t>
-      </w:r>
-      <w:r>
-        <w:t xml:space="preserve"> the OpenAI model changes underneath a pinned name; the KHCC guidelines are revised and the index goes stale; report formats change and the extractor degrades; the EHR schema changes.</w:t>
-      </w:r>
-    </w:p>
-    <w:p>
-      <w:pPr>
-        <w:spacing w:after="130" w:line="276"/>
-      </w:pPr>
-      <w:r>
-        <w:rPr>
-          <w:b/>
-          <w:bCs/>
-        </w:rPr>
-        <w:t xml:space="preserve">The plan.</w:t>
-      </w:r>
-      <w:r>
-        <w:t xml:space="preserve"> Re-run </w:t>
-      </w:r>
-      <w:r>
-        <w:rPr>
-          <w:rFonts w:ascii="Consolas" w:cs="Consolas" w:eastAsia="Consolas" w:hAnsi="Consolas"/>
-          <w:color w:val="9A281B"/>
-          <w:sz w:val="18"/>
-          <w:szCs w:val="18"/>
-        </w:rPr>
-        <w:t xml:space="preserve">python -m ai.eval.run</w:t>
-      </w:r>
-      <w:r>
-        <w:t xml:space="preserve"> against the gold set on every dependency bump and quarterly, and compare against the recorded baseline (§12). A drop in contradiction recall or a rise in hallucination rate blocks the release. The guideline index carries no version stamp today — it should record which guideline edition each chunk came from, so a stale index is visible rather than inferred.</w:t>
-      </w:r>
-    </w:p>
-    <w:p>
-      <w:pPr>
-        <w:pBdr>
-          <w:bottom w:val="single" w:color="D6E2E1" w:sz="6" w:space="1"/>
-        </w:pBdr>
-        <w:spacing w:after="200" w:before="200"/>
-      </w:pPr>
-      <w:r>
-        <w:t xml:space="preserve"/>
-      </w:r>
-    </w:p>
-    <w:p>
-      <w:pPr>
-        <w:pStyle w:val="Heading2"/>
-        <w:keepNext/>
-        <w:spacing w:after="130" w:before="260"/>
-      </w:pPr>
-      <w:r>
-        <w:t xml:space="preserve">17. Open questions</w:t>
+        <w:t xml:space="preserve">Guideline coverage.</w:t>
+      </w:r>
+      <w:r>
+        <w:t xml:space="preserve"> NCCN agreed as the source for hepatobiliary, oesophageal and sarcoma. The ingestion path is built and the label matching handles NCCN's own titles; the three PDFs still need to be downloaded and indexed. Until then those diseases are correctly refused rather than answered from a neighbouring cancer.</w:t>
       </w:r>
     </w:p>
     <w:p>
@@ -18288,10 +18160,58 @@
           <w:b/>
           <w:bCs/>
         </w:rPr>
-        <w:t xml:space="preserve">Prep-clinic queue.</w:t>
-      </w:r>
-      <w:r>
-        <w:t xml:space="preserve"> Resolved: patients drop off once the MDC has discussed them, and her list is grouped by team. Still open — a patient who never reaches an MDC at all stays on her queue indefinitely.</w:t>
+        <w:t xml:space="preserve">Agent tools.</w:t>
+      </w:r>
+      <w:r>
+        <w:t xml:space="preserve"> Should </w:t>
+      </w:r>
+      <w:r>
+        <w:rPr>
+          <w:rFonts w:ascii="Consolas" w:cs="Consolas" w:eastAsia="Consolas" w:hAnsi="Consolas"/>
+          <w:color w:val="9A281B"/>
+          <w:sz w:val="18"/>
+          <w:szCs w:val="18"/>
+        </w:rPr>
+        <w:t xml:space="preserve">guideline_lookup</w:t>
+      </w:r>
+      <w:r>
+        <w:t xml:space="preserve"> and </w:t>
+      </w:r>
+      <w:r>
+        <w:rPr>
+          <w:rFonts w:ascii="Consolas" w:cs="Consolas" w:eastAsia="Consolas" w:hAnsi="Consolas"/>
+          <w:color w:val="9A281B"/>
+          <w:sz w:val="18"/>
+          <w:szCs w:val="18"/>
+        </w:rPr>
+        <w:t xml:space="preserve">drug_interaction_check</w:t>
+      </w:r>
+      <w:r>
+        <w:t xml:space="preserve"> call </w:t>
+      </w:r>
+      <w:r>
+        <w:rPr>
+          <w:rFonts w:ascii="Consolas" w:cs="Consolas" w:eastAsia="Consolas" w:hAnsi="Consolas"/>
+          <w:color w:val="9A281B"/>
+          <w:sz w:val="18"/>
+          <w:szCs w:val="18"/>
+        </w:rPr>
+        <w:t xml:space="preserve">ai/rag</w:t>
+      </w:r>
+      <w:r>
+        <w:t xml:space="preserve"> and </w:t>
+      </w:r>
+      <w:r>
+        <w:rPr>
+          <w:rFonts w:ascii="Consolas" w:cs="Consolas" w:eastAsia="Consolas" w:hAnsi="Consolas"/>
+          <w:color w:val="9A281B"/>
+          <w:sz w:val="18"/>
+          <w:szCs w:val="18"/>
+        </w:rPr>
+        <w:t xml:space="preserve">ai/pharmacy</w:t>
+      </w:r>
+      <w:r>
+        <w:t xml:space="preserve"> for real, or is the direct route enough?</w:t>
       </w:r>
     </w:p>
     <w:p>
@@ -18311,22 +18231,10 @@
           <w:b/>
           <w:bCs/>
         </w:rPr>
-        <w:t xml:space="preserve">Guideline coverage.</w:t>
-      </w:r>
-      <w:r>
-        <w:t xml:space="preserve"> NCCN agreed as the source for hepatobiliary and oesophageal. The ingestion path is built (</w:t>
-      </w:r>
-      <w:r>
-        <w:rPr>
-          <w:rFonts w:ascii="Consolas" w:cs="Consolas" w:eastAsia="Consolas" w:hAnsi="Consolas"/>
-          <w:color w:val="9A281B"/>
-          <w:sz w:val="18"/>
-          <w:szCs w:val="18"/>
-        </w:rPr>
-        <w:t xml:space="preserve">manage.py add_guideline</w:t>
-      </w:r>
-      <w:r>
-        <w:t xml:space="preserve">); the PDFs still need to be supplied and indexed. Sarcoma is also uncovered — NCCN too?</w:t>
+        <w:t xml:space="preserve">Confirmed extractions</w:t>
+      </w:r>
+      <w:r>
+        <w:t xml:space="preserve"> are stored but not copied into the patient's structured fields. Which fields should populate automatically?</w:t>
       </w:r>
     </w:p>
     <w:p>
@@ -18346,58 +18254,10 @@
           <w:b/>
           <w:bCs/>
         </w:rPr>
-        <w:t xml:space="preserve">Agent tools.</w:t>
-      </w:r>
-      <w:r>
-        <w:t xml:space="preserve"> Should </w:t>
-      </w:r>
-      <w:r>
-        <w:rPr>
-          <w:rFonts w:ascii="Consolas" w:cs="Consolas" w:eastAsia="Consolas" w:hAnsi="Consolas"/>
-          <w:color w:val="9A281B"/>
-          <w:sz w:val="18"/>
-          <w:szCs w:val="18"/>
-        </w:rPr>
-        <w:t xml:space="preserve">guideline_lookup</w:t>
-      </w:r>
-      <w:r>
-        <w:t xml:space="preserve"> and </w:t>
-      </w:r>
-      <w:r>
-        <w:rPr>
-          <w:rFonts w:ascii="Consolas" w:cs="Consolas" w:eastAsia="Consolas" w:hAnsi="Consolas"/>
-          <w:color w:val="9A281B"/>
-          <w:sz w:val="18"/>
-          <w:szCs w:val="18"/>
-        </w:rPr>
-        <w:t xml:space="preserve">drug_interaction_check</w:t>
-      </w:r>
-      <w:r>
-        <w:t xml:space="preserve"> call </w:t>
-      </w:r>
-      <w:r>
-        <w:rPr>
-          <w:rFonts w:ascii="Consolas" w:cs="Consolas" w:eastAsia="Consolas" w:hAnsi="Consolas"/>
-          <w:color w:val="9A281B"/>
-          <w:sz w:val="18"/>
-          <w:szCs w:val="18"/>
-        </w:rPr>
-        <w:t xml:space="preserve">ai/rag</w:t>
-      </w:r>
-      <w:r>
-        <w:t xml:space="preserve"> and </w:t>
-      </w:r>
-      <w:r>
-        <w:rPr>
-          <w:rFonts w:ascii="Consolas" w:cs="Consolas" w:eastAsia="Consolas" w:hAnsi="Consolas"/>
-          <w:color w:val="9A281B"/>
-          <w:sz w:val="18"/>
-          <w:szCs w:val="18"/>
-        </w:rPr>
-        <w:t xml:space="preserve">ai/pharmacy</w:t>
-      </w:r>
-      <w:r>
-        <w:t xml:space="preserve"> for real, or is the direct route enough?</w:t>
+        <w:t xml:space="preserve">Per-MDC Excel export</w:t>
+      </w:r>
+      <w:r>
+        <w:t xml:space="preserve"> for MDC coordinators — still open from v0.9.</w:t>
       </w:r>
     </w:p>
     <w:p>
@@ -18417,10 +18277,10 @@
           <w:b/>
           <w:bCs/>
         </w:rPr>
-        <w:t xml:space="preserve">Confirmed extractions</w:t>
-      </w:r>
-      <w:r>
-        <w:t xml:space="preserve"> are stored but not copied into the patient's structured fields. Which fields should populate automatically?</w:t>
+        <w:t xml:space="preserve">Pre-operative consult checklist</w:t>
+      </w:r>
+      <w:r>
+        <w:t xml:space="preserve"> — needed for v2?</w:t>
       </w:r>
     </w:p>
     <w:p>
@@ -18440,10 +18300,34 @@
           <w:b/>
           <w:bCs/>
         </w:rPr>
-        <w:t xml:space="preserve">Per-MDC Excel export</w:t>
-      </w:r>
-      <w:r>
-        <w:t xml:space="preserve"> for MDC coordinators — still open from v0.9.</w:t>
+        <w:t xml:space="preserve">Deployment.</w:t>
+      </w:r>
+      <w:r>
+        <w:t xml:space="preserve"> Configured for Render + PostgreSQL and verified with </w:t>
+      </w:r>
+      <w:r>
+        <w:rPr>
+          <w:rFonts w:ascii="Consolas" w:cs="Consolas" w:eastAsia="Consolas" w:hAnsi="Consolas"/>
+          <w:color w:val="9A281B"/>
+          <w:sz w:val="18"/>
+          <w:szCs w:val="18"/>
+        </w:rPr>
+        <w:t xml:space="preserve">check --deploy</w:t>
+      </w:r>
+      <w:r>
+        <w:t xml:space="preserve">, but nothing has been provisioned, so there is no live URL. Azure remains the intended long-term host (§4); Render is the course pattern and is what </w:t>
+      </w:r>
+      <w:r>
+        <w:rPr>
+          <w:rFonts w:ascii="Consolas" w:cs="Consolas" w:eastAsia="Consolas" w:hAnsi="Consolas"/>
+          <w:color w:val="9A281B"/>
+          <w:sz w:val="18"/>
+          <w:szCs w:val="18"/>
+        </w:rPr>
+        <w:t xml:space="preserve">render.yaml</w:t>
+      </w:r>
+      <w:r>
+        <w:t xml:space="preserve"> targets.</w:t>
       </w:r>
     </w:p>
     <w:p>
@@ -18463,10 +18347,10 @@
           <w:b/>
           <w:bCs/>
         </w:rPr>
-        <w:t xml:space="preserve">Pre-operative consult checklist</w:t>
-      </w:r>
-      <w:r>
-        <w:t xml:space="preserve"> — needed for v2?</w:t>
+        <w:t xml:space="preserve">Real EHR access.</w:t>
+      </w:r>
+      <w:r>
+        <w:t xml:space="preserve"> Which system, which interface, whose approval?</w:t>
       </w:r>
     </w:p>
     <w:p>
@@ -18486,57 +18370,10 @@
           <w:b/>
           <w:bCs/>
         </w:rPr>
-        <w:t xml:space="preserve">Deployment.</w:t>
-      </w:r>
-      <w:r>
-        <w:t xml:space="preserve"> Configured for Render + PostgreSQL and verified with </w:t>
-      </w:r>
-      <w:r>
-        <w:rPr>
-          <w:rFonts w:ascii="Consolas" w:cs="Consolas" w:eastAsia="Consolas" w:hAnsi="Consolas"/>
-          <w:color w:val="9A281B"/>
-          <w:sz w:val="18"/>
-          <w:szCs w:val="18"/>
-        </w:rPr>
-        <w:t xml:space="preserve">check --deploy</w:t>
-      </w:r>
-      <w:r>
-        <w:t xml:space="preserve">, but nothing has been provisioned, so there is no live URL. Azure remains the intended long-term host (§4); Render is the course pattern and is what </w:t>
-      </w:r>
-      <w:r>
-        <w:rPr>
-          <w:rFonts w:ascii="Consolas" w:cs="Consolas" w:eastAsia="Consolas" w:hAnsi="Consolas"/>
-          <w:color w:val="9A281B"/>
-          <w:sz w:val="18"/>
-          <w:szCs w:val="18"/>
-        </w:rPr>
-        <w:t xml:space="preserve">render.yaml</w:t>
-      </w:r>
-      <w:r>
-        <w:t xml:space="preserve"> targets.</w:t>
-      </w:r>
-    </w:p>
-    <w:p>
-      <w:pPr>
-        <w:pStyle w:val="ListParagraph"/>
-        <w:numPr>
-          <w:ilvl w:val="0"/>
-          <w:numId w:val="2"/>
-        </w:numPr>
-        <w:spacing w:after="80" w:line="276"/>
-      </w:pPr>
-      <w:r>
-        <w:t xml:space="preserve">☐ </w:t>
-      </w:r>
-      <w:r>
-        <w:rPr>
-          <w:b/>
-          <w:bCs/>
-        </w:rPr>
-        <w:t xml:space="preserve">Real EHR access.</w:t>
-      </w:r>
-      <w:r>
-        <w:t xml:space="preserve"> Which system, which interface, whose approval?</w:t>
+        <w:t xml:space="preserve">A second owner.</w:t>
+      </w:r>
+      <w:r>
+        <w:t xml:space="preserve"> The author currently owns clinical content, clinical sign-off, the guideline index, the code and incident triage (§14.5). A consultant or the chairman must take departmental accountability, and KHCC IG must be engaged, before the tool is used beyond a demonstration.</w:t>
       </w:r>
     </w:p>
     <w:p>

--- a/docs/Capstone2_PRD_Surgical_Oncology_Dashboard.docx
+++ b/docs/Capstone2_PRD_Surgical_Oncology_Dashboard.docx
@@ -7612,17 +7612,17 @@
         <w:spacing w:after="130" w:line="276"/>
       </w:pPr>
       <w:r>
-        <w:t xml:space="preserve">The KHCC set covers </w:t>
+        <w:t xml:space="preserve">The index now holds </w:t>
       </w:r>
       <w:r>
         <w:rPr>
           <w:b/>
           <w:bCs/>
         </w:rPr>
-        <w:t xml:space="preserve">Breast, Colon, Rectal, Thyroid, Gastric and Pancreatic</w:t>
-      </w:r>
-      <w:r>
-        <w:t xml:space="preserve">.</w:t>
+        <w:t xml:space="preserve">ten guidelines, 2,660 chunks</w:t>
+      </w:r>
+      <w:r>
+        <w:t xml:space="preserve">: the six KHCC ones (Breast, Colon, Rectal, Thyroid, Gastric, Pancreatic) and four NCCN ones added where KHCC has none — Hepatocellular Carcinoma, Biliary Tract, Ampullary Adenocarcinoma, and Esophageal and Esophagogastric Junction.</w:t>
       </w:r>
     </w:p>
     <w:p>
@@ -7634,10 +7634,28 @@
           <w:b/>
           <w:bCs/>
         </w:rPr>
-        <w:t xml:space="preserve">Sarcoma, hepatobiliary other than pancreatic, and oesophageal have no KHCC guideline</w:t>
-      </w:r>
-      <w:r>
-        <w:t xml:space="preserve"> — NCCN is the agreed source for those, and the PDFs are still to be supplied and indexed.</w:t>
+        <w:t xml:space="preserve">Sarcoma remains uncovered</w:t>
+      </w:r>
+      <w:r>
+        <w:t xml:space="preserve"> and is correctly refused rather than answered from a neighbouring cancer.</w:t>
+      </w:r>
+    </w:p>
+    <w:p>
+      <w:pPr>
+        <w:spacing w:after="130" w:line="276"/>
+      </w:pPr>
+      <w:r>
+        <w:t xml:space="preserve">Two things had to be right for the NCCN documents. Their labels do not contain the disease word — NCCN's oesophageal guideline is titled for the oesophagogastric </w:t>
+      </w:r>
+      <w:r>
+        <w:rPr>
+          <w:i/>
+          <w:iCs/>
+        </w:rPr>
+        <w:t xml:space="preserve">junction</w:t>
+      </w:r>
+      <w:r>
+        <w:t xml:space="preserve"> — so labels resolve through aliases, matched on word boundaries: without them "gastric" matches inside "EsophagoGASTRIC" and a distal gastric cancer would be answered from the oesophageal guideline. And every NCCN page carries a personalised "Printed by ..." watermark naming whoever downloaded the PDF; that is stripped before chunking, because it would otherwise be embedded and could be cited back inside an answer.</w:t>
       </w:r>
     </w:p>
     <w:p>
@@ -10761,9 +10779,10 @@
         </w:tblBorders>
       </w:tblPr>
       <w:tblGrid>
-        <w:gridCol w:w="3360"/>
-        <w:gridCol w:w="3360"/>
-        <w:gridCol w:w="3360"/>
+        <w:gridCol w:w="2520"/>
+        <w:gridCol w:w="2520"/>
+        <w:gridCol w:w="2520"/>
+        <w:gridCol w:w="2520"/>
       </w:tblGrid>
       <w:tr>
         <w:trPr>
@@ -10771,7 +10790,7 @@
         </w:trPr>
         <w:tc>
           <w:tcPr>
-            <w:tcW w:type="dxa" w:w="3360"/>
+            <w:tcW w:type="dxa" w:w="2520"/>
             <w:shd w:fill="028090" w:val="clear"/>
             <w:tcMar>
               <w:top w:type="dxa" w:w="70"/>
@@ -10798,7 +10817,7 @@
         </w:tc>
         <w:tc>
           <w:tcPr>
-            <w:tcW w:type="dxa" w:w="3360"/>
+            <w:tcW w:type="dxa" w:w="2520"/>
             <w:shd w:fill="028090" w:val="clear"/>
             <w:tcMar>
               <w:top w:type="dxa" w:w="70"/>
@@ -10819,13 +10838,13 @@
                 <w:sz w:val="18"/>
                 <w:szCs w:val="18"/>
               </w:rPr>
-              <w:t xml:space="preserve">Before the fix</w:t>
-            </w:r>
-          </w:p>
-        </w:tc>
-        <w:tc>
-          <w:tcPr>
-            <w:tcW w:type="dxa" w:w="3360"/>
+              <w:t xml:space="preserve">First run</w:t>
+            </w:r>
+          </w:p>
+        </w:tc>
+        <w:tc>
+          <w:tcPr>
+            <w:tcW w:type="dxa" w:w="2520"/>
             <w:shd w:fill="028090" w:val="clear"/>
             <w:tcMar>
               <w:top w:type="dxa" w:w="70"/>
@@ -10846,7 +10865,34 @@
                 <w:sz w:val="18"/>
                 <w:szCs w:val="18"/>
               </w:rPr>
-              <w:t xml:space="preserve">After</w:t>
+              <w:t xml:space="preserve">After the retrieval fix</w:t>
+            </w:r>
+          </w:p>
+        </w:tc>
+        <w:tc>
+          <w:tcPr>
+            <w:tcW w:type="dxa" w:w="2520"/>
+            <w:shd w:fill="028090" w:val="clear"/>
+            <w:tcMar>
+              <w:top w:type="dxa" w:w="70"/>
+              <w:left w:type="dxa" w:w="110"/>
+              <w:bottom w:type="dxa" w:w="70"/>
+              <w:right w:type="dxa" w:w="110"/>
+            </w:tcMar>
+          </w:tcPr>
+          <w:p>
+            <w:pPr>
+              <w:spacing w:after="0" w:line="250"/>
+            </w:pPr>
+            <w:r>
+              <w:rPr>
+                <w:b/>
+                <w:bCs/>
+                <w:color w:val="FFFFFF"/>
+                <w:sz w:val="18"/>
+                <w:szCs w:val="18"/>
+              </w:rPr>
+              <w:t xml:space="preserve">With NCCN indexed</w:t>
             </w:r>
           </w:p>
         </w:tc>
@@ -10854,7 +10900,7 @@
       <w:tr>
         <w:tc>
           <w:tcPr>
-            <w:tcW w:type="dxa" w:w="3360"/>
+            <w:tcW w:type="dxa" w:w="2520"/>
             <w:shd w:fill="FFFFFF" w:val="clear"/>
             <w:tcMar>
               <w:top w:type="dxa" w:w="70"/>
@@ -10878,7 +10924,7 @@
         </w:tc>
         <w:tc>
           <w:tcPr>
-            <w:tcW w:type="dxa" w:w="3360"/>
+            <w:tcW w:type="dxa" w:w="2520"/>
             <w:shd w:fill="FFFFFF" w:val="clear"/>
             <w:tcMar>
               <w:top w:type="dxa" w:w="70"/>
@@ -10902,7 +10948,31 @@
         </w:tc>
         <w:tc>
           <w:tcPr>
-            <w:tcW w:type="dxa" w:w="3360"/>
+            <w:tcW w:type="dxa" w:w="2520"/>
+            <w:shd w:fill="FFFFFF" w:val="clear"/>
+            <w:tcMar>
+              <w:top w:type="dxa" w:w="70"/>
+              <w:left w:type="dxa" w:w="110"/>
+              <w:bottom w:type="dxa" w:w="70"/>
+              <w:right w:type="dxa" w:w="110"/>
+            </w:tcMar>
+          </w:tcPr>
+          <w:p>
+            <w:pPr>
+              <w:spacing w:after="0" w:line="250"/>
+            </w:pPr>
+            <w:r>
+              <w:rPr>
+                <w:sz w:val="18"/>
+                <w:szCs w:val="18"/>
+              </w:rPr>
+              <w:t xml:space="preserve">12/12</w:t>
+            </w:r>
+          </w:p>
+        </w:tc>
+        <w:tc>
+          <w:tcPr>
+            <w:tcW w:type="dxa" w:w="2520"/>
             <w:shd w:fill="FFFFFF" w:val="clear"/>
             <w:tcMar>
               <w:top w:type="dxa" w:w="70"/>
@@ -10930,7 +11000,7 @@
       <w:tr>
         <w:tc>
           <w:tcPr>
-            <w:tcW w:type="dxa" w:w="3360"/>
+            <w:tcW w:type="dxa" w:w="2520"/>
             <w:shd w:fill="FFFFFF" w:val="clear"/>
             <w:tcMar>
               <w:top w:type="dxa" w:w="70"/>
@@ -10954,7 +11024,7 @@
         </w:tc>
         <w:tc>
           <w:tcPr>
-            <w:tcW w:type="dxa" w:w="3360"/>
+            <w:tcW w:type="dxa" w:w="2520"/>
             <w:shd w:fill="FFFFFF" w:val="clear"/>
             <w:tcMar>
               <w:top w:type="dxa" w:w="70"/>
@@ -10978,7 +11048,31 @@
         </w:tc>
         <w:tc>
           <w:tcPr>
-            <w:tcW w:type="dxa" w:w="3360"/>
+            <w:tcW w:type="dxa" w:w="2520"/>
+            <w:shd w:fill="FFFFFF" w:val="clear"/>
+            <w:tcMar>
+              <w:top w:type="dxa" w:w="70"/>
+              <w:left w:type="dxa" w:w="110"/>
+              <w:bottom w:type="dxa" w:w="70"/>
+              <w:right w:type="dxa" w:w="110"/>
+            </w:tcMar>
+          </w:tcPr>
+          <w:p>
+            <w:pPr>
+              <w:spacing w:after="0" w:line="250"/>
+            </w:pPr>
+            <w:r>
+              <w:rPr>
+                <w:sz w:val="18"/>
+                <w:szCs w:val="18"/>
+              </w:rPr>
+              <w:t xml:space="preserve">12/12</w:t>
+            </w:r>
+          </w:p>
+        </w:tc>
+        <w:tc>
+          <w:tcPr>
+            <w:tcW w:type="dxa" w:w="2520"/>
             <w:shd w:fill="FFFFFF" w:val="clear"/>
             <w:tcMar>
               <w:top w:type="dxa" w:w="70"/>
@@ -11006,7 +11100,7 @@
       <w:tr>
         <w:tc>
           <w:tcPr>
-            <w:tcW w:type="dxa" w:w="3360"/>
+            <w:tcW w:type="dxa" w:w="2520"/>
             <w:shd w:fill="FFFFFF" w:val="clear"/>
             <w:tcMar>
               <w:top w:type="dxa" w:w="70"/>
@@ -11030,7 +11124,7 @@
         </w:tc>
         <w:tc>
           <w:tcPr>
-            <w:tcW w:type="dxa" w:w="3360"/>
+            <w:tcW w:type="dxa" w:w="2520"/>
             <w:shd w:fill="FFFFFF" w:val="clear"/>
             <w:tcMar>
               <w:top w:type="dxa" w:w="70"/>
@@ -11054,7 +11148,31 @@
         </w:tc>
         <w:tc>
           <w:tcPr>
-            <w:tcW w:type="dxa" w:w="3360"/>
+            <w:tcW w:type="dxa" w:w="2520"/>
+            <w:shd w:fill="FFFFFF" w:val="clear"/>
+            <w:tcMar>
+              <w:top w:type="dxa" w:w="70"/>
+              <w:left w:type="dxa" w:w="110"/>
+              <w:bottom w:type="dxa" w:w="70"/>
+              <w:right w:type="dxa" w:w="110"/>
+            </w:tcMar>
+          </w:tcPr>
+          <w:p>
+            <w:pPr>
+              <w:spacing w:after="0" w:line="250"/>
+            </w:pPr>
+            <w:r>
+              <w:rPr>
+                <w:sz w:val="18"/>
+                <w:szCs w:val="18"/>
+              </w:rPr>
+              <w:t xml:space="preserve">8/8</w:t>
+            </w:r>
+          </w:p>
+        </w:tc>
+        <w:tc>
+          <w:tcPr>
+            <w:tcW w:type="dxa" w:w="2520"/>
             <w:shd w:fill="FFFFFF" w:val="clear"/>
             <w:tcMar>
               <w:top w:type="dxa" w:w="70"/>
@@ -11074,7 +11192,7 @@
                 <w:sz w:val="18"/>
                 <w:szCs w:val="18"/>
               </w:rPr>
-              <w:t xml:space="preserve">8/8 (100%)</w:t>
+              <w:t xml:space="preserve">11/11 (100%)</w:t>
             </w:r>
           </w:p>
         </w:tc>
@@ -11082,7 +11200,7 @@
       <w:tr>
         <w:tc>
           <w:tcPr>
-            <w:tcW w:type="dxa" w:w="3360"/>
+            <w:tcW w:type="dxa" w:w="2520"/>
             <w:shd w:fill="FFFFFF" w:val="clear"/>
             <w:tcMar>
               <w:top w:type="dxa" w:w="70"/>
@@ -11106,7 +11224,7 @@
         </w:tc>
         <w:tc>
           <w:tcPr>
-            <w:tcW w:type="dxa" w:w="3360"/>
+            <w:tcW w:type="dxa" w:w="2520"/>
             <w:shd w:fill="FFFFFF" w:val="clear"/>
             <w:tcMar>
               <w:top w:type="dxa" w:w="70"/>
@@ -11130,7 +11248,7 @@
         </w:tc>
         <w:tc>
           <w:tcPr>
-            <w:tcW w:type="dxa" w:w="3360"/>
+            <w:tcW w:type="dxa" w:w="2520"/>
             <w:shd w:fill="FFFFFF" w:val="clear"/>
             <w:tcMar>
               <w:top w:type="dxa" w:w="70"/>
@@ -11149,6 +11267,30 @@
                 <w:szCs w:val="18"/>
               </w:rPr>
               <w:t xml:space="preserve">6/8 (75%)</w:t>
+            </w:r>
+          </w:p>
+        </w:tc>
+        <w:tc>
+          <w:tcPr>
+            <w:tcW w:type="dxa" w:w="2520"/>
+            <w:shd w:fill="FFFFFF" w:val="clear"/>
+            <w:tcMar>
+              <w:top w:type="dxa" w:w="70"/>
+              <w:left w:type="dxa" w:w="110"/>
+              <w:bottom w:type="dxa" w:w="70"/>
+              <w:right w:type="dxa" w:w="110"/>
+            </w:tcMar>
+          </w:tcPr>
+          <w:p>
+            <w:pPr>
+              <w:spacing w:after="0" w:line="250"/>
+            </w:pPr>
+            <w:r>
+              <w:rPr>
+                <w:sz w:val="18"/>
+                <w:szCs w:val="18"/>
+              </w:rPr>
+              <w:t xml:space="preserve">63–100%, see below</w:t>
             </w:r>
           </w:p>
         </w:tc>
@@ -11208,34 +11350,37 @@
         <w:spacing w:after="130" w:line="276"/>
       </w:pPr>
       <w:r>
-        <w:rPr>
-          <w:b/>
-          <w:bCs/>
-        </w:rPr>
-        <w:t xml:space="preserve">The judge metric did not improve from the retrieval fix, and that is the honest result.</w:t>
-      </w:r>
-      <w:r>
-        <w:t xml:space="preserve"> Retrieval addressed </w:t>
+        <w:t xml:space="preserve">*</w:t>
       </w:r>
       <w:r>
         <w:rPr>
           <w:i/>
           <w:iCs/>
         </w:rPr>
+        <w:t xml:space="preserve">The retrieval fix addressed </w:t>
+      </w:r>
+      <w:r>
         <w:t xml:space="preserve">grounding</w:t>
-      </w:r>
-      <w:r>
-        <w:t xml:space="preserve">, not </w:t>
       </w:r>
       <w:r>
         <w:rPr>
           <w:i/>
           <w:iCs/>
         </w:rPr>
+        <w:t xml:space="preserve">, not </w:t>
+      </w:r>
+      <w:r>
         <w:t xml:space="preserve">clinical judgement within a correctly retrieved guideline</w:t>
       </w:r>
       <w:r>
+        <w:rPr>
+          <w:i/>
+          <w:iCs/>
+        </w:rPr>
         <w:t xml:space="preserve">.</w:t>
+      </w:r>
+      <w:r>
+        <w:t xml:space="preserve">* The judge metric did not move with it.</w:t>
       </w:r>
     </w:p>
     <w:p>
@@ -11952,6 +12097,541 @@
       </w:pPr>
       <w:r>
         <w:t xml:space="preserve">Workup suggestions stay single-shot: a list of investigation names gives the grader little to catch, and each round costs two more calls.</w:t>
+      </w:r>
+    </w:p>
+    <w:p>
+      <w:pPr>
+        <w:pStyle w:val="Heading3"/>
+        <w:keepNext/>
+        <w:spacing w:after="130" w:before="260"/>
+      </w:pPr>
+      <w:r>
+        <w:t xml:space="preserve">The judge metric is not stable, and that is the point</w:t>
+      </w:r>
+    </w:p>
+    <w:p>
+      <w:pPr>
+        <w:spacing w:after="130" w:line="276"/>
+      </w:pPr>
+      <w:r>
+        <w:t xml:space="preserve">Two runs of the identical command, same cases, same index, temperature 0:</w:t>
+      </w:r>
+    </w:p>
+    <w:tbl>
+      <w:tblPr>
+        <w:tblW w:type="dxa" w:w="10080"/>
+        <w:tblBorders>
+          <w:top w:val="single" w:color="auto" w:sz="4"/>
+          <w:left w:val="single" w:color="auto" w:sz="4"/>
+          <w:bottom w:val="single" w:color="auto" w:sz="4"/>
+          <w:right w:val="single" w:color="auto" w:sz="4"/>
+          <w:insideH w:val="single" w:color="auto" w:sz="4"/>
+          <w:insideV w:val="single" w:color="auto" w:sz="4"/>
+        </w:tblBorders>
+      </w:tblPr>
+      <w:tblGrid>
+        <w:gridCol w:w="3360"/>
+        <w:gridCol w:w="3360"/>
+        <w:gridCol w:w="3360"/>
+      </w:tblGrid>
+      <w:tr>
+        <w:trPr>
+          <w:tblHeader/>
+        </w:trPr>
+        <w:tc>
+          <w:tcPr>
+            <w:tcW w:type="dxa" w:w="3360"/>
+            <w:shd w:fill="028090" w:val="clear"/>
+            <w:tcMar>
+              <w:top w:type="dxa" w:w="70"/>
+              <w:left w:type="dxa" w:w="110"/>
+              <w:bottom w:type="dxa" w:w="70"/>
+              <w:right w:type="dxa" w:w="110"/>
+            </w:tcMar>
+          </w:tcPr>
+          <w:p>
+            <w:pPr>
+              <w:spacing w:after="0" w:line="250"/>
+            </w:pPr>
+            <w:r>
+              <w:rPr>
+                <w:b/>
+                <w:bCs/>
+                <w:color w:val="FFFFFF"/>
+                <w:sz w:val="18"/>
+                <w:szCs w:val="18"/>
+              </w:rPr>
+              <w:t xml:space="preserve">Metric</w:t>
+            </w:r>
+          </w:p>
+        </w:tc>
+        <w:tc>
+          <w:tcPr>
+            <w:tcW w:type="dxa" w:w="3360"/>
+            <w:shd w:fill="028090" w:val="clear"/>
+            <w:tcMar>
+              <w:top w:type="dxa" w:w="70"/>
+              <w:left w:type="dxa" w:w="110"/>
+              <w:bottom w:type="dxa" w:w="70"/>
+              <w:right w:type="dxa" w:w="110"/>
+            </w:tcMar>
+          </w:tcPr>
+          <w:p>
+            <w:pPr>
+              <w:spacing w:after="0" w:line="250"/>
+            </w:pPr>
+            <w:r>
+              <w:rPr>
+                <w:b/>
+                <w:bCs/>
+                <w:color w:val="FFFFFF"/>
+                <w:sz w:val="18"/>
+                <w:szCs w:val="18"/>
+              </w:rPr>
+              <w:t xml:space="preserve">Run 1</w:t>
+            </w:r>
+          </w:p>
+        </w:tc>
+        <w:tc>
+          <w:tcPr>
+            <w:tcW w:type="dxa" w:w="3360"/>
+            <w:shd w:fill="028090" w:val="clear"/>
+            <w:tcMar>
+              <w:top w:type="dxa" w:w="70"/>
+              <w:left w:type="dxa" w:w="110"/>
+              <w:bottom w:type="dxa" w:w="70"/>
+              <w:right w:type="dxa" w:w="110"/>
+            </w:tcMar>
+          </w:tcPr>
+          <w:p>
+            <w:pPr>
+              <w:spacing w:after="0" w:line="250"/>
+            </w:pPr>
+            <w:r>
+              <w:rPr>
+                <w:b/>
+                <w:bCs/>
+                <w:color w:val="FFFFFF"/>
+                <w:sz w:val="18"/>
+                <w:szCs w:val="18"/>
+              </w:rPr>
+              <w:t xml:space="preserve">Run 2</w:t>
+            </w:r>
+          </w:p>
+        </w:tc>
+      </w:tr>
+      <w:tr>
+        <w:tc>
+          <w:tcPr>
+            <w:tcW w:type="dxa" w:w="3360"/>
+            <w:shd w:fill="FFFFFF" w:val="clear"/>
+            <w:tcMar>
+              <w:top w:type="dxa" w:w="70"/>
+              <w:left w:type="dxa" w:w="110"/>
+              <w:bottom w:type="dxa" w:w="70"/>
+              <w:right w:type="dxa" w:w="110"/>
+            </w:tcMar>
+          </w:tcPr>
+          <w:p>
+            <w:pPr>
+              <w:spacing w:after="0" w:line="250"/>
+            </w:pPr>
+            <w:r>
+              <w:rPr>
+                <w:sz w:val="18"/>
+                <w:szCs w:val="18"/>
+              </w:rPr>
+              <w:t xml:space="preserve">Refusal calibration</w:t>
+            </w:r>
+          </w:p>
+        </w:tc>
+        <w:tc>
+          <w:tcPr>
+            <w:tcW w:type="dxa" w:w="3360"/>
+            <w:shd w:fill="FFFFFF" w:val="clear"/>
+            <w:tcMar>
+              <w:top w:type="dxa" w:w="70"/>
+              <w:left w:type="dxa" w:w="110"/>
+              <w:bottom w:type="dxa" w:w="70"/>
+              <w:right w:type="dxa" w:w="110"/>
+            </w:tcMar>
+          </w:tcPr>
+          <w:p>
+            <w:pPr>
+              <w:spacing w:after="0" w:line="250"/>
+            </w:pPr>
+            <w:r>
+              <w:rPr>
+                <w:sz w:val="18"/>
+                <w:szCs w:val="18"/>
+              </w:rPr>
+              <w:t xml:space="preserve">12/12</w:t>
+            </w:r>
+          </w:p>
+        </w:tc>
+        <w:tc>
+          <w:tcPr>
+            <w:tcW w:type="dxa" w:w="3360"/>
+            <w:shd w:fill="FFFFFF" w:val="clear"/>
+            <w:tcMar>
+              <w:top w:type="dxa" w:w="70"/>
+              <w:left w:type="dxa" w:w="110"/>
+              <w:bottom w:type="dxa" w:w="70"/>
+              <w:right w:type="dxa" w:w="110"/>
+            </w:tcMar>
+          </w:tcPr>
+          <w:p>
+            <w:pPr>
+              <w:spacing w:after="0" w:line="250"/>
+            </w:pPr>
+            <w:r>
+              <w:rPr>
+                <w:sz w:val="18"/>
+                <w:szCs w:val="18"/>
+              </w:rPr>
+              <w:t xml:space="preserve">12/12</w:t>
+            </w:r>
+          </w:p>
+        </w:tc>
+      </w:tr>
+      <w:tr>
+        <w:tc>
+          <w:tcPr>
+            <w:tcW w:type="dxa" w:w="3360"/>
+            <w:shd w:fill="FFFFFF" w:val="clear"/>
+            <w:tcMar>
+              <w:top w:type="dxa" w:w="70"/>
+              <w:left w:type="dxa" w:w="110"/>
+              <w:bottom w:type="dxa" w:w="70"/>
+              <w:right w:type="dxa" w:w="110"/>
+            </w:tcMar>
+          </w:tcPr>
+          <w:p>
+            <w:pPr>
+              <w:spacing w:after="0" w:line="250"/>
+            </w:pPr>
+            <w:r>
+              <w:rPr>
+                <w:sz w:val="18"/>
+                <w:szCs w:val="18"/>
+              </w:rPr>
+              <w:t xml:space="preserve">Source correctness</w:t>
+            </w:r>
+          </w:p>
+        </w:tc>
+        <w:tc>
+          <w:tcPr>
+            <w:tcW w:type="dxa" w:w="3360"/>
+            <w:shd w:fill="FFFFFF" w:val="clear"/>
+            <w:tcMar>
+              <w:top w:type="dxa" w:w="70"/>
+              <w:left w:type="dxa" w:w="110"/>
+              <w:bottom w:type="dxa" w:w="70"/>
+              <w:right w:type="dxa" w:w="110"/>
+            </w:tcMar>
+          </w:tcPr>
+          <w:p>
+            <w:pPr>
+              <w:spacing w:after="0" w:line="250"/>
+            </w:pPr>
+            <w:r>
+              <w:rPr>
+                <w:sz w:val="18"/>
+                <w:szCs w:val="18"/>
+              </w:rPr>
+              <w:t xml:space="preserve">12/12</w:t>
+            </w:r>
+          </w:p>
+        </w:tc>
+        <w:tc>
+          <w:tcPr>
+            <w:tcW w:type="dxa" w:w="3360"/>
+            <w:shd w:fill="FFFFFF" w:val="clear"/>
+            <w:tcMar>
+              <w:top w:type="dxa" w:w="70"/>
+              <w:left w:type="dxa" w:w="110"/>
+              <w:bottom w:type="dxa" w:w="70"/>
+              <w:right w:type="dxa" w:w="110"/>
+            </w:tcMar>
+          </w:tcPr>
+          <w:p>
+            <w:pPr>
+              <w:spacing w:after="0" w:line="250"/>
+            </w:pPr>
+            <w:r>
+              <w:rPr>
+                <w:sz w:val="18"/>
+                <w:szCs w:val="18"/>
+              </w:rPr>
+              <w:t xml:space="preserve">12/12</w:t>
+            </w:r>
+          </w:p>
+        </w:tc>
+      </w:tr>
+      <w:tr>
+        <w:tc>
+          <w:tcPr>
+            <w:tcW w:type="dxa" w:w="3360"/>
+            <w:shd w:fill="FFFFFF" w:val="clear"/>
+            <w:tcMar>
+              <w:top w:type="dxa" w:w="70"/>
+              <w:left w:type="dxa" w:w="110"/>
+              <w:bottom w:type="dxa" w:w="70"/>
+              <w:right w:type="dxa" w:w="110"/>
+            </w:tcMar>
+          </w:tcPr>
+          <w:p>
+            <w:pPr>
+              <w:spacing w:after="0" w:line="250"/>
+            </w:pPr>
+            <w:r>
+              <w:rPr>
+                <w:sz w:val="18"/>
+                <w:szCs w:val="18"/>
+              </w:rPr>
+              <w:t xml:space="preserve">History safety</w:t>
+            </w:r>
+          </w:p>
+        </w:tc>
+        <w:tc>
+          <w:tcPr>
+            <w:tcW w:type="dxa" w:w="3360"/>
+            <w:shd w:fill="FFFFFF" w:val="clear"/>
+            <w:tcMar>
+              <w:top w:type="dxa" w:w="70"/>
+              <w:left w:type="dxa" w:w="110"/>
+              <w:bottom w:type="dxa" w:w="70"/>
+              <w:right w:type="dxa" w:w="110"/>
+            </w:tcMar>
+          </w:tcPr>
+          <w:p>
+            <w:pPr>
+              <w:spacing w:after="0" w:line="250"/>
+            </w:pPr>
+            <w:r>
+              <w:rPr>
+                <w:sz w:val="18"/>
+                <w:szCs w:val="18"/>
+              </w:rPr>
+              <w:t xml:space="preserve">11/11</w:t>
+            </w:r>
+          </w:p>
+        </w:tc>
+        <w:tc>
+          <w:tcPr>
+            <w:tcW w:type="dxa" w:w="3360"/>
+            <w:shd w:fill="FFFFFF" w:val="clear"/>
+            <w:tcMar>
+              <w:top w:type="dxa" w:w="70"/>
+              <w:left w:type="dxa" w:w="110"/>
+              <w:bottom w:type="dxa" w:w="70"/>
+              <w:right w:type="dxa" w:w="110"/>
+            </w:tcMar>
+          </w:tcPr>
+          <w:p>
+            <w:pPr>
+              <w:spacing w:after="0" w:line="250"/>
+            </w:pPr>
+            <w:r>
+              <w:rPr>
+                <w:sz w:val="18"/>
+                <w:szCs w:val="18"/>
+              </w:rPr>
+              <w:t xml:space="preserve">11/11</w:t>
+            </w:r>
+          </w:p>
+        </w:tc>
+      </w:tr>
+      <w:tr>
+        <w:tc>
+          <w:tcPr>
+            <w:tcW w:type="dxa" w:w="3360"/>
+            <w:shd w:fill="FFFFFF" w:val="clear"/>
+            <w:tcMar>
+              <w:top w:type="dxa" w:w="70"/>
+              <w:left w:type="dxa" w:w="110"/>
+              <w:bottom w:type="dxa" w:w="70"/>
+              <w:right w:type="dxa" w:w="110"/>
+            </w:tcMar>
+          </w:tcPr>
+          <w:p>
+            <w:pPr>
+              <w:spacing w:after="0" w:line="250"/>
+            </w:pPr>
+            <w:r>
+              <w:rPr>
+                <w:b/>
+                <w:bCs/>
+                <w:sz w:val="18"/>
+                <w:szCs w:val="18"/>
+              </w:rPr>
+              <w:t xml:space="preserve">Judge: appropriate</w:t>
+            </w:r>
+          </w:p>
+        </w:tc>
+        <w:tc>
+          <w:tcPr>
+            <w:tcW w:type="dxa" w:w="3360"/>
+            <w:shd w:fill="FFFFFF" w:val="clear"/>
+            <w:tcMar>
+              <w:top w:type="dxa" w:w="70"/>
+              <w:left w:type="dxa" w:w="110"/>
+              <w:bottom w:type="dxa" w:w="70"/>
+              <w:right w:type="dxa" w:w="110"/>
+            </w:tcMar>
+          </w:tcPr>
+          <w:p>
+            <w:pPr>
+              <w:spacing w:after="0" w:line="250"/>
+            </w:pPr>
+            <w:r>
+              <w:rPr>
+                <w:b/>
+                <w:bCs/>
+                <w:sz w:val="18"/>
+                <w:szCs w:val="18"/>
+              </w:rPr>
+              <w:t xml:space="preserve">11/11 (100%)</w:t>
+            </w:r>
+          </w:p>
+        </w:tc>
+        <w:tc>
+          <w:tcPr>
+            <w:tcW w:type="dxa" w:w="3360"/>
+            <w:shd w:fill="FFFFFF" w:val="clear"/>
+            <w:tcMar>
+              <w:top w:type="dxa" w:w="70"/>
+              <w:left w:type="dxa" w:w="110"/>
+              <w:bottom w:type="dxa" w:w="70"/>
+              <w:right w:type="dxa" w:w="110"/>
+            </w:tcMar>
+          </w:tcPr>
+          <w:p>
+            <w:pPr>
+              <w:spacing w:after="0" w:line="250"/>
+            </w:pPr>
+            <w:r>
+              <w:rPr>
+                <w:b/>
+                <w:bCs/>
+                <w:sz w:val="18"/>
+                <w:szCs w:val="18"/>
+              </w:rPr>
+              <w:t xml:space="preserve">7/11 (63%)</w:t>
+            </w:r>
+          </w:p>
+        </w:tc>
+      </w:tr>
+      <w:tr>
+        <w:tc>
+          <w:tcPr>
+            <w:tcW w:type="dxa" w:w="3360"/>
+            <w:shd w:fill="FFFFFF" w:val="clear"/>
+            <w:tcMar>
+              <w:top w:type="dxa" w:w="70"/>
+              <w:left w:type="dxa" w:w="110"/>
+              <w:bottom w:type="dxa" w:w="70"/>
+              <w:right w:type="dxa" w:w="110"/>
+            </w:tcMar>
+          </w:tcPr>
+          <w:p>
+            <w:pPr>
+              <w:spacing w:after="0" w:line="250"/>
+            </w:pPr>
+            <w:r>
+              <w:rPr>
+                <w:b/>
+                <w:bCs/>
+                <w:sz w:val="18"/>
+                <w:szCs w:val="18"/>
+              </w:rPr>
+              <w:t xml:space="preserve">Grader passed</w:t>
+            </w:r>
+          </w:p>
+        </w:tc>
+        <w:tc>
+          <w:tcPr>
+            <w:tcW w:type="dxa" w:w="3360"/>
+            <w:shd w:fill="FFFFFF" w:val="clear"/>
+            <w:tcMar>
+              <w:top w:type="dxa" w:w="70"/>
+              <w:left w:type="dxa" w:w="110"/>
+              <w:bottom w:type="dxa" w:w="70"/>
+              <w:right w:type="dxa" w:w="110"/>
+            </w:tcMar>
+          </w:tcPr>
+          <w:p>
+            <w:pPr>
+              <w:spacing w:after="0" w:line="250"/>
+            </w:pPr>
+            <w:r>
+              <w:rPr>
+                <w:b/>
+                <w:bCs/>
+                <w:sz w:val="18"/>
+                <w:szCs w:val="18"/>
+              </w:rPr>
+              <w:t xml:space="preserve">11/11</w:t>
+            </w:r>
+          </w:p>
+        </w:tc>
+        <w:tc>
+          <w:tcPr>
+            <w:tcW w:type="dxa" w:w="3360"/>
+            <w:shd w:fill="FFFFFF" w:val="clear"/>
+            <w:tcMar>
+              <w:top w:type="dxa" w:w="70"/>
+              <w:left w:type="dxa" w:w="110"/>
+              <w:bottom w:type="dxa" w:w="70"/>
+              <w:right w:type="dxa" w:w="110"/>
+            </w:tcMar>
+          </w:tcPr>
+          <w:p>
+            <w:pPr>
+              <w:spacing w:after="0" w:line="250"/>
+            </w:pPr>
+            <w:r>
+              <w:rPr>
+                <w:b/>
+                <w:bCs/>
+                <w:sz w:val="18"/>
+                <w:szCs w:val="18"/>
+              </w:rPr>
+              <w:t xml:space="preserve">7/11 (63%)</w:t>
+            </w:r>
+          </w:p>
+        </w:tc>
+      </w:tr>
+    </w:tbl>
+    <w:p>
+      <w:pPr>
+        <w:spacing w:after="160"/>
+      </w:pPr>
+      <w:r>
+        <w:t xml:space="preserve"/>
+      </w:r>
+    </w:p>
+    <w:p>
+      <w:pPr>
+        <w:spacing w:after="130" w:line="276"/>
+      </w:pPr>
+      <w:r>
+        <w:t xml:space="preserve">The three deterministic metrics are identical across runs, because they check facts: whether a disease is in the index, whether a citation came from a covering guideline, whether a phrase appears as a proposal. The two model-judged ones move by 37 points on the same inputs.</w:t>
+      </w:r>
+    </w:p>
+    <w:p>
+      <w:pPr>
+        <w:spacing w:after="130" w:line="276"/>
+      </w:pPr>
+      <w:r>
+        <w:rPr>
+          <w:b/>
+          <w:bCs/>
+        </w:rPr>
+        <w:t xml:space="preserve">So the release gate is the deterministic three, and only those.</w:t>
+      </w:r>
+      <w:r>
+        <w:t xml:space="preserve"> A single run reporting 100% judge agreement would be a number worth nothing; quoting it as a headline result would be worse. The judge is kept because it reads answers a rule cannot, and it caught the ER-positive breast case — but it is a signal to investigate, never a threshold to pass.</w:t>
       </w:r>
     </w:p>
     <w:p>

--- a/docs/Capstone2_PRD_Surgical_Oncology_Dashboard.docx
+++ b/docs/Capstone2_PRD_Surgical_Oncology_Dashboard.docx
@@ -7612,32 +7612,32 @@
         <w:spacing w:after="130" w:line="276"/>
       </w:pPr>
       <w:r>
-        <w:t xml:space="preserve">The index now holds </w:t>
+        <w:t xml:space="preserve">The index holds </w:t>
       </w:r>
       <w:r>
         <w:rPr>
           <w:b/>
           <w:bCs/>
         </w:rPr>
-        <w:t xml:space="preserve">ten guidelines, 2,660 chunks</w:t>
-      </w:r>
-      <w:r>
-        <w:t xml:space="preserve">: the six KHCC ones (Breast, Colon, Rectal, Thyroid, Gastric, Pancreatic) and four NCCN ones added where KHCC has none — Hepatocellular Carcinoma, Biliary Tract, Ampullary Adenocarcinoma, and Esophageal and Esophagogastric Junction.</w:t>
-      </w:r>
-    </w:p>
-    <w:p>
-      <w:pPr>
-        <w:spacing w:after="130" w:line="276"/>
-      </w:pPr>
+        <w:t xml:space="preserve">eleven guidelines, 3,184 chunks</w:t>
+      </w:r>
+      <w:r>
+        <w:t xml:space="preserve">: the six KHCC ones (Breast, Colon, Rectal, Thyroid, Gastric, Pancreatic) and five NCCN ones added where KHCC has none — Hepatocellular Carcinoma, Biliary Tract, Ampullary Adenocarcinoma, Soft Tissue Sarcoma, and Esophageal and Esophagogastric Junction. </w:t>
+      </w:r>
       <w:r>
         <w:rPr>
           <w:b/>
           <w:bCs/>
         </w:rPr>
-        <w:t xml:space="preserve">Sarcoma remains uncovered</w:t>
-      </w:r>
-      <w:r>
-        <w:t xml:space="preserve"> and is correctly refused rather than answered from a neighbouring cancer.</w:t>
+        <w:t xml:space="preserve">Every specialty the department runs is now covered.</w:t>
+      </w:r>
+    </w:p>
+    <w:p>
+      <w:pPr>
+        <w:spacing w:after="130" w:line="276"/>
+      </w:pPr>
+      <w:r>
+        <w:t xml:space="preserve">Anything outside those eleven — melanoma, neuroendocrine tumours, and the rest a surgical oncology service sees — is still refused rather than answered from a neighbouring cancer, and the evaluation keeps two such cases so that the refusal path stays under test.</w:t>
       </w:r>
     </w:p>
     <w:p>
@@ -10764,6 +10764,14 @@
       </w:r>
       <w:r>
         <w:t xml:space="preserve"> — no judge, no variance. Whether a disease is covered by the index is a fact, so refusal correctness is checkable exactly; so is whether every cited passage came from a guideline for that disease.</w:t>
+      </w:r>
+    </w:p>
+    <w:p>
+      <w:pPr>
+        <w:spacing w:after="130" w:line="276"/>
+      </w:pPr>
+      <w:r>
+        <w:t xml:space="preserve">Fifteen cases:</w:t>
       </w:r>
     </w:p>
     <w:tbl>
@@ -10892,7 +10900,7 @@
                 <w:sz w:val="18"/>
                 <w:szCs w:val="18"/>
               </w:rPr>
-              <w:t xml:space="preserve">With NCCN indexed</w:t>
+              <w:t xml:space="preserve">With all NCCN indexed</w:t>
             </w:r>
           </w:p>
         </w:tc>
@@ -10992,7 +11000,7 @@
                 <w:sz w:val="18"/>
                 <w:szCs w:val="18"/>
               </w:rPr>
-              <w:t xml:space="preserve">12/12 (100%)</w:t>
+              <w:t xml:space="preserve">15/15 (100%)</w:t>
             </w:r>
           </w:p>
         </w:tc>
@@ -11092,7 +11100,7 @@
                 <w:sz w:val="18"/>
                 <w:szCs w:val="18"/>
               </w:rPr>
-              <w:t xml:space="preserve">12/12 (100%)</w:t>
+              <w:t xml:space="preserve">15/15 (100%)</w:t>
             </w:r>
           </w:p>
         </w:tc>
@@ -11192,7 +11200,7 @@
                 <w:sz w:val="18"/>
                 <w:szCs w:val="18"/>
               </w:rPr>
-              <w:t xml:space="preserve">11/11 (100%)</w:t>
+              <w:t xml:space="preserve">13/13 (100%)</w:t>
             </w:r>
           </w:p>
         </w:tc>
@@ -12097,6 +12105,58 @@
       </w:pPr>
       <w:r>
         <w:t xml:space="preserve">Workup suggestions stay single-shot: a list of investigation names gives the grader little to catch, and each round costs two more calls.</w:t>
+      </w:r>
+    </w:p>
+    <w:p>
+      <w:pPr>
+        <w:pStyle w:val="Heading3"/>
+        <w:keepNext/>
+        <w:spacing w:after="130" w:before="260"/>
+      </w:pPr>
+      <w:r>
+        <w:t xml:space="preserve">Histology beats site</w:t>
+      </w:r>
+    </w:p>
+    <w:p>
+      <w:pPr>
+        <w:spacing w:after="130" w:line="276"/>
+      </w:pPr>
+      <w:r>
+        <w:t xml:space="preserve">Indexing the sarcoma guideline exposed a routing bug worth recording. The diagnosis is matched against a keyword list, and the organ terms came first — so a </w:t>
+      </w:r>
+      <w:r>
+        <w:rPr>
+          <w:b/>
+          <w:bCs/>
+        </w:rPr>
+        <w:t xml:space="preserve">GIST of the stomach</w:t>
+      </w:r>
+      <w:r>
+        <w:t xml:space="preserve"> matched "stomach" and was routed to the gastric adenocarcinoma guideline, a different disease with a different workup. Sarcoma terms now take precedence, because histology beats site: a leiomyosarcoma of the rectum is a sarcoma, not a rectal cancer. </w:t>
+      </w:r>
+      <w:r>
+        <w:rPr>
+          <w:rFonts w:ascii="Consolas" w:cs="Consolas" w:eastAsia="Consolas" w:hAnsi="Consolas"/>
+          <w:color w:val="9A281B"/>
+          <w:sz w:val="18"/>
+          <w:szCs w:val="18"/>
+        </w:rPr>
+        <w:t xml:space="preserve">gist-not-gastric</w:t>
+      </w:r>
+      <w:r>
+        <w:t xml:space="preserve"> holds that in the evaluation set and six tests hold it in </w:t>
+      </w:r>
+      <w:r>
+        <w:rPr>
+          <w:rFonts w:ascii="Consolas" w:cs="Consolas" w:eastAsia="Consolas" w:hAnsi="Consolas"/>
+          <w:color w:val="9A281B"/>
+          <w:sz w:val="18"/>
+          <w:szCs w:val="18"/>
+        </w:rPr>
+        <w:t xml:space="preserve">patients/test_workup.py</w:t>
+      </w:r>
+      <w:r>
+        <w:t xml:space="preserve">.</w:t>
       </w:r>
     </w:p>
     <w:p>

--- a/docs/Capstone2_PRD_Surgical_Oncology_Dashboard.docx
+++ b/docs/Capstone2_PRD_Surgical_Oncology_Dashboard.docx
@@ -17344,11 +17344,39 @@
           <w:b/>
           <w:bCs/>
         </w:rPr>
-        <w:t xml:space="preserve">Status: configured and verified, not yet deployed.</w:t>
-      </w:r>
-      <w:r>
-        <w:t xml:space="preserve"> Nothing has been provisioned on Render, so there is no live URL. The blueprint deliberately does not carry </w:t>
-      </w:r>
+        <w:t xml:space="preserve">What the deployed instance cannot do.</w:t>
+      </w:r>
+      <w:r>
+        <w:t xml:space="preserve"> It has no guideline index. Building one needs the KHCC and NCCN PDFs, which are licensed and git-ignored, and the repository is public — so the guideline brain and the agentic self-check report themselves </w:t>
+      </w:r>
+      <w:r>
+        <w:rPr>
+          <w:b/>
+          <w:bCs/>
+        </w:rPr>
+        <w:t xml:space="preserve">unavailable</w:t>
+      </w:r>
+      <w:r>
+        <w:t xml:space="preserve"> there. That is the honest failure: not a refusal, which would claim the guidelines were consulted and had nothing to say. Everything else runs, including the peri-operative check, whose rule table is a CSV in the repository.</w:t>
+      </w:r>
+    </w:p>
+    <w:p>
+      <w:pPr>
+        <w:spacing w:after="130" w:line="276"/>
+      </w:pPr>
+      <w:r>
+        <w:t xml:space="preserve">Three details the blueprint gets right for reasons worth recording:</w:t>
+      </w:r>
+    </w:p>
+    <w:p>
+      <w:pPr>
+        <w:pStyle w:val="ListParagraph"/>
+        <w:numPr>
+          <w:ilvl w:val="0"/>
+          <w:numId w:val="2"/>
+        </w:numPr>
+        <w:spacing w:after="80" w:line="276"/>
+      </w:pPr>
       <w:r>
         <w:rPr>
           <w:rFonts w:ascii="Consolas" w:cs="Consolas" w:eastAsia="Consolas" w:hAnsi="Consolas"/>
@@ -17356,10 +17384,123 @@
           <w:sz w:val="18"/>
           <w:szCs w:val="18"/>
         </w:rPr>
+        <w:t xml:space="preserve">build.sh</w:t>
+      </w:r>
+      <w:r>
+        <w:t xml:space="preserve"> is committed </w:t>
+      </w:r>
+      <w:r>
+        <w:rPr>
+          <w:b/>
+          <w:bCs/>
+        </w:rPr>
+        <w:t xml:space="preserve">executable and LF-terminated</w:t>
+      </w:r>
+      <w:r>
+        <w:t xml:space="preserve"> (</w:t>
+      </w:r>
+      <w:r>
+        <w:rPr>
+          <w:rFonts w:ascii="Consolas" w:cs="Consolas" w:eastAsia="Consolas" w:hAnsi="Consolas"/>
+          <w:color w:val="9A281B"/>
+          <w:sz w:val="18"/>
+          <w:szCs w:val="18"/>
+        </w:rPr>
+        <w:t xml:space="preserve">.gitattributes</w:t>
+      </w:r>
+      <w:r>
+        <w:t xml:space="preserve"> pins it). A shell script committed with CRLF fails on Linux with "bad interpreter", and a non-executable one fails Render's </w:t>
+      </w:r>
+      <w:r>
+        <w:rPr>
+          <w:rFonts w:ascii="Consolas" w:cs="Consolas" w:eastAsia="Consolas" w:hAnsi="Consolas"/>
+          <w:color w:val="9A281B"/>
+          <w:sz w:val="18"/>
+          <w:szCs w:val="18"/>
+        </w:rPr>
+        <w:t xml:space="preserve">./build.sh</w:t>
+      </w:r>
+      <w:r>
+        <w:t xml:space="preserve"> outright.</w:t>
+      </w:r>
+    </w:p>
+    <w:p>
+      <w:pPr>
+        <w:pStyle w:val="ListParagraph"/>
+        <w:numPr>
+          <w:ilvl w:val="0"/>
+          <w:numId w:val="2"/>
+        </w:numPr>
+        <w:spacing w:after="80" w:line="276"/>
+      </w:pPr>
+      <w:r>
+        <w:rPr>
+          <w:b/>
+          <w:bCs/>
+        </w:rPr>
+        <w:t xml:space="preserve">No `healthCheckPath`.</w:t>
+      </w:r>
+      <w:r>
+        <w:t xml:space="preserve"> Render treats only a 200 as healthy, and with </w:t>
+      </w:r>
+      <w:r>
+        <w:rPr>
+          <w:rFonts w:ascii="Consolas" w:cs="Consolas" w:eastAsia="Consolas" w:hAnsi="Consolas"/>
+          <w:color w:val="9A281B"/>
+          <w:sz w:val="18"/>
+          <w:szCs w:val="18"/>
+        </w:rPr>
+        <w:t xml:space="preserve">DEBUG</w:t>
+      </w:r>
+      <w:r>
+        <w:t xml:space="preserve"> off every HTTP request is answered 301 to HTTPS — an internal probe would mark a working service unhealthy.</w:t>
+      </w:r>
+    </w:p>
+    <w:p>
+      <w:pPr>
+        <w:pStyle w:val="ListParagraph"/>
+        <w:numPr>
+          <w:ilvl w:val="0"/>
+          <w:numId w:val="2"/>
+        </w:numPr>
+        <w:spacing w:after="80" w:line="276"/>
+      </w:pPr>
+      <w:r>
+        <w:rPr>
+          <w:rFonts w:ascii="Consolas" w:cs="Consolas" w:eastAsia="Consolas" w:hAnsi="Consolas"/>
+          <w:color w:val="9A281B"/>
+          <w:sz w:val="18"/>
+          <w:szCs w:val="18"/>
+        </w:rPr>
         <w:t xml:space="preserve">OPENAI_API_KEY</w:t>
       </w:r>
       <w:r>
-        <w:t xml:space="preserve"> — that is set in the Render dashboard, and without it the AI features report "unavailable" while the rest of the pathway works.</w:t>
+        <w:t xml:space="preserve"> is deliberately </w:t>
+      </w:r>
+      <w:r>
+        <w:rPr>
+          <w:b/>
+          <w:bCs/>
+        </w:rPr>
+        <w:t xml:space="preserve">not</w:t>
+      </w:r>
+      <w:r>
+        <w:t xml:space="preserve"> in the blueprint; it is set in the Render dashboard.</w:t>
+      </w:r>
+    </w:p>
+    <w:p>
+      <w:pPr>
+        <w:spacing w:after="130" w:line="276"/>
+      </w:pPr>
+      <w:r>
+        <w:rPr>
+          <w:b/>
+          <w:bCs/>
+        </w:rPr>
+        <w:t xml:space="preserve">Status: configured and verified, not yet provisioned.</w:t>
+      </w:r>
+      <w:r>
+        <w:t xml:space="preserve"> There is no live URL.</w:t>
       </w:r>
     </w:p>
     <w:p>

--- a/docs/Capstone2_PRD_Surgical_Oncology_Dashboard.docx
+++ b/docs/Capstone2_PRD_Surgical_Oncology_Dashboard.docx
@@ -17497,10 +17497,50 @@
           <w:b/>
           <w:bCs/>
         </w:rPr>
-        <w:t xml:space="preserve">Status: configured and verified, not yet provisioned.</w:t>
-      </w:r>
-      <w:r>
-        <w:t xml:space="preserve"> There is no live URL.</w:t>
+        <w:t xml:space="preserve">Status: deployed.</w:t>
+      </w:r>
+      <w:r>
+        <w:t xml:space="preserve"> https://khcc-surgical-oncology-dashboard.onrender.com — HTTPS enforced with a</w:t>
+      </w:r>
+    </w:p>
+    <w:p>
+      <w:pPr>
+        <w:spacing w:after="130" w:line="276"/>
+      </w:pPr>
+      <w:r>
+        <w:t xml:space="preserve">301 from HTTP, secure CSRF cookie, </w:t>
+      </w:r>
+      <w:r>
+        <w:rPr>
+          <w:rFonts w:ascii="Consolas" w:cs="Consolas" w:eastAsia="Consolas" w:hAnsi="Consolas"/>
+          <w:color w:val="9A281B"/>
+          <w:sz w:val="18"/>
+          <w:szCs w:val="18"/>
+        </w:rPr>
+        <w:t xml:space="preserve">nosniff</w:t>
+      </w:r>
+      <w:r>
+        <w:t xml:space="preserve">, </w:t>
+      </w:r>
+      <w:r>
+        <w:rPr>
+          <w:rFonts w:ascii="Consolas" w:cs="Consolas" w:eastAsia="Consolas" w:hAnsi="Consolas"/>
+          <w:color w:val="9A281B"/>
+          <w:sz w:val="18"/>
+          <w:szCs w:val="18"/>
+        </w:rPr>
+        <w:t xml:space="preserve">X-Frame-Options: DENY</w:t>
+      </w:r>
+      <w:r>
+        <w:t xml:space="preserve">, static files served by WhiteNoise, PostgreSQL connected and migrated. Verified by walking the pathway on the live instance as the prep coordinator, a consultant and a fellow, and by downloading a generated deck and both workbooks from it.</w:t>
+      </w:r>
+    </w:p>
+    <w:p>
+      <w:pPr>
+        <w:spacing w:after="130" w:line="276"/>
+      </w:pPr>
+      <w:r>
+        <w:t xml:space="preserve">Two consequences of the free tier that matter for anyone following the link: the service sleeps after about fifteen minutes idle, so a cold first request takes roughly a minute, and a free Render PostgreSQL database is removed after thirty days.</w:t>
       </w:r>
     </w:p>
     <w:p>

--- a/docs/Capstone2_PRD_Surgical_Oncology_Dashboard.docx
+++ b/docs/Capstone2_PRD_Surgical_Oncology_Dashboard.docx
@@ -20877,6 +20877,50 @@
     </w:p>
     <w:p>
       <w:pPr>
+        <w:spacing w:after="130" w:line="276"/>
+      </w:pPr>
+      <w:r>
+        <w:rPr>
+          <w:b/>
+          <w:bCs/>
+        </w:rPr>
+        <w:t xml:space="preserve">Live demo: https://khcc-surgical-oncology-dashboard.onrender.com</w:t>
+      </w:r>
+      <w:r>
+        <w:t xml:space="preserve"> — sign in as</w:t>
+      </w:r>
+    </w:p>
+    <w:p>
+      <w:pPr>
+        <w:spacing w:after="130" w:line="276"/>
+      </w:pPr>
+      <w:r>
+        <w:rPr>
+          <w:rFonts w:ascii="Consolas" w:cs="Consolas" w:eastAsia="Consolas" w:hAnsi="Consolas"/>
+          <w:color w:val="9A281B"/>
+          <w:sz w:val="18"/>
+          <w:szCs w:val="18"/>
+        </w:rPr>
+        <w:t xml:space="preserve">prep1</w:t>
+      </w:r>
+      <w:r>
+        <w:t xml:space="preserve"> / </w:t>
+      </w:r>
+      <w:r>
+        <w:rPr>
+          <w:rFonts w:ascii="Consolas" w:cs="Consolas" w:eastAsia="Consolas" w:hAnsi="Consolas"/>
+          <w:color w:val="9A281B"/>
+          <w:sz w:val="18"/>
+          <w:szCs w:val="18"/>
+        </w:rPr>
+        <w:t xml:space="preserve">demo1234</w:t>
+      </w:r>
+      <w:r>
+        <w:t xml:space="preserve">. On Render's free tier the service sleeps after about fifteen minutes idle, so a first request can take a minute; the free database is removed after thirty days.</w:t>
+      </w:r>
+    </w:p>
+    <w:p>
+      <w:pPr>
         <w:shd w:fill="F2F5F5" w:val="clear"/>
         <w:spacing w:after="0" w:before="140"/>
         <w:ind w:left="200"/>
@@ -21021,10 +21065,724 @@
     </w:p>
     <w:p>
       <w:pPr>
+        <w:pStyle w:val="Heading3"/>
+        <w:keepNext/>
+        <w:spacing w:after="130" w:before="260"/>
+      </w:pPr>
+      <w:r>
+        <w:t xml:space="preserve">Demo accounts</w:t>
+      </w:r>
+    </w:p>
+    <w:p>
+      <w:pPr>
         <w:spacing w:after="130" w:line="276"/>
       </w:pPr>
       <w:r>
-        <w:t xml:space="preserve">Demo logins, password </w:t>
+        <w:t xml:space="preserve">The same accounts work locally and on the deployed instance.</w:t>
+      </w:r>
+    </w:p>
+    <w:tbl>
+      <w:tblPr>
+        <w:tblW w:type="dxa" w:w="10080"/>
+        <w:tblBorders>
+          <w:top w:val="single" w:color="auto" w:sz="4"/>
+          <w:left w:val="single" w:color="auto" w:sz="4"/>
+          <w:bottom w:val="single" w:color="auto" w:sz="4"/>
+          <w:right w:val="single" w:color="auto" w:sz="4"/>
+          <w:insideH w:val="single" w:color="auto" w:sz="4"/>
+          <w:insideV w:val="single" w:color="auto" w:sz="4"/>
+        </w:tblBorders>
+      </w:tblPr>
+      <w:tblGrid>
+        <w:gridCol w:w="3360"/>
+        <w:gridCol w:w="3360"/>
+        <w:gridCol w:w="3360"/>
+      </w:tblGrid>
+      <w:tr>
+        <w:trPr>
+          <w:tblHeader/>
+        </w:trPr>
+        <w:tc>
+          <w:tcPr>
+            <w:tcW w:type="dxa" w:w="3360"/>
+            <w:shd w:fill="028090" w:val="clear"/>
+            <w:tcMar>
+              <w:top w:type="dxa" w:w="70"/>
+              <w:left w:type="dxa" w:w="110"/>
+              <w:bottom w:type="dxa" w:w="70"/>
+              <w:right w:type="dxa" w:w="110"/>
+            </w:tcMar>
+          </w:tcPr>
+          <w:p>
+            <w:pPr>
+              <w:spacing w:after="0" w:line="250"/>
+            </w:pPr>
+            <w:r>
+              <w:rPr>
+                <w:b/>
+                <w:bCs/>
+                <w:color w:val="FFFFFF"/>
+                <w:sz w:val="18"/>
+                <w:szCs w:val="18"/>
+              </w:rPr>
+              <w:t xml:space="preserve">Account</w:t>
+            </w:r>
+          </w:p>
+        </w:tc>
+        <w:tc>
+          <w:tcPr>
+            <w:tcW w:type="dxa" w:w="3360"/>
+            <w:shd w:fill="028090" w:val="clear"/>
+            <w:tcMar>
+              <w:top w:type="dxa" w:w="70"/>
+              <w:left w:type="dxa" w:w="110"/>
+              <w:bottom w:type="dxa" w:w="70"/>
+              <w:right w:type="dxa" w:w="110"/>
+            </w:tcMar>
+          </w:tcPr>
+          <w:p>
+            <w:pPr>
+              <w:spacing w:after="0" w:line="250"/>
+            </w:pPr>
+            <w:r>
+              <w:rPr>
+                <w:b/>
+                <w:bCs/>
+                <w:color w:val="FFFFFF"/>
+                <w:sz w:val="18"/>
+                <w:szCs w:val="18"/>
+              </w:rPr>
+              <w:t xml:space="preserve">Role</w:t>
+            </w:r>
+          </w:p>
+        </w:tc>
+        <w:tc>
+          <w:tcPr>
+            <w:tcW w:type="dxa" w:w="3360"/>
+            <w:shd w:fill="028090" w:val="clear"/>
+            <w:tcMar>
+              <w:top w:type="dxa" w:w="70"/>
+              <w:left w:type="dxa" w:w="110"/>
+              <w:bottom w:type="dxa" w:w="70"/>
+              <w:right w:type="dxa" w:w="110"/>
+            </w:tcMar>
+          </w:tcPr>
+          <w:p>
+            <w:pPr>
+              <w:spacing w:after="0" w:line="250"/>
+            </w:pPr>
+            <w:r>
+              <w:rPr>
+                <w:b/>
+                <w:bCs/>
+                <w:color w:val="FFFFFF"/>
+                <w:sz w:val="18"/>
+                <w:szCs w:val="18"/>
+              </w:rPr>
+              <w:t xml:space="preserve">What it shows</w:t>
+            </w:r>
+          </w:p>
+        </w:tc>
+      </w:tr>
+      <w:tr>
+        <w:tc>
+          <w:tcPr>
+            <w:tcW w:type="dxa" w:w="3360"/>
+            <w:shd w:fill="FFFFFF" w:val="clear"/>
+            <w:tcMar>
+              <w:top w:type="dxa" w:w="70"/>
+              <w:left w:type="dxa" w:w="110"/>
+              <w:bottom w:type="dxa" w:w="70"/>
+              <w:right w:type="dxa" w:w="110"/>
+            </w:tcMar>
+          </w:tcPr>
+          <w:p>
+            <w:pPr>
+              <w:spacing w:after="0" w:line="250"/>
+            </w:pPr>
+            <w:r>
+              <w:rPr>
+                <w:rFonts w:ascii="Consolas" w:cs="Consolas" w:eastAsia="Consolas" w:hAnsi="Consolas"/>
+                <w:color w:val="9A281B"/>
+                <w:sz w:val="18"/>
+                <w:szCs w:val="18"/>
+              </w:rPr>
+              <w:t xml:space="preserve">prep1</w:t>
+            </w:r>
+          </w:p>
+        </w:tc>
+        <w:tc>
+          <w:tcPr>
+            <w:tcW w:type="dxa" w:w="3360"/>
+            <w:shd w:fill="FFFFFF" w:val="clear"/>
+            <w:tcMar>
+              <w:top w:type="dxa" w:w="70"/>
+              <w:left w:type="dxa" w:w="110"/>
+              <w:bottom w:type="dxa" w:w="70"/>
+              <w:right w:type="dxa" w:w="110"/>
+            </w:tcMar>
+          </w:tcPr>
+          <w:p>
+            <w:pPr>
+              <w:spacing w:after="0" w:line="250"/>
+            </w:pPr>
+            <w:r>
+              <w:rPr>
+                <w:sz w:val="18"/>
+                <w:szCs w:val="18"/>
+              </w:rPr>
+              <w:t xml:space="preserve">Prep-clinic coordinator</w:t>
+            </w:r>
+          </w:p>
+        </w:tc>
+        <w:tc>
+          <w:tcPr>
+            <w:tcW w:type="dxa" w:w="3360"/>
+            <w:shd w:fill="FFFFFF" w:val="clear"/>
+            <w:tcMar>
+              <w:top w:type="dxa" w:w="70"/>
+              <w:left w:type="dxa" w:w="110"/>
+              <w:bottom w:type="dxa" w:w="70"/>
+              <w:right w:type="dxa" w:w="110"/>
+            </w:tcMar>
+          </w:tcPr>
+          <w:p>
+            <w:pPr>
+              <w:spacing w:after="0" w:line="250"/>
+            </w:pPr>
+            <w:r>
+              <w:rPr>
+                <w:sz w:val="18"/>
+                <w:szCs w:val="18"/>
+              </w:rPr>
+              <w:t xml:space="preserve">The handover queue, grouped by team. Registers patients. Weekly and monthly Excel reports</w:t>
+            </w:r>
+          </w:p>
+        </w:tc>
+      </w:tr>
+      <w:tr>
+        <w:tc>
+          <w:tcPr>
+            <w:tcW w:type="dxa" w:w="3360"/>
+            <w:shd w:fill="FFFFFF" w:val="clear"/>
+            <w:tcMar>
+              <w:top w:type="dxa" w:w="70"/>
+              <w:left w:type="dxa" w:w="110"/>
+              <w:bottom w:type="dxa" w:w="70"/>
+              <w:right w:type="dxa" w:w="110"/>
+            </w:tcMar>
+          </w:tcPr>
+          <w:p>
+            <w:pPr>
+              <w:spacing w:after="0" w:line="250"/>
+            </w:pPr>
+            <w:r>
+              <w:rPr>
+                <w:rFonts w:ascii="Consolas" w:cs="Consolas" w:eastAsia="Consolas" w:hAnsi="Consolas"/>
+                <w:color w:val="9A281B"/>
+                <w:sz w:val="18"/>
+                <w:szCs w:val="18"/>
+              </w:rPr>
+              <w:t xml:space="preserve">chair1</w:t>
+            </w:r>
+          </w:p>
+        </w:tc>
+        <w:tc>
+          <w:tcPr>
+            <w:tcW w:type="dxa" w:w="3360"/>
+            <w:shd w:fill="FFFFFF" w:val="clear"/>
+            <w:tcMar>
+              <w:top w:type="dxa" w:w="70"/>
+              <w:left w:type="dxa" w:w="110"/>
+              <w:bottom w:type="dxa" w:w="70"/>
+              <w:right w:type="dxa" w:w="110"/>
+            </w:tcMar>
+          </w:tcPr>
+          <w:p>
+            <w:pPr>
+              <w:spacing w:after="0" w:line="250"/>
+            </w:pPr>
+            <w:r>
+              <w:rPr>
+                <w:sz w:val="18"/>
+                <w:szCs w:val="18"/>
+              </w:rPr>
+              <w:t xml:space="preserve">Chairman</w:t>
+            </w:r>
+          </w:p>
+        </w:tc>
+        <w:tc>
+          <w:tcPr>
+            <w:tcW w:type="dxa" w:w="3360"/>
+            <w:shd w:fill="FFFFFF" w:val="clear"/>
+            <w:tcMar>
+              <w:top w:type="dxa" w:w="70"/>
+              <w:left w:type="dxa" w:w="110"/>
+              <w:bottom w:type="dxa" w:w="70"/>
+              <w:right w:type="dxa" w:w="110"/>
+            </w:tcMar>
+          </w:tcPr>
+          <w:p>
+            <w:pPr>
+              <w:spacing w:after="0" w:line="250"/>
+            </w:pPr>
+            <w:r>
+              <w:rPr>
+                <w:sz w:val="18"/>
+                <w:szCs w:val="18"/>
+              </w:rPr>
+              <w:t xml:space="preserve">All 12 patients across every team, and the reports</w:t>
+            </w:r>
+          </w:p>
+        </w:tc>
+      </w:tr>
+      <w:tr>
+        <w:tc>
+          <w:tcPr>
+            <w:tcW w:type="dxa" w:w="3360"/>
+            <w:shd w:fill="FFFFFF" w:val="clear"/>
+            <w:tcMar>
+              <w:top w:type="dxa" w:w="70"/>
+              <w:left w:type="dxa" w:w="110"/>
+              <w:bottom w:type="dxa" w:w="70"/>
+              <w:right w:type="dxa" w:w="110"/>
+            </w:tcMar>
+          </w:tcPr>
+          <w:p>
+            <w:pPr>
+              <w:spacing w:after="0" w:line="250"/>
+            </w:pPr>
+            <w:r>
+              <w:rPr>
+                <w:rFonts w:ascii="Consolas" w:cs="Consolas" w:eastAsia="Consolas" w:hAnsi="Consolas"/>
+                <w:color w:val="9A281B"/>
+                <w:sz w:val="18"/>
+                <w:szCs w:val="18"/>
+              </w:rPr>
+              <w:t xml:space="preserve">coord2</w:t>
+            </w:r>
+          </w:p>
+        </w:tc>
+        <w:tc>
+          <w:tcPr>
+            <w:tcW w:type="dxa" w:w="3360"/>
+            <w:shd w:fill="FFFFFF" w:val="clear"/>
+            <w:tcMar>
+              <w:top w:type="dxa" w:w="70"/>
+              <w:left w:type="dxa" w:w="110"/>
+              <w:bottom w:type="dxa" w:w="70"/>
+              <w:right w:type="dxa" w:w="110"/>
+            </w:tcMar>
+          </w:tcPr>
+          <w:p>
+            <w:pPr>
+              <w:spacing w:after="0" w:line="250"/>
+            </w:pPr>
+            <w:r>
+              <w:rPr>
+                <w:sz w:val="18"/>
+                <w:szCs w:val="18"/>
+              </w:rPr>
+              <w:t xml:space="preserve">Team nurse coordinator</w:t>
+            </w:r>
+          </w:p>
+        </w:tc>
+        <w:tc>
+          <w:tcPr>
+            <w:tcW w:type="dxa" w:w="3360"/>
+            <w:shd w:fill="FFFFFF" w:val="clear"/>
+            <w:tcMar>
+              <w:top w:type="dxa" w:w="70"/>
+              <w:left w:type="dxa" w:w="110"/>
+              <w:bottom w:type="dxa" w:w="70"/>
+              <w:right w:type="dxa" w:w="110"/>
+            </w:tcMar>
+          </w:tcPr>
+          <w:p>
+            <w:pPr>
+              <w:spacing w:after="0" w:line="250"/>
+            </w:pPr>
+            <w:r>
+              <w:rPr>
+                <w:sz w:val="18"/>
+                <w:szCs w:val="18"/>
+              </w:rPr>
+              <w:t xml:space="preserve">Dr. Amro Mureb's team. Lists patients for MDC and for surgery; assigns fellows to a rotation</w:t>
+            </w:r>
+          </w:p>
+        </w:tc>
+      </w:tr>
+      <w:tr>
+        <w:tc>
+          <w:tcPr>
+            <w:tcW w:type="dxa" w:w="3360"/>
+            <w:shd w:fill="FFFFFF" w:val="clear"/>
+            <w:tcMar>
+              <w:top w:type="dxa" w:w="70"/>
+              <w:left w:type="dxa" w:w="110"/>
+              <w:bottom w:type="dxa" w:w="70"/>
+              <w:right w:type="dxa" w:w="110"/>
+            </w:tcMar>
+          </w:tcPr>
+          <w:p>
+            <w:pPr>
+              <w:spacing w:after="0" w:line="250"/>
+            </w:pPr>
+            <w:r>
+              <w:rPr>
+                <w:rFonts w:ascii="Consolas" w:cs="Consolas" w:eastAsia="Consolas" w:hAnsi="Consolas"/>
+                <w:color w:val="9A281B"/>
+                <w:sz w:val="18"/>
+                <w:szCs w:val="18"/>
+              </w:rPr>
+              <w:t xml:space="preserve">cons2</w:t>
+            </w:r>
+          </w:p>
+        </w:tc>
+        <w:tc>
+          <w:tcPr>
+            <w:tcW w:type="dxa" w:w="3360"/>
+            <w:shd w:fill="FFFFFF" w:val="clear"/>
+            <w:tcMar>
+              <w:top w:type="dxa" w:w="70"/>
+              <w:left w:type="dxa" w:w="110"/>
+              <w:bottom w:type="dxa" w:w="70"/>
+              <w:right w:type="dxa" w:w="110"/>
+            </w:tcMar>
+          </w:tcPr>
+          <w:p>
+            <w:pPr>
+              <w:spacing w:after="0" w:line="250"/>
+            </w:pPr>
+            <w:r>
+              <w:rPr>
+                <w:sz w:val="18"/>
+                <w:szCs w:val="18"/>
+              </w:rPr>
+              <w:t xml:space="preserve">Consultant</w:t>
+            </w:r>
+          </w:p>
+        </w:tc>
+        <w:tc>
+          <w:tcPr>
+            <w:tcW w:type="dxa" w:w="3360"/>
+            <w:shd w:fill="FFFFFF" w:val="clear"/>
+            <w:tcMar>
+              <w:top w:type="dxa" w:w="70"/>
+              <w:left w:type="dxa" w:w="110"/>
+              <w:bottom w:type="dxa" w:w="70"/>
+              <w:right w:type="dxa" w:w="110"/>
+            </w:tcMar>
+          </w:tcPr>
+          <w:p>
+            <w:pPr>
+              <w:spacing w:after="0" w:line="250"/>
+            </w:pPr>
+            <w:r>
+              <w:rPr>
+                <w:sz w:val="18"/>
+                <w:szCs w:val="18"/>
+              </w:rPr>
+              <w:t xml:space="preserve">Dr. Amro Mureb's team, and the team page</w:t>
+            </w:r>
+          </w:p>
+        </w:tc>
+      </w:tr>
+      <w:tr>
+        <w:tc>
+          <w:tcPr>
+            <w:tcW w:type="dxa" w:w="3360"/>
+            <w:shd w:fill="FFFFFF" w:val="clear"/>
+            <w:tcMar>
+              <w:top w:type="dxa" w:w="70"/>
+              <w:left w:type="dxa" w:w="110"/>
+              <w:bottom w:type="dxa" w:w="70"/>
+              <w:right w:type="dxa" w:w="110"/>
+            </w:tcMar>
+          </w:tcPr>
+          <w:p>
+            <w:pPr>
+              <w:spacing w:after="0" w:line="250"/>
+            </w:pPr>
+            <w:r>
+              <w:rPr>
+                <w:rFonts w:ascii="Consolas" w:cs="Consolas" w:eastAsia="Consolas" w:hAnsi="Consolas"/>
+                <w:color w:val="9A281B"/>
+                <w:sz w:val="18"/>
+                <w:szCs w:val="18"/>
+              </w:rPr>
+              <w:t xml:space="preserve">fellow1</w:t>
+            </w:r>
+          </w:p>
+        </w:tc>
+        <w:tc>
+          <w:tcPr>
+            <w:tcW w:type="dxa" w:w="3360"/>
+            <w:shd w:fill="FFFFFF" w:val="clear"/>
+            <w:tcMar>
+              <w:top w:type="dxa" w:w="70"/>
+              <w:left w:type="dxa" w:w="110"/>
+              <w:bottom w:type="dxa" w:w="70"/>
+              <w:right w:type="dxa" w:w="110"/>
+            </w:tcMar>
+          </w:tcPr>
+          <w:p>
+            <w:pPr>
+              <w:spacing w:after="0" w:line="250"/>
+            </w:pPr>
+            <w:r>
+              <w:rPr>
+                <w:sz w:val="18"/>
+                <w:szCs w:val="18"/>
+              </w:rPr>
+              <w:t xml:space="preserve">Fellow</w:t>
+            </w:r>
+          </w:p>
+        </w:tc>
+        <w:tc>
+          <w:tcPr>
+            <w:tcW w:type="dxa" w:w="3360"/>
+            <w:shd w:fill="FFFFFF" w:val="clear"/>
+            <w:tcMar>
+              <w:top w:type="dxa" w:w="70"/>
+              <w:left w:type="dxa" w:w="110"/>
+              <w:bottom w:type="dxa" w:w="70"/>
+              <w:right w:type="dxa" w:w="110"/>
+            </w:tcMar>
+          </w:tcPr>
+          <w:p>
+            <w:pPr>
+              <w:spacing w:after="0" w:line="250"/>
+            </w:pPr>
+            <w:r>
+              <w:rPr>
+                <w:sz w:val="18"/>
+                <w:szCs w:val="18"/>
+              </w:rPr>
+              <w:t xml:space="preserve">Dr. Amro Mureb's team, via a current rotation. Runs the workup, records decisions, builds slides</w:t>
+            </w:r>
+          </w:p>
+        </w:tc>
+      </w:tr>
+      <w:tr>
+        <w:tc>
+          <w:tcPr>
+            <w:tcW w:type="dxa" w:w="3360"/>
+            <w:shd w:fill="FFFFFF" w:val="clear"/>
+            <w:tcMar>
+              <w:top w:type="dxa" w:w="70"/>
+              <w:left w:type="dxa" w:w="110"/>
+              <w:bottom w:type="dxa" w:w="70"/>
+              <w:right w:type="dxa" w:w="110"/>
+            </w:tcMar>
+          </w:tcPr>
+          <w:p>
+            <w:pPr>
+              <w:spacing w:after="0" w:line="250"/>
+            </w:pPr>
+            <w:r>
+              <w:rPr>
+                <w:rFonts w:ascii="Consolas" w:cs="Consolas" w:eastAsia="Consolas" w:hAnsi="Consolas"/>
+                <w:color w:val="9A281B"/>
+                <w:sz w:val="18"/>
+                <w:szCs w:val="18"/>
+              </w:rPr>
+              <w:t xml:space="preserve">coord1</w:t>
+            </w:r>
+            <w:r>
+              <w:rPr>
+                <w:sz w:val="18"/>
+                <w:szCs w:val="18"/>
+              </w:rPr>
+              <w:t xml:space="preserve"> / </w:t>
+            </w:r>
+            <w:r>
+              <w:rPr>
+                <w:rFonts w:ascii="Consolas" w:cs="Consolas" w:eastAsia="Consolas" w:hAnsi="Consolas"/>
+                <w:color w:val="9A281B"/>
+                <w:sz w:val="18"/>
+                <w:szCs w:val="18"/>
+              </w:rPr>
+              <w:t xml:space="preserve">cons1</w:t>
+            </w:r>
+            <w:r>
+              <w:rPr>
+                <w:sz w:val="18"/>
+                <w:szCs w:val="18"/>
+              </w:rPr>
+              <w:t xml:space="preserve"> / </w:t>
+            </w:r>
+            <w:r>
+              <w:rPr>
+                <w:rFonts w:ascii="Consolas" w:cs="Consolas" w:eastAsia="Consolas" w:hAnsi="Consolas"/>
+                <w:color w:val="9A281B"/>
+                <w:sz w:val="18"/>
+                <w:szCs w:val="18"/>
+              </w:rPr>
+              <w:t xml:space="preserve">fellow2</w:t>
+            </w:r>
+          </w:p>
+        </w:tc>
+        <w:tc>
+          <w:tcPr>
+            <w:tcW w:type="dxa" w:w="3360"/>
+            <w:shd w:fill="FFFFFF" w:val="clear"/>
+            <w:tcMar>
+              <w:top w:type="dxa" w:w="70"/>
+              <w:left w:type="dxa" w:w="110"/>
+              <w:bottom w:type="dxa" w:w="70"/>
+              <w:right w:type="dxa" w:w="110"/>
+            </w:tcMar>
+          </w:tcPr>
+          <w:p>
+            <w:pPr>
+              <w:spacing w:after="0" w:line="250"/>
+            </w:pPr>
+            <w:r>
+              <w:rPr>
+                <w:sz w:val="18"/>
+                <w:szCs w:val="18"/>
+              </w:rPr>
+              <w:t xml:space="preserve">The same three roles</w:t>
+            </w:r>
+          </w:p>
+        </w:tc>
+        <w:tc>
+          <w:tcPr>
+            <w:tcW w:type="dxa" w:w="3360"/>
+            <w:shd w:fill="FFFFFF" w:val="clear"/>
+            <w:tcMar>
+              <w:top w:type="dxa" w:w="70"/>
+              <w:left w:type="dxa" w:w="110"/>
+              <w:bottom w:type="dxa" w:w="70"/>
+              <w:right w:type="dxa" w:w="110"/>
+            </w:tcMar>
+          </w:tcPr>
+          <w:p>
+            <w:pPr>
+              <w:spacing w:after="0" w:line="250"/>
+            </w:pPr>
+            <w:r>
+              <w:rPr>
+                <w:sz w:val="18"/>
+                <w:szCs w:val="18"/>
+              </w:rPr>
+              <w:t xml:space="preserve">Dr. Fade Alawneh's breast team — useful for checking that one team cannot see another</w:t>
+            </w:r>
+          </w:p>
+        </w:tc>
+      </w:tr>
+      <w:tr>
+        <w:tc>
+          <w:tcPr>
+            <w:tcW w:type="dxa" w:w="3360"/>
+            <w:shd w:fill="FFFFFF" w:val="clear"/>
+            <w:tcMar>
+              <w:top w:type="dxa" w:w="70"/>
+              <w:left w:type="dxa" w:w="110"/>
+              <w:bottom w:type="dxa" w:w="70"/>
+              <w:right w:type="dxa" w:w="110"/>
+            </w:tcMar>
+          </w:tcPr>
+          <w:p>
+            <w:pPr>
+              <w:spacing w:after="0" w:line="250"/>
+            </w:pPr>
+            <w:r>
+              <w:rPr>
+                <w:rFonts w:ascii="Consolas" w:cs="Consolas" w:eastAsia="Consolas" w:hAnsi="Consolas"/>
+                <w:color w:val="9A281B"/>
+                <w:sz w:val="18"/>
+                <w:szCs w:val="18"/>
+              </w:rPr>
+              <w:t xml:space="preserve">mdc1</w:t>
+            </w:r>
+          </w:p>
+        </w:tc>
+        <w:tc>
+          <w:tcPr>
+            <w:tcW w:type="dxa" w:w="3360"/>
+            <w:shd w:fill="FFFFFF" w:val="clear"/>
+            <w:tcMar>
+              <w:top w:type="dxa" w:w="70"/>
+              <w:left w:type="dxa" w:w="110"/>
+              <w:bottom w:type="dxa" w:w="70"/>
+              <w:right w:type="dxa" w:w="110"/>
+            </w:tcMar>
+          </w:tcPr>
+          <w:p>
+            <w:pPr>
+              <w:spacing w:after="0" w:line="250"/>
+            </w:pPr>
+            <w:r>
+              <w:rPr>
+                <w:sz w:val="18"/>
+                <w:szCs w:val="18"/>
+              </w:rPr>
+              <w:t xml:space="preserve">MDC coordinator</w:t>
+            </w:r>
+          </w:p>
+        </w:tc>
+        <w:tc>
+          <w:tcPr>
+            <w:tcW w:type="dxa" w:w="3360"/>
+            <w:shd w:fill="FFFFFF" w:val="clear"/>
+            <w:tcMar>
+              <w:top w:type="dxa" w:w="70"/>
+              <w:left w:type="dxa" w:w="110"/>
+              <w:bottom w:type="dxa" w:w="70"/>
+              <w:right w:type="dxa" w:w="110"/>
+            </w:tcMar>
+          </w:tcPr>
+          <w:p>
+            <w:pPr>
+              <w:spacing w:after="0" w:line="250"/>
+            </w:pPr>
+            <w:r>
+              <w:rPr>
+                <w:sz w:val="18"/>
+                <w:szCs w:val="18"/>
+              </w:rPr>
+              <w:t xml:space="preserve">Only the patients listed on the Breast MDC</w:t>
+            </w:r>
+          </w:p>
+        </w:tc>
+      </w:tr>
+    </w:tbl>
+    <w:p>
+      <w:pPr>
+        <w:spacing w:after="160"/>
+      </w:pPr>
+      <w:r>
+        <w:t xml:space="preserve"/>
+      </w:r>
+    </w:p>
+    <w:p>
+      <w:pPr>
+        <w:spacing w:after="130" w:line="276"/>
+      </w:pPr>
+      <w:r>
+        <w:t xml:space="preserve">All nine use the password </w:t>
+      </w:r>
+      <w:r>
+        <w:rPr>
+          <w:b/>
+          <w:bCs/>
+        </w:rPr>
+        <w:t xml:space="preserve">`demo1234`</w:t>
+      </w:r>
+      <w:r>
+        <w:t xml:space="preserve">, and all nine were checked against the deployed instance. There is deliberately </w:t>
+      </w:r>
+      <w:r>
+        <w:rPr>
+          <w:b/>
+          <w:bCs/>
+        </w:rPr>
+        <w:t xml:space="preserve">no superuser</w:t>
+      </w:r>
+      <w:r>
+        <w:t xml:space="preserve">, so </w:t>
       </w:r>
       <w:r>
         <w:rPr>
@@ -21033,82 +21791,10 @@
           <w:sz w:val="18"/>
           <w:szCs w:val="18"/>
         </w:rPr>
-        <w:t xml:space="preserve">demo1234</w:t>
-      </w:r>
-      <w:r>
-        <w:t xml:space="preserve">: </w:t>
-      </w:r>
-      <w:r>
-        <w:rPr>
-          <w:rFonts w:ascii="Consolas" w:cs="Consolas" w:eastAsia="Consolas" w:hAnsi="Consolas"/>
-          <w:color w:val="9A281B"/>
-          <w:sz w:val="18"/>
-          <w:szCs w:val="18"/>
-        </w:rPr>
-        <w:t xml:space="preserve">prep1</w:t>
-      </w:r>
-      <w:r>
-        <w:t xml:space="preserve"> (prep coordinator), </w:t>
-      </w:r>
-      <w:r>
-        <w:rPr>
-          <w:rFonts w:ascii="Consolas" w:cs="Consolas" w:eastAsia="Consolas" w:hAnsi="Consolas"/>
-          <w:color w:val="9A281B"/>
-          <w:sz w:val="18"/>
-          <w:szCs w:val="18"/>
-        </w:rPr>
-        <w:t xml:space="preserve">chair1</w:t>
-      </w:r>
-      <w:r>
-        <w:t xml:space="preserve"> (chairman), </w:t>
-      </w:r>
-      <w:r>
-        <w:rPr>
-          <w:rFonts w:ascii="Consolas" w:cs="Consolas" w:eastAsia="Consolas" w:hAnsi="Consolas"/>
-          <w:color w:val="9A281B"/>
-          <w:sz w:val="18"/>
-          <w:szCs w:val="18"/>
-        </w:rPr>
-        <w:t xml:space="preserve">coord2</w:t>
-      </w:r>
-      <w:r>
-        <w:t xml:space="preserve"> (team coordinator), </w:t>
-      </w:r>
-      <w:r>
-        <w:rPr>
-          <w:rFonts w:ascii="Consolas" w:cs="Consolas" w:eastAsia="Consolas" w:hAnsi="Consolas"/>
-          <w:color w:val="9A281B"/>
-          <w:sz w:val="18"/>
-          <w:szCs w:val="18"/>
-        </w:rPr>
-        <w:t xml:space="preserve">cons2</w:t>
-      </w:r>
-      <w:r>
-        <w:t xml:space="preserve"> (consultant), </w:t>
-      </w:r>
-      <w:r>
-        <w:rPr>
-          <w:rFonts w:ascii="Consolas" w:cs="Consolas" w:eastAsia="Consolas" w:hAnsi="Consolas"/>
-          <w:color w:val="9A281B"/>
-          <w:sz w:val="18"/>
-          <w:szCs w:val="18"/>
-        </w:rPr>
-        <w:t xml:space="preserve">fellow1</w:t>
-      </w:r>
-      <w:r>
-        <w:t xml:space="preserve"> (fellow), </w:t>
-      </w:r>
-      <w:r>
-        <w:rPr>
-          <w:rFonts w:ascii="Consolas" w:cs="Consolas" w:eastAsia="Consolas" w:hAnsi="Consolas"/>
-          <w:color w:val="9A281B"/>
-          <w:sz w:val="18"/>
-          <w:szCs w:val="18"/>
-        </w:rPr>
-        <w:t xml:space="preserve">mdc1</w:t>
-      </w:r>
-      <w:r>
-        <w:t xml:space="preserve"> (MDC coordinator).</w:t>
+        <w:t xml:space="preserve">/admin/</w:t>
+      </w:r>
+      <w:r>
+        <w:t xml:space="preserve"> cannot be logged into.</w:t>
       </w:r>
     </w:p>
     <w:p>
